--- a/themes/ai-native-industrial-production/insights/exports/ANIP-primer-2026-10-25.docx
+++ b/themes/ai-native-industrial-production/insights/exports/ANIP-primer-2026-10-25.docx
@@ -2,7 +2,7 @@
 <file path=word/document.xml><?xml version="1.0" encoding="utf-8"?>
 <w:document xmlns:w="http://schemas.openxmlformats.org/wordprocessingml/2006/main" xmlns:m="http://schemas.openxmlformats.org/officeDocument/2006/math" xmlns:r="http://schemas.openxmlformats.org/officeDocument/2006/relationships" xmlns:o="urn:schemas-microsoft-com:office:office" xmlns:v="urn:schemas-microsoft-com:vml" xmlns:w10="urn:schemas-microsoft-com:office:word" xmlns:a="http://schemas.openxmlformats.org/drawingml/2006/main" xmlns:pic="http://schemas.openxmlformats.org/drawingml/2006/picture" xmlns:wp="http://schemas.openxmlformats.org/drawingml/2006/wordprocessingDrawing">
   <w:body>
-    <w:bookmarkStart w:id="58" w:name="X8ec6cd472e309e2824f5e9a81f16f5ae5d7b4d7"/>
+    <w:bookmarkStart w:id="60" w:name="X8ec6cd472e309e2824f5e9a81f16f5ae5d7b4d7"/>
     <w:p>
       <w:pPr>
         <w:pStyle w:val="Heading1"/>
@@ -135,7 +135,484 @@
         </w:pict>
       </w:r>
     </w:p>
-    <w:bookmarkStart w:id="9" w:name="X5c1e3318940a6086ebd1eac19777790db355a47"/>
+    <w:bookmarkStart w:id="9" w:name="Xdfeaa1b63a5bacad7cf45586e2bf6c268244bea"/>
+    <w:p>
+      <w:pPr>
+        <w:pStyle w:val="Heading2"/>
+      </w:pPr>
+      <w:r>
+        <w:t xml:space="preserve">0. Decision summary (read first)</w:t>
+      </w:r>
+    </w:p>
+    <w:p>
+      <w:pPr>
+        <w:pStyle w:val="FirstParagraph"/>
+      </w:pPr>
+      <w:r>
+        <w:rPr>
+          <w:b/>
+          <w:bCs/>
+        </w:rPr>
+        <w:t xml:space="preserve">Verdict [inference].</w:t>
+      </w:r>
+      <w:r>
+        <w:t xml:space="preserve"> </w:t>
+      </w:r>
+      <w:r>
+        <w:t xml:space="preserve">Back capital-light owner-operators at Series B only where speed and qualification are already paid for (Senra, Freeform, Isembard, as diligence hypotheses). Use Hadrian, Divergent and SendCutSend as benchmarks. Do not pay software multiples for job-shop economics until a company shows unit cost or quality improving with volume. Nobody in the repo shows that yet.</w:t>
+      </w:r>
+    </w:p>
+    <w:p>
+      <w:pPr>
+        <w:pStyle w:val="BodyText"/>
+      </w:pPr>
+      <w:r>
+        <w:rPr>
+          <w:b/>
+          <w:bCs/>
+        </w:rPr>
+        <w:t xml:space="preserve">What the 13 expert calls (read line by line) changed.</w:t>
+      </w:r>
+    </w:p>
+    <w:p>
+      <w:pPr>
+        <w:pStyle w:val="Compact"/>
+        <w:numPr>
+          <w:ilvl w:val="0"/>
+          <w:numId w:val="1002"/>
+        </w:numPr>
+      </w:pPr>
+      <w:r>
+        <w:rPr>
+          <w:b/>
+          <w:bCs/>
+        </w:rPr>
+        <w:t xml:space="preserve">Price is not the wedge.</w:t>
+      </w:r>
+      <w:r>
+        <w:t xml:space="preserve"> </w:t>
+      </w:r>
+      <w:r>
+        <w:t xml:space="preserve">Only Raytheon reports Hadrian cheaper [src-20250708-2aa3ad]. Three Boeing voices say parity or more: "we have actually paid probably more" (Boeing Defense head of product) [src-20260818-9b2d5c]; Hadrian priced at "PCC or slightly more" (Boeing strategy/M&amp;A lead) [src-20250712-e5e110]. A Northrop GM: "Cost is secondary. Cost is driven usually by schedule" [src-20250707-3b7a46]. The premium buyers pay is for speed.</w:t>
+      </w:r>
+    </w:p>
+    <w:p>
+      <w:pPr>
+        <w:pStyle w:val="Compact"/>
+        <w:numPr>
+          <w:ilvl w:val="0"/>
+          <w:numId w:val="1002"/>
+        </w:numPr>
+      </w:pPr>
+      <w:r>
+        <w:rPr>
+          <w:b/>
+          <w:bCs/>
+        </w:rPr>
+        <w:t xml:space="preserve">Quality at complexity is the open risk.</w:t>
+      </w:r>
+      <w:r>
+        <w:t xml:space="preserve"> </w:t>
+      </w:r>
+      <w:r>
+        <w:t xml:space="preserve">"None of their parts right now are flying" (Boeing Defense) [src-20260818-9b2d5c]. "We haven't received parts back that matched the specification" (PI, ex-Anduril hardware) [src-20250709-43486e].</w:t>
+      </w:r>
+    </w:p>
+    <w:p>
+      <w:pPr>
+        <w:pStyle w:val="Compact"/>
+        <w:numPr>
+          <w:ilvl w:val="0"/>
+          <w:numId w:val="1002"/>
+        </w:numPr>
+      </w:pPr>
+      <w:r>
+        <w:rPr>
+          <w:b/>
+          <w:bCs/>
+        </w:rPr>
+        <w:t xml:space="preserve">Share per customer is capped by design.</w:t>
+      </w:r>
+      <w:r>
+        <w:t xml:space="preserve"> </w:t>
+      </w:r>
+      <w:r>
+        <w:t xml:space="preserve">SpaceX caps a shop at about 1/3 of its revenue (ex-Hadrian head of engineering) [src-20250708-342eaf]. After a PCC factory fire, Boeing "will never" concentrate one part family on one supplier [src-20260818-9b2d5c]. Revenue per customer has a ceiling, so growth needs many primes [inference].</w:t>
+      </w:r>
+    </w:p>
+    <w:p>
+      <w:pPr>
+        <w:pStyle w:val="Compact"/>
+        <w:numPr>
+          <w:ilvl w:val="0"/>
+          <w:numId w:val="1002"/>
+        </w:numPr>
+      </w:pPr>
+      <w:r>
+        <w:rPr>
+          <w:b/>
+          <w:bCs/>
+        </w:rPr>
+        <w:t xml:space="preserve">The moat is workflow plus qualification, and AI CAM is coming from below.</w:t>
+      </w:r>
+      <w:r>
+        <w:t xml:space="preserve"> </w:t>
+      </w:r>
+      <w:r>
+        <w:t xml:space="preserve">Insiders say the edge is the Opus MES plus factory design, not toolpath AI [src-20260817-8867f2][src-20261004-9b47f5]. CloudNC sells CAM Assist to every shop and tests it in its own UK factory [src-20261009-7cafd0]. Programs last about 50 years, and suppliers for a 2035 aircraft are being chosen now [src-20260818-9b2d5c].</w:t>
+      </w:r>
+    </w:p>
+    <w:p>
+      <w:pPr>
+        <w:pStyle w:val="Compact"/>
+        <w:numPr>
+          <w:ilvl w:val="0"/>
+          <w:numId w:val="1002"/>
+        </w:numPr>
+      </w:pPr>
+      <w:r>
+        <w:rPr>
+          <w:b/>
+          <w:bCs/>
+        </w:rPr>
+        <w:t xml:space="preserve">Materials-rd budgets are not growing fast.</w:t>
+      </w:r>
+      <w:r>
+        <w:t xml:space="preserve"> </w:t>
+      </w:r>
+      <w:r>
+        <w:t xml:space="preserve">A former Moderna director says buyer budgets have not grown "crazily" in 5-6 years and that the gain is a "step one productivity boost" [src-20260909-af3e60] (low). An Albert Invent director says chemical majors reject royalty models ("The short answer is no") [src-20260913-3ad55e].</w:t>
+      </w:r>
+    </w:p>
+    <w:p>
+      <w:pPr>
+        <w:pStyle w:val="FirstParagraph"/>
+      </w:pPr>
+      <w:r>
+        <w:rPr>
+          <w:b/>
+          <w:bCs/>
+        </w:rPr>
+        <w:t xml:space="preserve">Evidence on the four thesis claims</w:t>
+      </w:r>
+      <w:r>
+        <w:t xml:space="preserve"> </w:t>
+      </w:r>
+      <w:r>
+        <w:t xml:space="preserve">(claims as numbered in insights/thesis.md)</w:t>
+      </w:r>
+    </w:p>
+    <w:tbl>
+      <w:tblPr>
+        <w:tblStyle w:val="Table"/>
+        <w:tblW w:type="auto" w:w="0"/>
+        <w:tblLook w:firstRow="1" w:lastRow="0" w:firstColumn="0" w:lastColumn="0" w:noHBand="0" w:noVBand="0" w:val="0020"/>
+      </w:tblPr>
+      <w:tblGrid>
+        <w:gridCol w:w="1584"/>
+        <w:gridCol w:w="1584"/>
+        <w:gridCol w:w="1584"/>
+        <w:gridCol w:w="1584"/>
+        <w:gridCol w:w="1584"/>
+      </w:tblGrid>
+      <w:tr>
+        <w:trPr>
+          <w:tblHeader w:val="on"/>
+        </w:trPr>
+        <w:tc>
+          <w:tcPr/>
+          <w:p>
+            <w:pPr>
+              <w:pStyle w:val="Compact"/>
+            </w:pPr>
+            <w:r>
+              <w:t xml:space="preserve">#</w:t>
+            </w:r>
+          </w:p>
+        </w:tc>
+        <w:tc>
+          <w:tcPr/>
+          <w:p>
+            <w:pPr>
+              <w:pStyle w:val="Compact"/>
+            </w:pPr>
+            <w:r>
+              <w:t xml:space="preserve">Thesis claim</w:t>
+            </w:r>
+          </w:p>
+        </w:tc>
+        <w:tc>
+          <w:tcPr/>
+          <w:p>
+            <w:pPr>
+              <w:pStyle w:val="Compact"/>
+            </w:pPr>
+            <w:r>
+              <w:t xml:space="preserve">For</w:t>
+            </w:r>
+          </w:p>
+        </w:tc>
+        <w:tc>
+          <w:tcPr/>
+          <w:p>
+            <w:pPr>
+              <w:pStyle w:val="Compact"/>
+            </w:pPr>
+            <w:r>
+              <w:t xml:space="preserve">Against</w:t>
+            </w:r>
+          </w:p>
+        </w:tc>
+        <w:tc>
+          <w:tcPr/>
+          <w:p>
+            <w:pPr>
+              <w:pStyle w:val="Compact"/>
+            </w:pPr>
+            <w:r>
+              <w:t xml:space="preserve">Read [inference]</w:t>
+            </w:r>
+          </w:p>
+        </w:tc>
+      </w:tr>
+      <w:tr>
+        <w:tc>
+          <w:tcPr/>
+          <w:p>
+            <w:pPr>
+              <w:pStyle w:val="Compact"/>
+            </w:pPr>
+            <w:r>
+              <w:t xml:space="preserve">1</w:t>
+            </w:r>
+          </w:p>
+        </w:tc>
+        <w:tc>
+          <w:tcPr/>
+          <w:p>
+            <w:pPr>
+              <w:pStyle w:val="Compact"/>
+            </w:pPr>
+            <w:r>
+              <w:t xml:space="preserve">Demand for domestic production is structural</w:t>
+            </w:r>
+          </w:p>
+        </w:tc>
+        <w:tc>
+          <w:tcPr/>
+          <w:p>
+            <w:pPr>
+              <w:pStyle w:val="Compact"/>
+            </w:pPr>
+            <w:r>
+              <w:t xml:space="preserve">Lockheed 7-year cell deal [src-20261014-015327]; Navy $900M [src-20260320-67ba4c]; Thales CPO: capacity is the pain after COVID-era supplier bankruptcies [src-20251110-84b67e]; Boeing has used parts taken from non-flying aircraft [src-20260818-9b2d5c]</w:t>
+            </w:r>
+          </w:p>
+        </w:tc>
+        <w:tc>
+          <w:tcPr/>
+          <w:p>
+            <w:pPr>
+              <w:pStyle w:val="Compact"/>
+            </w:pPr>
+            <w:r>
+              <w:t xml:space="preserve">34% spindle utilization at existing shops [src-20250120-419768]; Taiwan 20-30% cheaper and Vietnam/Malaysia cheaper still [src-20250709-43486e]; Boeing makes about 40% of parts in-house and holds 6 months of inventory [src-20250712-e5e110]</w:t>
+            </w:r>
+          </w:p>
+        </w:tc>
+        <w:tc>
+          <w:tcPr/>
+          <w:p>
+            <w:pPr>
+              <w:pStyle w:val="Compact"/>
+            </w:pPr>
+            <w:r>
+              <w:t xml:space="preserve">True for defense capacity and speed. Commercial rate demand not shown</w:t>
+            </w:r>
+          </w:p>
+        </w:tc>
+      </w:tr>
+      <w:tr>
+        <w:tc>
+          <w:tcPr/>
+          <w:p>
+            <w:pPr>
+              <w:pStyle w:val="Compact"/>
+            </w:pPr>
+            <w:r>
+              <w:t xml:space="preserve">2</w:t>
+            </w:r>
+          </w:p>
+        </w:tc>
+        <w:tc>
+          <w:tcPr/>
+          <w:p>
+            <w:pPr>
+              <w:pStyle w:val="Compact"/>
+            </w:pPr>
+            <w:r>
+              <w:t xml:space="preserve">Owning the plant creates a data loop</w:t>
+            </w:r>
+          </w:p>
+        </w:tc>
+        <w:tc>
+          <w:tcPr/>
+          <w:p>
+            <w:pPr>
+              <w:pStyle w:val="Compact"/>
+            </w:pPr>
+            <w:r>
+              <w:t xml:space="preserve">Freeform and Mariana score 2 (section 6). Ex-Hadrian: about 80% of non-CAM labor automated, lead times cut about 50% [src-20250708-342eaf]; reprogramming saved 50-80% of CAM time [src-20260611-7b80f0]</w:t>
+            </w:r>
+          </w:p>
+        </w:tc>
+        <w:tc>
+          <w:tcPr/>
+          <w:p>
+            <w:pPr>
+              <w:pStyle w:val="Compact"/>
+            </w:pPr>
+            <w:r>
+              <w:t xml:space="preserve">Toolpaths come from third-party CAM, with Vericut as the check [src-20260611-7b80f0][src-20261004-9b47f5]; CMM inspection is manual [src-20260817-8867f2]; a buyer asks "is it actually" software-enabled [src-20250729-a0a78c]</w:t>
+            </w:r>
+          </w:p>
+        </w:tc>
+        <w:tc>
+          <w:tcPr/>
+          <w:p>
+            <w:pPr>
+              <w:pStyle w:val="Compact"/>
+            </w:pPr>
+            <w:r>
+              <w:t xml:space="preserve">Workflow automation is real. Learning with volume is not evidenced</w:t>
+            </w:r>
+          </w:p>
+        </w:tc>
+      </w:tr>
+      <w:tr>
+        <w:tc>
+          <w:tcPr/>
+          <w:p>
+            <w:pPr>
+              <w:pStyle w:val="Compact"/>
+            </w:pPr>
+            <w:r>
+              <w:t xml:space="preserve">3</w:t>
+            </w:r>
+          </w:p>
+        </w:tc>
+        <w:tc>
+          <w:tcPr/>
+          <w:p>
+            <w:pPr>
+              <w:pStyle w:val="Compact"/>
+            </w:pPr>
+            <w:r>
+              <w:t xml:space="preserve">Moats: process data, secured capacity, qualification</w:t>
+            </w:r>
+          </w:p>
+        </w:tc>
+        <w:tc>
+          <w:tcPr/>
+          <w:p>
+            <w:pPr>
+              <w:pStyle w:val="Compact"/>
+            </w:pPr>
+            <w:r>
+              <w:t xml:space="preserve">Trusting a new supplier takes 5-10 years [src-20250712-e5e110]; change-of-control clauses in defense contracts [src-20260817-8867f2]; lock-in from 50-year programs [src-20260818-9b2d5c]</w:t>
+            </w:r>
+          </w:p>
+        </w:tc>
+        <w:tc>
+          <w:tcPr/>
+          <w:p>
+            <w:pPr>
+              <w:pStyle w:val="Compact"/>
+            </w:pPr>
+            <w:r>
+              <w:t xml:space="preserve">Share caps (finding 3); 90% of the first 10 Hadrian employees gone by year 5 [src-20260817-8867f2]; incumbent PCC is also automating [src-20250712-e5e110]</w:t>
+            </w:r>
+          </w:p>
+        </w:tc>
+        <w:tc>
+          <w:tcPr/>
+          <w:p>
+            <w:pPr>
+              <w:pStyle w:val="Compact"/>
+            </w:pPr>
+            <w:r>
+              <w:t xml:space="preserve">Qualification is a moat once paid, but it caps share. No data moat evidenced</w:t>
+            </w:r>
+          </w:p>
+        </w:tc>
+      </w:tr>
+      <w:tr>
+        <w:tc>
+          <w:tcPr/>
+          <w:p>
+            <w:pPr>
+              <w:pStyle w:val="Compact"/>
+            </w:pPr>
+            <w:r>
+              <w:t xml:space="preserve">4</w:t>
+            </w:r>
+          </w:p>
+        </w:tc>
+        <w:tc>
+          <w:tcPr/>
+          <w:p>
+            <w:pPr>
+              <w:pStyle w:val="Compact"/>
+            </w:pPr>
+            <w:r>
+              <w:t xml:space="preserve">Hardware-inclusive producers can return venture outcomes</w:t>
+            </w:r>
+          </w:p>
+        </w:tc>
+        <w:tc>
+          <w:tcPr/>
+          <w:p>
+            <w:pPr>
+              <w:pStyle w:val="Compact"/>
+            </w:pPr>
+            <w:r>
+              <w:t xml:space="preserve">SendCutSend profitable 8 years [src-20260519-38c7ed]; Hadrian plants are debt-funded [src-20260817-c48f28]</w:t>
+            </w:r>
+          </w:p>
+        </w:tc>
+        <w:tc>
+          <w:tcPr/>
+          <w:p>
+            <w:pPr>
+              <w:pStyle w:val="Compact"/>
+            </w:pPr>
+            <w:r>
+              <w:t xml:space="preserve">"Not ... a fantastically profitable business"; a six-machine plant 1 cost "well north of $10 million" [src-20260817-8867f2]; net per-part saving after capex is 20-30% at best [src-20250712-e5e110]; Hadrian is "better suited to debt than VC" (ex-Anduril PI) [src-20250709-43486e]</w:t>
+            </w:r>
+          </w:p>
+        </w:tc>
+        <w:tc>
+          <w:tcPr/>
+          <w:p>
+            <w:pPr>
+              <w:pStyle w:val="Compact"/>
+            </w:pPr>
+            <w:r>
+              <w:t xml:space="preserve">Unproven. Underwrite the speed premium and the debt capacity, not cost leadership</w:t>
+            </w:r>
+          </w:p>
+        </w:tc>
+      </w:tr>
+    </w:tbl>
+    <w:p>
+      <w:r>
+        <w:pict>
+          <v:rect style="width:0;height:1.5pt" o:hralign="center" o:hrstd="t" o:hr="t"/>
+        </w:pict>
+      </w:r>
+    </w:p>
+    <w:bookmarkEnd w:id="9"/>
+    <w:bookmarkStart w:id="10" w:name="X5c1e3318940a6086ebd1eac19777790db355a47"/>
     <w:p>
       <w:pPr>
         <w:pStyle w:val="Heading2"/>
@@ -597,8 +1074,8 @@
         </w:pict>
       </w:r>
     </w:p>
-    <w:bookmarkEnd w:id="9"/>
-    <w:bookmarkStart w:id="17" w:name="Xca212c6381fa0804c1618b72a657a44d1ef2f5d"/>
+    <w:bookmarkEnd w:id="10"/>
+    <w:bookmarkStart w:id="18" w:name="Xca212c6381fa0804c1618b72a657a44d1ef2f5d"/>
     <w:p>
       <w:pPr>
         <w:pStyle w:val="Heading2"/>
@@ -615,7 +1092,7 @@
         <w:t xml:space="preserve">Ranked by how much each driver actually moves revenue for the companies we track [inference on the ranking].</w:t>
       </w:r>
     </w:p>
-    <w:bookmarkStart w:id="10" w:name="Xc00b722efa856ceeb52c15a52f9745790c3a724"/>
+    <w:bookmarkStart w:id="11" w:name="Xc00b722efa856ceeb52c15a52f9745790c3a724"/>
     <w:p>
       <w:pPr>
         <w:pStyle w:val="Heading3"/>
@@ -629,7 +1106,7 @@
         <w:pStyle w:val="Compact"/>
         <w:numPr>
           <w:ilvl w:val="0"/>
-          <w:numId w:val="1002"/>
+          <w:numId w:val="1003"/>
         </w:numPr>
       </w:pPr>
       <w:r>
@@ -641,7 +1118,7 @@
         <w:pStyle w:val="Compact"/>
         <w:numPr>
           <w:ilvl w:val="0"/>
-          <w:numId w:val="1002"/>
+          <w:numId w:val="1003"/>
         </w:numPr>
       </w:pPr>
       <w:r>
@@ -653,7 +1130,7 @@
         <w:pStyle w:val="Compact"/>
         <w:numPr>
           <w:ilvl w:val="0"/>
-          <w:numId w:val="1002"/>
+          <w:numId w:val="1003"/>
         </w:numPr>
       </w:pPr>
       <w:r>
@@ -675,7 +1152,7 @@
         <w:pStyle w:val="Compact"/>
         <w:numPr>
           <w:ilvl w:val="0"/>
-          <w:numId w:val="1002"/>
+          <w:numId w:val="1003"/>
         </w:numPr>
       </w:pPr>
       <w:r>
@@ -687,15 +1164,15 @@
         <w:pStyle w:val="Compact"/>
         <w:numPr>
           <w:ilvl w:val="0"/>
-          <w:numId w:val="1002"/>
+          <w:numId w:val="1003"/>
         </w:numPr>
       </w:pPr>
       <w:r>
         <w:t xml:space="preserve">Layers: precision-parts, fabrication, metals-supply (magnets). Durability: high while munitions stockpiles are rebuilt [inference].</w:t>
       </w:r>
     </w:p>
-    <w:bookmarkEnd w:id="10"/>
-    <w:bookmarkStart w:id="11" w:name="Xc29844897d6d270b3c67add29e70b52ffda0932"/>
+    <w:bookmarkEnd w:id="11"/>
+    <w:bookmarkStart w:id="12" w:name="Xc29844897d6d270b3c67add29e70b52ffda0932"/>
     <w:p>
       <w:pPr>
         <w:pStyle w:val="Heading3"/>
@@ -709,7 +1186,7 @@
         <w:pStyle w:val="Compact"/>
         <w:numPr>
           <w:ilvl w:val="0"/>
-          <w:numId w:val="1003"/>
+          <w:numId w:val="1004"/>
         </w:numPr>
       </w:pPr>
       <w:r>
@@ -721,7 +1198,7 @@
         <w:pStyle w:val="Compact"/>
         <w:numPr>
           <w:ilvl w:val="0"/>
-          <w:numId w:val="1003"/>
+          <w:numId w:val="1004"/>
         </w:numPr>
       </w:pPr>
       <w:r>
@@ -733,7 +1210,7 @@
         <w:pStyle w:val="Compact"/>
         <w:numPr>
           <w:ilvl w:val="0"/>
-          <w:numId w:val="1003"/>
+          <w:numId w:val="1004"/>
         </w:numPr>
       </w:pPr>
       <w:r>
@@ -755,15 +1232,15 @@
         <w:pStyle w:val="Compact"/>
         <w:numPr>
           <w:ilvl w:val="0"/>
-          <w:numId w:val="1003"/>
+          <w:numId w:val="1004"/>
         </w:numPr>
       </w:pPr>
       <w:r>
         <w:t xml:space="preserve">Layers: all producing layers; strongest in precision-parts and fabrication.</w:t>
       </w:r>
     </w:p>
-    <w:bookmarkEnd w:id="11"/>
-    <w:bookmarkStart w:id="12" w:name="X0263d17c0a423625457d0e23508b5d2598673e4"/>
+    <w:bookmarkEnd w:id="12"/>
+    <w:bookmarkStart w:id="13" w:name="X0263d17c0a423625457d0e23508b5d2598673e4"/>
     <w:p>
       <w:pPr>
         <w:pStyle w:val="Heading3"/>
@@ -777,7 +1254,7 @@
         <w:pStyle w:val="Compact"/>
         <w:numPr>
           <w:ilvl w:val="0"/>
-          <w:numId w:val="1004"/>
+          <w:numId w:val="1005"/>
         </w:numPr>
       </w:pPr>
       <w:r>
@@ -789,7 +1266,7 @@
         <w:pStyle w:val="Compact"/>
         <w:numPr>
           <w:ilvl w:val="0"/>
-          <w:numId w:val="1004"/>
+          <w:numId w:val="1005"/>
         </w:numPr>
       </w:pPr>
       <w:r>
@@ -801,7 +1278,7 @@
         <w:pStyle w:val="Compact"/>
         <w:numPr>
           <w:ilvl w:val="0"/>
-          <w:numId w:val="1004"/>
+          <w:numId w:val="1005"/>
         </w:numPr>
       </w:pPr>
       <w:r>
@@ -813,15 +1290,15 @@
         <w:pStyle w:val="Compact"/>
         <w:numPr>
           <w:ilvl w:val="0"/>
-          <w:numId w:val="1004"/>
+          <w:numId w:val="1005"/>
         </w:numPr>
       </w:pPr>
       <w:r>
         <w:t xml:space="preserve">Layers: metals-supply first, fabrication second.</w:t>
       </w:r>
     </w:p>
-    <w:bookmarkEnd w:id="12"/>
-    <w:bookmarkStart w:id="13" w:name="X17535303c5fccf4180a70416537de06bf691d9a"/>
+    <w:bookmarkEnd w:id="13"/>
+    <w:bookmarkStart w:id="14" w:name="X17535303c5fccf4180a70416537de06bf691d9a"/>
     <w:p>
       <w:pPr>
         <w:pStyle w:val="Heading3"/>
@@ -834,7 +1311,7 @@
       <w:pPr>
         <w:numPr>
           <w:ilvl w:val="0"/>
-          <w:numId w:val="1005"/>
+          <w:numId w:val="1006"/>
         </w:numPr>
       </w:pPr>
       <w:r>
@@ -845,7 +1322,7 @@
       <w:pPr>
         <w:numPr>
           <w:ilvl w:val="0"/>
-          <w:numId w:val="1005"/>
+          <w:numId w:val="1006"/>
         </w:numPr>
       </w:pPr>
       <w:r>
@@ -856,7 +1333,7 @@
       <w:pPr>
         <w:numPr>
           <w:ilvl w:val="0"/>
-          <w:numId w:val="1005"/>
+          <w:numId w:val="1006"/>
         </w:numPr>
       </w:pPr>
       <w:r>
@@ -899,7 +1376,7 @@
       <w:pPr>
         <w:numPr>
           <w:ilvl w:val="0"/>
-          <w:numId w:val="1005"/>
+          <w:numId w:val="1006"/>
         </w:numPr>
       </w:pPr>
       <w:r>
@@ -910,15 +1387,15 @@
       <w:pPr>
         <w:numPr>
           <w:ilvl w:val="0"/>
-          <w:numId w:val="1005"/>
+          <w:numId w:val="1006"/>
         </w:numPr>
       </w:pPr>
       <w:r>
         <w:t xml:space="preserve">Bear: an ex-Anduril hardware lead says Taiwan is only 20-30% cheaper but more reliable, and Vietnam/Malaysia stay "significantly cheaper" even with tariffs [src-20250709-43486e]. Offshore cost gaps have not closed for volume work.</w:t>
       </w:r>
     </w:p>
-    <w:bookmarkEnd w:id="13"/>
-    <w:bookmarkStart w:id="14" w:name="X6b801dbb31a403d5f1f9111054c19eec1710f52"/>
+    <w:bookmarkEnd w:id="14"/>
+    <w:bookmarkStart w:id="15" w:name="X6b801dbb31a403d5f1f9111054c19eec1710f52"/>
     <w:p>
       <w:pPr>
         <w:pStyle w:val="Heading3"/>
@@ -932,7 +1409,7 @@
         <w:pStyle w:val="Compact"/>
         <w:numPr>
           <w:ilvl w:val="0"/>
-          <w:numId w:val="1006"/>
+          <w:numId w:val="1007"/>
         </w:numPr>
       </w:pPr>
       <w:r>
@@ -944,7 +1421,7 @@
         <w:pStyle w:val="Compact"/>
         <w:numPr>
           <w:ilvl w:val="0"/>
-          <w:numId w:val="1006"/>
+          <w:numId w:val="1007"/>
         </w:numPr>
       </w:pPr>
       <w:r>
@@ -972,7 +1449,7 @@
         <w:pStyle w:val="Compact"/>
         <w:numPr>
           <w:ilvl w:val="0"/>
-          <w:numId w:val="1006"/>
+          <w:numId w:val="1007"/>
         </w:numPr>
       </w:pPr>
       <w:r>
@@ -984,7 +1461,7 @@
         <w:pStyle w:val="Compact"/>
         <w:numPr>
           <w:ilvl w:val="0"/>
-          <w:numId w:val="1006"/>
+          <w:numId w:val="1007"/>
         </w:numPr>
       </w:pPr>
       <w:r>
@@ -996,15 +1473,15 @@
         <w:pStyle w:val="Compact"/>
         <w:numPr>
           <w:ilvl w:val="0"/>
-          <w:numId w:val="1006"/>
+          <w:numId w:val="1007"/>
         </w:numPr>
       </w:pPr>
       <w:r>
         <w:t xml:space="preserve">Read: equity funds plant #1; banks and government fund plants #2+ once a plant is proven [inference, consistent with src-20260807-b0dc5b].</w:t>
       </w:r>
     </w:p>
-    <w:bookmarkEnd w:id="14"/>
-    <w:bookmarkStart w:id="15" w:name="X2ede93abf3e1e05027620e84d5767a7ec417d94"/>
+    <w:bookmarkEnd w:id="15"/>
+    <w:bookmarkStart w:id="16" w:name="X2ede93abf3e1e05027620e84d5767a7ec417d94"/>
     <w:p>
       <w:pPr>
         <w:pStyle w:val="Heading3"/>
@@ -1018,7 +1495,7 @@
         <w:pStyle w:val="Compact"/>
         <w:numPr>
           <w:ilvl w:val="0"/>
-          <w:numId w:val="1007"/>
+          <w:numId w:val="1008"/>
         </w:numPr>
       </w:pPr>
       <w:r>
@@ -1030,7 +1507,7 @@
         <w:pStyle w:val="Compact"/>
         <w:numPr>
           <w:ilvl w:val="0"/>
-          <w:numId w:val="1007"/>
+          <w:numId w:val="1008"/>
         </w:numPr>
       </w:pPr>
       <w:r>
@@ -1042,7 +1519,7 @@
         <w:pStyle w:val="Compact"/>
         <w:numPr>
           <w:ilvl w:val="0"/>
-          <w:numId w:val="1007"/>
+          <w:numId w:val="1008"/>
         </w:numPr>
       </w:pPr>
       <w:r>
@@ -1054,15 +1531,15 @@
         <w:pStyle w:val="Compact"/>
         <w:numPr>
           <w:ilvl w:val="0"/>
-          <w:numId w:val="1007"/>
+          <w:numId w:val="1008"/>
         </w:numPr>
       </w:pPr>
       <w:r>
         <w:t xml:space="preserve">Layers: factory-ai and materials-rd depend on this most.</w:t>
       </w:r>
     </w:p>
-    <w:bookmarkEnd w:id="15"/>
-    <w:bookmarkStart w:id="16" w:name="what-would-break-why-now"/>
+    <w:bookmarkEnd w:id="16"/>
+    <w:bookmarkStart w:id="17" w:name="what-would-break-why-now"/>
     <w:p>
       <w:pPr>
         <w:pStyle w:val="Heading3"/>
@@ -1086,9 +1563,9 @@
         </w:pict>
       </w:r>
     </w:p>
-    <w:bookmarkEnd w:id="16"/>
     <w:bookmarkEnd w:id="17"/>
-    <w:bookmarkStart w:id="18" w:name="Xa0b25629f68f6eefb6e8e641128096ec2800112"/>
+    <w:bookmarkEnd w:id="18"/>
+    <w:bookmarkStart w:id="19" w:name="Xa0b25629f68f6eefb6e8e641128096ec2800112"/>
     <w:p>
       <w:pPr>
         <w:pStyle w:val="Heading2"/>
@@ -1894,7 +2371,7 @@
         <w:pStyle w:val="Compact"/>
         <w:numPr>
           <w:ilvl w:val="0"/>
-          <w:numId w:val="1008"/>
+          <w:numId w:val="1009"/>
         </w:numPr>
       </w:pPr>
       <w:r>
@@ -1906,7 +2383,7 @@
         <w:pStyle w:val="Compact"/>
         <w:numPr>
           <w:ilvl w:val="0"/>
-          <w:numId w:val="1008"/>
+          <w:numId w:val="1009"/>
         </w:numPr>
       </w:pPr>
       <w:r>
@@ -1928,7 +2405,7 @@
         <w:pStyle w:val="Compact"/>
         <w:numPr>
           <w:ilvl w:val="0"/>
-          <w:numId w:val="1008"/>
+          <w:numId w:val="1009"/>
         </w:numPr>
       </w:pPr>
       <w:r>
@@ -1950,7 +2427,7 @@
         <w:pStyle w:val="Compact"/>
         <w:numPr>
           <w:ilvl w:val="0"/>
-          <w:numId w:val="1008"/>
+          <w:numId w:val="1009"/>
         </w:numPr>
       </w:pPr>
       <w:r>
@@ -1964,8 +2441,8 @@
         </w:pict>
       </w:r>
     </w:p>
-    <w:bookmarkEnd w:id="18"/>
-    <w:bookmarkStart w:id="24" w:name="Xdc210856fcf9f36c02d2397c3dc9e07f4e269ac"/>
+    <w:bookmarkEnd w:id="19"/>
+    <w:bookmarkStart w:id="25" w:name="Xdc210856fcf9f36c02d2397c3dc9e07f4e269ac"/>
     <w:p>
       <w:pPr>
         <w:pStyle w:val="Heading2"/>
@@ -1974,7 +2451,7 @@
         <w:t xml:space="preserve">4. The five layers</w:t>
       </w:r>
     </w:p>
-    <w:bookmarkStart w:id="19" w:name="Xeace4d5f836ff90eb00666c6d06d07c2d2ee60d"/>
+    <w:bookmarkStart w:id="20" w:name="Xeace4d5f836ff90eb00666c6d06d07c2d2ee60d"/>
     <w:p>
       <w:pPr>
         <w:pStyle w:val="Heading3"/>
@@ -1988,7 +2465,7 @@
         <w:pStyle w:val="Compact"/>
         <w:numPr>
           <w:ilvl w:val="0"/>
-          <w:numId w:val="1009"/>
+          <w:numId w:val="1010"/>
         </w:numPr>
       </w:pPr>
       <w:r>
@@ -2031,7 +2508,7 @@
         <w:pStyle w:val="Compact"/>
         <w:numPr>
           <w:ilvl w:val="0"/>
-          <w:numId w:val="1009"/>
+          <w:numId w:val="1010"/>
         </w:numPr>
       </w:pPr>
       <w:r>
@@ -2053,7 +2530,7 @@
         <w:pStyle w:val="Compact"/>
         <w:numPr>
           <w:ilvl w:val="0"/>
-          <w:numId w:val="1009"/>
+          <w:numId w:val="1010"/>
         </w:numPr>
       </w:pPr>
       <w:r>
@@ -2101,7 +2578,7 @@
         <w:pStyle w:val="Compact"/>
         <w:numPr>
           <w:ilvl w:val="0"/>
-          <w:numId w:val="1009"/>
+          <w:numId w:val="1010"/>
         </w:numPr>
       </w:pPr>
       <w:r>
@@ -2123,7 +2600,7 @@
         <w:pStyle w:val="Compact"/>
         <w:numPr>
           <w:ilvl w:val="0"/>
-          <w:numId w:val="1009"/>
+          <w:numId w:val="1010"/>
         </w:numPr>
       </w:pPr>
       <w:r>
@@ -2140,8 +2617,8 @@
         <w:t xml:space="preserve">policy pull is strongest here (OSC, Section 232, IEA) [inference].</w:t>
       </w:r>
     </w:p>
-    <w:bookmarkEnd w:id="19"/>
-    <w:bookmarkStart w:id="20" w:name="X8fda16e616a0d20d2c37a5cbbf25d5f8163384e"/>
+    <w:bookmarkEnd w:id="20"/>
+    <w:bookmarkStart w:id="21" w:name="X8fda16e616a0d20d2c37a5cbbf25d5f8163384e"/>
     <w:p>
       <w:pPr>
         <w:pStyle w:val="Heading3"/>
@@ -2155,7 +2632,7 @@
         <w:pStyle w:val="Compact"/>
         <w:numPr>
           <w:ilvl w:val="0"/>
-          <w:numId w:val="1010"/>
+          <w:numId w:val="1011"/>
         </w:numPr>
       </w:pPr>
       <w:r>
@@ -2177,7 +2654,7 @@
         <w:pStyle w:val="Compact"/>
         <w:numPr>
           <w:ilvl w:val="0"/>
-          <w:numId w:val="1010"/>
+          <w:numId w:val="1011"/>
         </w:numPr>
       </w:pPr>
       <w:r>
@@ -2199,7 +2676,7 @@
         <w:pStyle w:val="Compact"/>
         <w:numPr>
           <w:ilvl w:val="0"/>
-          <w:numId w:val="1010"/>
+          <w:numId w:val="1011"/>
         </w:numPr>
       </w:pPr>
       <w:r>
@@ -2221,7 +2698,7 @@
         <w:pStyle w:val="Compact"/>
         <w:numPr>
           <w:ilvl w:val="0"/>
-          <w:numId w:val="1010"/>
+          <w:numId w:val="1011"/>
         </w:numPr>
       </w:pPr>
       <w:r>
@@ -2238,8 +2715,8 @@
         <w:t xml:space="preserve">low-mix volume ceiling; Machina cycle times are 30 minutes to hours per part vs seconds for stamping [src-20261023-c3b62f].</w:t>
       </w:r>
     </w:p>
-    <w:bookmarkEnd w:id="20"/>
-    <w:bookmarkStart w:id="21" w:name="Xad05542357c39aac5ee851d561d2b99f363f3ef"/>
+    <w:bookmarkEnd w:id="21"/>
+    <w:bookmarkStart w:id="22" w:name="Xad05542357c39aac5ee851d561d2b99f363f3ef"/>
     <w:p>
       <w:pPr>
         <w:pStyle w:val="Heading3"/>
@@ -2253,7 +2730,7 @@
         <w:pStyle w:val="Compact"/>
         <w:numPr>
           <w:ilvl w:val="0"/>
-          <w:numId w:val="1011"/>
+          <w:numId w:val="1012"/>
         </w:numPr>
       </w:pPr>
       <w:r>
@@ -2275,7 +2752,7 @@
         <w:pStyle w:val="Compact"/>
         <w:numPr>
           <w:ilvl w:val="0"/>
-          <w:numId w:val="1011"/>
+          <w:numId w:val="1012"/>
         </w:numPr>
       </w:pPr>
       <w:r>
@@ -2329,7 +2806,7 @@
         <w:pStyle w:val="Compact"/>
         <w:numPr>
           <w:ilvl w:val="0"/>
-          <w:numId w:val="1011"/>
+          <w:numId w:val="1012"/>
         </w:numPr>
       </w:pPr>
       <w:r>
@@ -2361,7 +2838,7 @@
         <w:pStyle w:val="Compact"/>
         <w:numPr>
           <w:ilvl w:val="0"/>
-          <w:numId w:val="1011"/>
+          <w:numId w:val="1012"/>
         </w:numPr>
       </w:pPr>
       <w:r>
@@ -2394,8 +2871,8 @@
         <w:t xml:space="preserve">Daedalus (ex-OpenAI founder, AI-run CNC factory, Karlsruhe, $21M A led by NGP) entered insolvency Aug 2026 [src-20260801-4532f6][src-20251203-fc28ea]; VulcanForms laid off &gt;20% in 2023-24 and lost large customers (anecdotal) [src-20240910-5d51ed], replaced its founder CEO [src-20240919-72efcc], then raised $220M [src-20260130-365541]. Ex-Hadrian engineer: a six-machine first factory cost "well north of $10 million" and "manufacturing is not actually a fantastically profitable business" [src-20260817-8867f2].</w:t>
       </w:r>
     </w:p>
-    <w:bookmarkEnd w:id="21"/>
-    <w:bookmarkStart w:id="22" w:name="X8e39f90827e1569f74fa67675c2baefa11da2b6"/>
+    <w:bookmarkEnd w:id="22"/>
+    <w:bookmarkStart w:id="23" w:name="X8e39f90827e1569f74fa67675c2baefa11da2b6"/>
     <w:p>
       <w:pPr>
         <w:pStyle w:val="Heading3"/>
@@ -2409,7 +2886,7 @@
         <w:pStyle w:val="Compact"/>
         <w:numPr>
           <w:ilvl w:val="0"/>
-          <w:numId w:val="1012"/>
+          <w:numId w:val="1013"/>
         </w:numPr>
       </w:pPr>
       <w:r>
@@ -2431,7 +2908,7 @@
         <w:pStyle w:val="Compact"/>
         <w:numPr>
           <w:ilvl w:val="0"/>
-          <w:numId w:val="1012"/>
+          <w:numId w:val="1013"/>
         </w:numPr>
       </w:pPr>
       <w:r>
@@ -2463,7 +2940,7 @@
         <w:pStyle w:val="Compact"/>
         <w:numPr>
           <w:ilvl w:val="0"/>
-          <w:numId w:val="1012"/>
+          <w:numId w:val="1013"/>
         </w:numPr>
       </w:pPr>
       <w:r>
@@ -2511,7 +2988,7 @@
         <w:pStyle w:val="Compact"/>
         <w:numPr>
           <w:ilvl w:val="0"/>
-          <w:numId w:val="1012"/>
+          <w:numId w:val="1013"/>
         </w:numPr>
       </w:pPr>
       <w:r>
@@ -2528,8 +3005,30 @@
         <w:t xml:space="preserve">no revenue disclosed at any of the three; valuations ($2.6B to $7.5B) precede product [inference]. Track record of the underlying science is mixed: Berkeley A-Lab's claimed 41 new materials were challenged as mostly misidentified known phases, with a Nature correction [src-20240124-513fd9]; MatterGen is limited to ~20 atoms per cell and needs DFT validation [src-20261022-3e2a9d]; Lila's catalysts are unproven in a real electrolyzer [src-20261019-392916]. Business model is unproven: an Albert Invent director says chemical majors have not bought royalty models and the problem is "millions of SKUs", not crystal structures [src-20260913-3ad55e].</w:t>
       </w:r>
     </w:p>
-    <w:bookmarkEnd w:id="22"/>
-    <w:bookmarkStart w:id="23" w:name="X52a4ec3dcdaaff3deae6462132f91e3ed4b1a65"/>
+    <w:p>
+      <w:pPr>
+        <w:pStyle w:val="Compact"/>
+        <w:numPr>
+          <w:ilvl w:val="0"/>
+          <w:numId w:val="1013"/>
+        </w:numPr>
+      </w:pPr>
+      <w:r>
+        <w:rPr>
+          <w:b/>
+          <w:bCs/>
+        </w:rPr>
+        <w:t xml:space="preserve">Buyer view (expert calls, read line by line).</w:t>
+      </w:r>
+      <w:r>
+        <w:t xml:space="preserve"> </w:t>
+      </w:r>
+      <w:r>
+        <w:t xml:space="preserve">Former Moderna director: buyers reach these platforms through CROs and pay per successful candidate; of the last 10 campaigns CuspAI won 8, Radical 1 and Lila 1 (claim); long-run potential ranked Radical &gt; Lila &gt; CuspAI &gt; Periodic; CRO book-to-bill was "very bad" in 2024-25 [src-20260909-af3e60] (low: several claims cannot be checked). Albert Invent director (a competitor, so biased): ACVs run from hundreds of thousands to millions; procurement "shut[s] down" big sticker prices; the proof that opens budgets is a product launched in "one-third the number of iterations"; his $100 split is CuspAI $50, Lila $35, Periodic $15 [src-20260913-3ad55e].</w:t>
+      </w:r>
+    </w:p>
+    <w:bookmarkEnd w:id="23"/>
+    <w:bookmarkStart w:id="24" w:name="X52a4ec3dcdaaff3deae6462132f91e3ed4b1a65"/>
     <w:p>
       <w:pPr>
         <w:pStyle w:val="Heading3"/>
@@ -2543,7 +3042,7 @@
         <w:pStyle w:val="Compact"/>
         <w:numPr>
           <w:ilvl w:val="0"/>
-          <w:numId w:val="1013"/>
+          <w:numId w:val="1014"/>
         </w:numPr>
       </w:pPr>
       <w:r>
@@ -2565,7 +3064,7 @@
         <w:pStyle w:val="Compact"/>
         <w:numPr>
           <w:ilvl w:val="0"/>
-          <w:numId w:val="1013"/>
+          <w:numId w:val="1014"/>
         </w:numPr>
       </w:pPr>
       <w:r>
@@ -2597,7 +3096,7 @@
         <w:pStyle w:val="Compact"/>
         <w:numPr>
           <w:ilvl w:val="0"/>
-          <w:numId w:val="1013"/>
+          <w:numId w:val="1014"/>
         </w:numPr>
       </w:pPr>
       <w:r>
@@ -2619,7 +3118,7 @@
         <w:pStyle w:val="Compact"/>
         <w:numPr>
           <w:ilvl w:val="0"/>
-          <w:numId w:val="1013"/>
+          <w:numId w:val="1014"/>
         </w:numPr>
       </w:pPr>
       <w:r>
@@ -2637,15 +3136,37 @@
       </w:r>
     </w:p>
     <w:p>
+      <w:pPr>
+        <w:pStyle w:val="Compact"/>
+        <w:numPr>
+          <w:ilvl w:val="0"/>
+          <w:numId w:val="1014"/>
+        </w:numPr>
+      </w:pPr>
+      <w:r>
+        <w:rPr>
+          <w:b/>
+          <w:bCs/>
+        </w:rPr>
+        <w:t xml:space="preserve">AI CAM and inspection (promoted from the skipped pile in this audit).</w:t>
+      </w:r>
+      <w:r>
+        <w:t xml:space="preserve"> </w:t>
+      </w:r>
+      <w:r>
+        <w:t xml:space="preserve">CloudNC's CAM Assist generates 3-axis and 3+2-axis machining strategies in minutes inside GibbsCAM, with the programmer reviewing each step; CloudNC runs its own Chelmsford factory as a test bed [src-20261021-9769d1][src-20261009-7cafd0]. AI Robotics (DGIST spinout) runs weld-bead inspection on 24 lines in 3 countries on more than 4M field data points [src-20261011-a8b14d]. Both are software-first wedges that give incumbents the same tools [inference].</w:t>
+      </w:r>
+    </w:p>
+    <w:p>
       <w:r>
         <w:pict>
           <v:rect style="width:0;height:1.5pt" o:hralign="center" o:hrstd="t" o:hr="t"/>
         </w:pict>
       </w:r>
     </w:p>
-    <w:bookmarkEnd w:id="23"/>
     <w:bookmarkEnd w:id="24"/>
-    <w:bookmarkStart w:id="44" w:name="X474e09e5f790840b475dbe624040f89ce8baf6b"/>
+    <w:bookmarkEnd w:id="25"/>
+    <w:bookmarkStart w:id="45" w:name="X474e09e5f790840b475dbe624040f89ce8baf6b"/>
     <w:p>
       <w:pPr>
         <w:pStyle w:val="Heading2"/>
@@ -2704,7 +3225,7 @@
         <w:t xml:space="preserve">files with a deep dive; one-line table for the remaining candidates and incumbents. Ordered by relevance to an SPC Series B-D check [inference on ordering].</w:t>
       </w:r>
     </w:p>
-    <w:bookmarkStart w:id="25" w:name="Xe3befbae9949fd96eb33dcfb9ad3db20bcb783f"/>
+    <w:bookmarkStart w:id="26" w:name="Xe3befbae9949fd96eb33dcfb9ad3db20bcb783f"/>
     <w:p>
       <w:pPr>
         <w:pStyle w:val="Heading3"/>
@@ -2718,7 +3239,7 @@
         <w:pStyle w:val="Compact"/>
         <w:numPr>
           <w:ilvl w:val="0"/>
-          <w:numId w:val="1014"/>
+          <w:numId w:val="1015"/>
         </w:numPr>
       </w:pPr>
       <w:r>
@@ -2740,7 +3261,7 @@
         <w:pStyle w:val="Compact"/>
         <w:numPr>
           <w:ilvl w:val="0"/>
-          <w:numId w:val="1014"/>
+          <w:numId w:val="1015"/>
         </w:numPr>
       </w:pPr>
       <w:r>
@@ -2762,7 +3283,7 @@
         <w:pStyle w:val="Compact"/>
         <w:numPr>
           <w:ilvl w:val="0"/>
-          <w:numId w:val="1014"/>
+          <w:numId w:val="1015"/>
         </w:numPr>
       </w:pPr>
       <w:r>
@@ -2784,7 +3305,7 @@
         <w:pStyle w:val="Compact"/>
         <w:numPr>
           <w:ilvl w:val="0"/>
-          <w:numId w:val="1014"/>
+          <w:numId w:val="1015"/>
         </w:numPr>
       </w:pPr>
       <w:r>
@@ -2806,7 +3327,7 @@
         <w:pStyle w:val="Compact"/>
         <w:numPr>
           <w:ilvl w:val="0"/>
-          <w:numId w:val="1014"/>
+          <w:numId w:val="1015"/>
         </w:numPr>
       </w:pPr>
       <w:r>
@@ -2828,7 +3349,7 @@
         <w:pStyle w:val="Compact"/>
         <w:numPr>
           <w:ilvl w:val="0"/>
-          <w:numId w:val="1014"/>
+          <w:numId w:val="1015"/>
         </w:numPr>
       </w:pPr>
       <w:r>
@@ -2850,7 +3371,7 @@
         <w:pStyle w:val="Compact"/>
         <w:numPr>
           <w:ilvl w:val="0"/>
-          <w:numId w:val="1014"/>
+          <w:numId w:val="1015"/>
         </w:numPr>
       </w:pPr>
       <w:r>
@@ -2872,7 +3393,7 @@
         <w:pStyle w:val="Compact"/>
         <w:numPr>
           <w:ilvl w:val="0"/>
-          <w:numId w:val="1014"/>
+          <w:numId w:val="1015"/>
         </w:numPr>
       </w:pPr>
       <w:r>
@@ -2894,7 +3415,7 @@
         <w:pStyle w:val="Compact"/>
         <w:numPr>
           <w:ilvl w:val="0"/>
-          <w:numId w:val="1014"/>
+          <w:numId w:val="1015"/>
         </w:numPr>
       </w:pPr>
       <w:r>
@@ -2926,7 +3447,7 @@
         <w:pStyle w:val="Compact"/>
         <w:numPr>
           <w:ilvl w:val="0"/>
-          <w:numId w:val="1014"/>
+          <w:numId w:val="1015"/>
         </w:numPr>
       </w:pPr>
       <w:r>
@@ -2943,8 +3464,8 @@
         <w:t xml:space="preserve">every operating metric (99% FPY, 10K/month, growth) is company-stated; no customer or expert call in the repo; only 10 sources mention Senra. Harnesses are labor-heavy, so the software edge may be workflow rather than automation [inference].</w:t>
       </w:r>
     </w:p>
-    <w:bookmarkEnd w:id="25"/>
-    <w:bookmarkStart w:id="26" w:name="X09a43d5f7872d759ebf86b9eaadd795f7772727"/>
+    <w:bookmarkEnd w:id="26"/>
+    <w:bookmarkStart w:id="27" w:name="X09a43d5f7872d759ebf86b9eaadd795f7772727"/>
     <w:p>
       <w:pPr>
         <w:pStyle w:val="Heading3"/>
@@ -2958,7 +3479,7 @@
         <w:pStyle w:val="Compact"/>
         <w:numPr>
           <w:ilvl w:val="0"/>
-          <w:numId w:val="1015"/>
+          <w:numId w:val="1016"/>
         </w:numPr>
       </w:pPr>
       <w:r>
@@ -2980,7 +3501,7 @@
         <w:pStyle w:val="Compact"/>
         <w:numPr>
           <w:ilvl w:val="0"/>
-          <w:numId w:val="1015"/>
+          <w:numId w:val="1016"/>
         </w:numPr>
       </w:pPr>
       <w:r>
@@ -3002,7 +3523,7 @@
         <w:pStyle w:val="Compact"/>
         <w:numPr>
           <w:ilvl w:val="0"/>
-          <w:numId w:val="1015"/>
+          <w:numId w:val="1016"/>
         </w:numPr>
       </w:pPr>
       <w:r>
@@ -3024,7 +3545,7 @@
         <w:pStyle w:val="Compact"/>
         <w:numPr>
           <w:ilvl w:val="0"/>
-          <w:numId w:val="1015"/>
+          <w:numId w:val="1016"/>
         </w:numPr>
       </w:pPr>
       <w:r>
@@ -3046,7 +3567,7 @@
         <w:pStyle w:val="Compact"/>
         <w:numPr>
           <w:ilvl w:val="0"/>
-          <w:numId w:val="1015"/>
+          <w:numId w:val="1016"/>
         </w:numPr>
       </w:pPr>
       <w:r>
@@ -3068,7 +3589,7 @@
         <w:pStyle w:val="Compact"/>
         <w:numPr>
           <w:ilvl w:val="0"/>
-          <w:numId w:val="1015"/>
+          <w:numId w:val="1016"/>
         </w:numPr>
       </w:pPr>
       <w:r>
@@ -3085,8 +3606,8 @@
         <w:t xml:space="preserve">proof that a software-native owner-operator can be profitable without defense budgets [inference]; now likely priced beyond SPC.</w:t>
       </w:r>
     </w:p>
-    <w:bookmarkEnd w:id="26"/>
-    <w:bookmarkStart w:id="27" w:name="X4791f6b3db32f6b8ca82b60ccc531f082cdde8a"/>
+    <w:bookmarkEnd w:id="27"/>
+    <w:bookmarkStart w:id="28" w:name="X4791f6b3db32f6b8ca82b60ccc531f082cdde8a"/>
     <w:p>
       <w:pPr>
         <w:pStyle w:val="Heading3"/>
@@ -3100,7 +3621,7 @@
         <w:pStyle w:val="Compact"/>
         <w:numPr>
           <w:ilvl w:val="0"/>
-          <w:numId w:val="1016"/>
+          <w:numId w:val="1017"/>
         </w:numPr>
       </w:pPr>
       <w:r>
@@ -3122,7 +3643,7 @@
         <w:pStyle w:val="Compact"/>
         <w:numPr>
           <w:ilvl w:val="0"/>
-          <w:numId w:val="1016"/>
+          <w:numId w:val="1017"/>
         </w:numPr>
       </w:pPr>
       <w:r>
@@ -3144,7 +3665,7 @@
         <w:pStyle w:val="Compact"/>
         <w:numPr>
           <w:ilvl w:val="0"/>
-          <w:numId w:val="1016"/>
+          <w:numId w:val="1017"/>
         </w:numPr>
       </w:pPr>
       <w:r>
@@ -3176,7 +3697,7 @@
         <w:pStyle w:val="Compact"/>
         <w:numPr>
           <w:ilvl w:val="0"/>
-          <w:numId w:val="1016"/>
+          <w:numId w:val="1017"/>
         </w:numPr>
       </w:pPr>
       <w:r>
@@ -3198,7 +3719,7 @@
         <w:pStyle w:val="Compact"/>
         <w:numPr>
           <w:ilvl w:val="0"/>
-          <w:numId w:val="1016"/>
+          <w:numId w:val="1017"/>
         </w:numPr>
       </w:pPr>
       <w:r>
@@ -3220,7 +3741,7 @@
         <w:pStyle w:val="Compact"/>
         <w:numPr>
           <w:ilvl w:val="0"/>
-          <w:numId w:val="1016"/>
+          <w:numId w:val="1017"/>
         </w:numPr>
       </w:pPr>
       <w:r>
@@ -3242,7 +3763,7 @@
         <w:pStyle w:val="Compact"/>
         <w:numPr>
           <w:ilvl w:val="0"/>
-          <w:numId w:val="1016"/>
+          <w:numId w:val="1017"/>
         </w:numPr>
       </w:pPr>
       <w:r>
@@ -3277,7 +3798,7 @@
         <w:pStyle w:val="Compact"/>
         <w:numPr>
           <w:ilvl w:val="0"/>
-          <w:numId w:val="1016"/>
+          <w:numId w:val="1017"/>
         </w:numPr>
       </w:pPr>
       <w:r>
@@ -3299,7 +3820,445 @@
         <w:pStyle w:val="Compact"/>
         <w:numPr>
           <w:ilvl w:val="0"/>
-          <w:numId w:val="1016"/>
+          <w:numId w:val="1017"/>
+        </w:numPr>
+      </w:pPr>
+      <w:r>
+        <w:rPr>
+          <w:b/>
+          <w:bCs/>
+        </w:rPr>
+        <w:t xml:space="preserve">Buyer and insider voices (expert calls read line by line; speaker role as given by the call network; med):</w:t>
+      </w:r>
+    </w:p>
+    <w:tbl>
+      <w:tblPr>
+        <w:tblStyle w:val="Table"/>
+        <w:tblW w:type="auto" w:w="0"/>
+        <w:tblLook w:firstRow="1" w:lastRow="0" w:firstColumn="0" w:lastColumn="0" w:noHBand="0" w:noVBand="0" w:val="0020"/>
+      </w:tblPr>
+      <w:tblGrid>
+        <w:gridCol w:w="2640"/>
+        <w:gridCol w:w="2640"/>
+        <w:gridCol w:w="2640"/>
+      </w:tblGrid>
+      <w:tr>
+        <w:trPr>
+          <w:tblHeader w:val="on"/>
+        </w:trPr>
+        <w:tc>
+          <w:tcPr/>
+          <w:p>
+            <w:pPr>
+              <w:pStyle w:val="Compact"/>
+            </w:pPr>
+            <w:r>
+              <w:t xml:space="preserve">Speaker (relation)</w:t>
+            </w:r>
+          </w:p>
+        </w:tc>
+        <w:tc>
+          <w:tcPr/>
+          <w:p>
+            <w:pPr>
+              <w:pStyle w:val="Compact"/>
+            </w:pPr>
+            <w:r>
+              <w:t xml:space="preserve">What they said</w:t>
+            </w:r>
+          </w:p>
+        </w:tc>
+        <w:tc>
+          <w:tcPr/>
+          <w:p>
+            <w:pPr>
+              <w:pStyle w:val="Compact"/>
+            </w:pPr>
+            <w:r>
+              <w:t xml:space="preserve">Source</w:t>
+            </w:r>
+          </w:p>
+        </w:tc>
+      </w:tr>
+      <w:tr>
+        <w:tc>
+          <w:tcPr/>
+          <w:p>
+            <w:pPr>
+              <w:pStyle w:val="Compact"/>
+            </w:pPr>
+            <w:r>
+              <w:t xml:space="preserve">Boeing Defense head of product, CTO org (current customer)</w:t>
+            </w:r>
+          </w:p>
+        </w:tc>
+        <w:tc>
+          <w:tcPr/>
+          <w:p>
+            <w:pPr>
+              <w:pStyle w:val="Compact"/>
+            </w:pPr>
+            <w:r>
+              <w:t xml:space="preserve">"None of their parts right now are flying ... all in demonstration stage." Near term a gap filler for spot buys of about 100 parts; long term "about 50%-60% automation". Scores: speed 8, process 9, scalability 8 out of 10. "We get very excited when we get a new supplier that gives us a discount of 5%-7%"</w:t>
+            </w:r>
+          </w:p>
+        </w:tc>
+        <w:tc>
+          <w:tcPr/>
+          <w:p>
+            <w:pPr>
+              <w:pStyle w:val="Compact"/>
+            </w:pPr>
+            <w:r>
+              <w:t xml:space="preserve">[src-20260818-9b2d5c]</w:t>
+            </w:r>
+          </w:p>
+        </w:tc>
+      </w:tr>
+      <w:tr>
+        <w:tc>
+          <w:tcPr/>
+          <w:p>
+            <w:pPr>
+              <w:pStyle w:val="Compact"/>
+            </w:pPr>
+            <w:r>
+              <w:t xml:space="preserve">Boeing strategy and M&amp;A lead (buyer view)</w:t>
+            </w:r>
+          </w:p>
+        </w:tc>
+        <w:tc>
+          <w:tcPr/>
+          <w:p>
+            <w:pPr>
+              <w:pStyle w:val="Compact"/>
+            </w:pPr>
+            <w:r>
+              <w:t xml:space="preserve">Brackets, hinges and bulkheads in under 1 month vs 3-6 months; a "backup player" and "low-volume shop"; price about PCC or slightly more; automation cuts labor from 100 to 30-50 hours but capex offsets it</w:t>
+            </w:r>
+          </w:p>
+        </w:tc>
+        <w:tc>
+          <w:tcPr/>
+          <w:p>
+            <w:pPr>
+              <w:pStyle w:val="Compact"/>
+            </w:pPr>
+            <w:r>
+              <w:t xml:space="preserve">[src-20250712-e5e110]</w:t>
+            </w:r>
+          </w:p>
+        </w:tc>
+      </w:tr>
+      <w:tr>
+        <w:tc>
+          <w:tcPr/>
+          <w:p>
+            <w:pPr>
+              <w:pStyle w:val="Compact"/>
+            </w:pPr>
+            <w:r>
+              <w:t xml:space="preserve">Northrop operating-unit GM (buyer)</w:t>
+            </w:r>
+          </w:p>
+        </w:tc>
+        <w:tc>
+          <w:tcPr/>
+          <w:p>
+            <w:pPr>
+              <w:pStyle w:val="Compact"/>
+            </w:pPr>
+            <w:r>
+              <w:t xml:space="preserve">"Cost is secondary." "Machining the part is just 1/3 of the battle." Hadrian handles fasteners, shims and surge work; needed 8 parts, charged for 10-15; rates it 8/10</w:t>
+            </w:r>
+          </w:p>
+        </w:tc>
+        <w:tc>
+          <w:tcPr/>
+          <w:p>
+            <w:pPr>
+              <w:pStyle w:val="Compact"/>
+            </w:pPr>
+            <w:r>
+              <w:t xml:space="preserve">[src-20250707-3b7a46]</w:t>
+            </w:r>
+          </w:p>
+        </w:tc>
+      </w:tr>
+      <w:tr>
+        <w:tc>
+          <w:tcPr/>
+          <w:p>
+            <w:pPr>
+              <w:pStyle w:val="Compact"/>
+            </w:pPr>
+            <w:r>
+              <w:t xml:space="preserve">PI, ex-Anduril hardware (buyer)</w:t>
+            </w:r>
+          </w:p>
+        </w:tc>
+        <w:tc>
+          <w:tcPr/>
+          <w:p>
+            <w:pPr>
+              <w:pStyle w:val="Compact"/>
+            </w:pPr>
+            <w:r>
+              <w:t xml:space="preserve">Not "able to deliver reliably high quality parts"; a "narrative play"; Anduril's CNC prototypes went mostly to Protolabs</w:t>
+            </w:r>
+          </w:p>
+        </w:tc>
+        <w:tc>
+          <w:tcPr/>
+          <w:p>
+            <w:pPr>
+              <w:pStyle w:val="Compact"/>
+            </w:pPr>
+            <w:r>
+              <w:t xml:space="preserve">[src-20250709-43486e]</w:t>
+            </w:r>
+          </w:p>
+        </w:tc>
+      </w:tr>
+      <w:tr>
+        <w:tc>
+          <w:tcPr/>
+          <w:p>
+            <w:pPr>
+              <w:pStyle w:val="Compact"/>
+            </w:pPr>
+            <w:r>
+              <w:t xml:space="preserve">Chief of staff, 40-person defense startup (buyer)</w:t>
+            </w:r>
+          </w:p>
+        </w:tc>
+        <w:tc>
+          <w:tcPr/>
+          <w:p>
+            <w:pPr>
+              <w:pStyle w:val="Compact"/>
+            </w:pPr>
+            <w:r>
+              <w:t xml:space="preserve">Uses Atomic Industries more ("turn production in eight days"). Hadrian also claims 8-9 days but is "more manual" and heavy on program managers</w:t>
+            </w:r>
+          </w:p>
+        </w:tc>
+        <w:tc>
+          <w:tcPr/>
+          <w:p>
+            <w:pPr>
+              <w:pStyle w:val="Compact"/>
+            </w:pPr>
+            <w:r>
+              <w:t xml:space="preserve">[src-20250729-a0a78c]</w:t>
+            </w:r>
+          </w:p>
+        </w:tc>
+      </w:tr>
+      <w:tr>
+        <w:tc>
+          <w:tcPr/>
+          <w:p>
+            <w:pPr>
+              <w:pStyle w:val="Compact"/>
+            </w:pPr>
+            <w:r>
+              <w:t xml:space="preserve">GE program lead (indirect exposure)</w:t>
+            </w:r>
+          </w:p>
+        </w:tc>
+        <w:tc>
+          <w:tcPr/>
+          <w:p>
+            <w:pPr>
+              <w:pStyle w:val="Compact"/>
+            </w:pPr>
+            <w:r>
+              <w:t xml:space="preserve">Hadrian is "too new, too young"; broker markups are "pretty horrific"; UK MOD DE&amp;S has a new direct-sourcing cell</w:t>
+            </w:r>
+          </w:p>
+        </w:tc>
+        <w:tc>
+          <w:tcPr/>
+          <w:p>
+            <w:pPr>
+              <w:pStyle w:val="Compact"/>
+            </w:pPr>
+            <w:r>
+              <w:t xml:space="preserve">[src-20250709-0250ae] (low)</w:t>
+            </w:r>
+          </w:p>
+        </w:tc>
+      </w:tr>
+      <w:tr>
+        <w:tc>
+          <w:tcPr/>
+          <w:p>
+            <w:pPr>
+              <w:pStyle w:val="Compact"/>
+            </w:pPr>
+            <w:r>
+              <w:t xml:space="preserve">Ex-Hadrian head of engineering</w:t>
+            </w:r>
+          </w:p>
+        </w:tc>
+        <w:tc>
+          <w:tcPr/>
+          <w:p>
+            <w:pPr>
+              <w:pStyle w:val="Compact"/>
+            </w:pPr>
+            <w:r>
+              <w:t xml:space="preserve">Would be "surprised if any one company could capture 1%" of ITAR machining; machines are German and cost about $1M each; "only have 10 customers"; "all but one of the first 12 or 15 employees are gone"</w:t>
+            </w:r>
+          </w:p>
+        </w:tc>
+        <w:tc>
+          <w:tcPr/>
+          <w:p>
+            <w:pPr>
+              <w:pStyle w:val="Compact"/>
+            </w:pPr>
+            <w:r>
+              <w:t xml:space="preserve">[src-20250708-342eaf]</w:t>
+            </w:r>
+          </w:p>
+        </w:tc>
+      </w:tr>
+      <w:tr>
+        <w:tc>
+          <w:tcPr/>
+          <w:p>
+            <w:pPr>
+              <w:pStyle w:val="Compact"/>
+            </w:pPr>
+            <w:r>
+              <w:t xml:space="preserve">Ex-Hadrian (second call)</w:t>
+            </w:r>
+          </w:p>
+        </w:tc>
+        <w:tc>
+          <w:tcPr/>
+          <w:p>
+            <w:pPr>
+              <w:pStyle w:val="Compact"/>
+            </w:pPr>
+            <w:r>
+              <w:t xml:space="preserve">Power rejected a roll-up as "unredeemable" and went greenfield; started with aluminum milling only; "automate 80% of the tasks about 80% of the way"; keeps 10% of capacity idle for surge</w:t>
+            </w:r>
+          </w:p>
+        </w:tc>
+        <w:tc>
+          <w:tcPr/>
+          <w:p>
+            <w:pPr>
+              <w:pStyle w:val="Compact"/>
+            </w:pPr>
+            <w:r>
+              <w:t xml:space="preserve">[src-20260611-7b80f0]</w:t>
+            </w:r>
+          </w:p>
+        </w:tc>
+      </w:tr>
+      <w:tr>
+        <w:tc>
+          <w:tcPr/>
+          <w:p>
+            <w:pPr>
+              <w:pStyle w:val="Compact"/>
+            </w:pPr>
+            <w:r>
+              <w:t xml:space="preserve">Ex-Hadrian (third call; holds equity, a bias)</w:t>
+            </w:r>
+          </w:p>
+        </w:tc>
+        <w:tc>
+          <w:tcPr/>
+          <w:p>
+            <w:pPr>
+              <w:pStyle w:val="Compact"/>
+            </w:pPr>
+            <w:r>
+              <w:t xml:space="preserve">Factory 1: six machines, "well north of $10 million"; in years 1-2 Anduril was the only defense payer; CAM pay $130-150K vs $80-110K market; "dangerously good salesman"</w:t>
+            </w:r>
+          </w:p>
+        </w:tc>
+        <w:tc>
+          <w:tcPr/>
+          <w:p>
+            <w:pPr>
+              <w:pStyle w:val="Compact"/>
+            </w:pPr>
+            <w:r>
+              <w:t xml:space="preserve">[src-20260817-8867f2]</w:t>
+            </w:r>
+          </w:p>
+        </w:tc>
+      </w:tr>
+      <w:tr>
+        <w:tc>
+          <w:tcPr/>
+          <w:p>
+            <w:pPr>
+              <w:pStyle w:val="Compact"/>
+            </w:pPr>
+            <w:r>
+              <w:t xml:space="preserve">Ex-Xometry VP (peer)</w:t>
+            </w:r>
+          </w:p>
+        </w:tc>
+        <w:tc>
+          <w:tcPr/>
+          <w:p>
+            <w:pPr>
+              <w:pStyle w:val="Compact"/>
+            </w:pPr>
+            <w:r>
+              <w:t xml:space="preserve">"Hadrian needs 10 factories ... Xometry wants 10,000 customers"; revenue "surprisingly small" vs investment; rates Hadrian 6/10</w:t>
+            </w:r>
+          </w:p>
+        </w:tc>
+        <w:tc>
+          <w:tcPr/>
+          <w:p>
+            <w:pPr>
+              <w:pStyle w:val="Compact"/>
+            </w:pPr>
+            <w:r>
+              <w:t xml:space="preserve">[src-20260808-dc5cbb]</w:t>
+            </w:r>
+          </w:p>
+        </w:tc>
+      </w:tr>
+    </w:tbl>
+    <w:p>
+      <w:pPr>
+        <w:pStyle w:val="Compact"/>
+        <w:numPr>
+          <w:ilvl w:val="0"/>
+          <w:numId w:val="1018"/>
+        </w:numPr>
+      </w:pPr>
+      <w:r>
+        <w:rPr>
+          <w:b/>
+          <w:bCs/>
+        </w:rPr>
+        <w:t xml:space="preserve">Contradictions, side by side.</w:t>
+      </w:r>
+      <w:r>
+        <w:t xml:space="preserve"> </w:t>
+      </w:r>
+      <w:r>
+        <w:t xml:space="preserve">Lead time: Northrop says Hadrian is fast [src-20250707-3b7a46] | a defense startup finds Atomic as fast and less manual [src-20250729-a0a78c]. Quality: Boeing scores process 9/10 [src-20260818-9b2d5c] | ex-Anduril PI says parts missed spec [src-20250709-43486e]. Competitor Formlogic: named as a live competitor by an ex-Hadrian engineer [src-20250708-342eaf] | "went under" per the client on another call [src-20250709-43486e] (unverified).</w:t>
+      </w:r>
+    </w:p>
+    <w:p>
+      <w:pPr>
+        <w:pStyle w:val="Compact"/>
+        <w:numPr>
+          <w:ilvl w:val="0"/>
+          <w:numId w:val="1018"/>
         </w:numPr>
       </w:pPr>
       <w:r>
@@ -3316,8 +4275,8 @@
         <w:t xml:space="preserve">the category benchmark; at $7.87B a reference not a target [inference].</w:t>
       </w:r>
     </w:p>
-    <w:bookmarkEnd w:id="27"/>
-    <w:bookmarkStart w:id="28" w:name="Xd9c901e62a9cc0335ad87b0df2fc6e78ff4042a"/>
+    <w:bookmarkEnd w:id="28"/>
+    <w:bookmarkStart w:id="29" w:name="Xd9c901e62a9cc0335ad87b0df2fc6e78ff4042a"/>
     <w:p>
       <w:pPr>
         <w:pStyle w:val="Heading3"/>
@@ -3331,7 +4290,7 @@
         <w:pStyle w:val="Compact"/>
         <w:numPr>
           <w:ilvl w:val="0"/>
-          <w:numId w:val="1017"/>
+          <w:numId w:val="1019"/>
         </w:numPr>
       </w:pPr>
       <w:r>
@@ -3353,7 +4312,7 @@
         <w:pStyle w:val="Compact"/>
         <w:numPr>
           <w:ilvl w:val="0"/>
-          <w:numId w:val="1017"/>
+          <w:numId w:val="1019"/>
         </w:numPr>
       </w:pPr>
       <w:r>
@@ -3375,7 +4334,7 @@
         <w:pStyle w:val="Compact"/>
         <w:numPr>
           <w:ilvl w:val="0"/>
-          <w:numId w:val="1017"/>
+          <w:numId w:val="1019"/>
         </w:numPr>
       </w:pPr>
       <w:r>
@@ -3397,7 +4356,7 @@
         <w:pStyle w:val="Compact"/>
         <w:numPr>
           <w:ilvl w:val="0"/>
-          <w:numId w:val="1017"/>
+          <w:numId w:val="1019"/>
         </w:numPr>
       </w:pPr>
       <w:r>
@@ -3419,7 +4378,7 @@
         <w:pStyle w:val="Compact"/>
         <w:numPr>
           <w:ilvl w:val="0"/>
-          <w:numId w:val="1017"/>
+          <w:numId w:val="1019"/>
         </w:numPr>
       </w:pPr>
       <w:r>
@@ -3441,7 +4400,7 @@
         <w:pStyle w:val="Compact"/>
         <w:numPr>
           <w:ilvl w:val="0"/>
-          <w:numId w:val="1017"/>
+          <w:numId w:val="1019"/>
         </w:numPr>
       </w:pPr>
       <w:r>
@@ -3463,7 +4422,7 @@
         <w:pStyle w:val="Compact"/>
         <w:numPr>
           <w:ilvl w:val="0"/>
-          <w:numId w:val="1017"/>
+          <w:numId w:val="1019"/>
         </w:numPr>
       </w:pPr>
       <w:r>
@@ -3480,8 +4439,8 @@
         <w:t xml:space="preserve">franchise variant of Hadrian at a fraction of the price; capital-light [inference].</w:t>
       </w:r>
     </w:p>
-    <w:bookmarkEnd w:id="28"/>
-    <w:bookmarkStart w:id="29" w:name="X5fbec75ed1e8e8e7ae7723dca4163c9be82b46b"/>
+    <w:bookmarkEnd w:id="29"/>
+    <w:bookmarkStart w:id="30" w:name="X5fbec75ed1e8e8e7ae7723dca4163c9be82b46b"/>
     <w:p>
       <w:pPr>
         <w:pStyle w:val="Heading3"/>
@@ -3495,7 +4454,7 @@
         <w:pStyle w:val="Compact"/>
         <w:numPr>
           <w:ilvl w:val="0"/>
-          <w:numId w:val="1018"/>
+          <w:numId w:val="1020"/>
         </w:numPr>
       </w:pPr>
       <w:r>
@@ -3517,7 +4476,7 @@
         <w:pStyle w:val="Compact"/>
         <w:numPr>
           <w:ilvl w:val="0"/>
-          <w:numId w:val="1018"/>
+          <w:numId w:val="1020"/>
         </w:numPr>
       </w:pPr>
       <w:r>
@@ -3539,7 +4498,7 @@
         <w:pStyle w:val="Compact"/>
         <w:numPr>
           <w:ilvl w:val="0"/>
-          <w:numId w:val="1018"/>
+          <w:numId w:val="1020"/>
         </w:numPr>
       </w:pPr>
       <w:r>
@@ -3561,7 +4520,7 @@
         <w:pStyle w:val="Compact"/>
         <w:numPr>
           <w:ilvl w:val="0"/>
-          <w:numId w:val="1018"/>
+          <w:numId w:val="1020"/>
         </w:numPr>
       </w:pPr>
       <w:r>
@@ -3583,7 +4542,7 @@
         <w:pStyle w:val="Compact"/>
         <w:numPr>
           <w:ilvl w:val="0"/>
-          <w:numId w:val="1018"/>
+          <w:numId w:val="1020"/>
         </w:numPr>
       </w:pPr>
       <w:r>
@@ -3605,7 +4564,7 @@
         <w:pStyle w:val="Compact"/>
         <w:numPr>
           <w:ilvl w:val="0"/>
-          <w:numId w:val="1018"/>
+          <w:numId w:val="1020"/>
         </w:numPr>
       </w:pPr>
       <w:r>
@@ -3622,8 +4581,8 @@
         <w:t xml:space="preserve">cycle time per part 30 minutes to hours vs seconds for stamping [src-20261023-c3b62f].</w:t>
       </w:r>
     </w:p>
-    <w:bookmarkEnd w:id="29"/>
-    <w:bookmarkStart w:id="30" w:name="Xc8911b9c118095bcbd766b0860f505f4989a49f"/>
+    <w:bookmarkEnd w:id="30"/>
+    <w:bookmarkStart w:id="31" w:name="Xc8911b9c118095bcbd766b0860f505f4989a49f"/>
     <w:p>
       <w:pPr>
         <w:pStyle w:val="Heading3"/>
@@ -3637,7 +4596,7 @@
         <w:pStyle w:val="Compact"/>
         <w:numPr>
           <w:ilvl w:val="0"/>
-          <w:numId w:val="1019"/>
+          <w:numId w:val="1021"/>
         </w:numPr>
       </w:pPr>
       <w:r>
@@ -3659,7 +4618,7 @@
         <w:pStyle w:val="Compact"/>
         <w:numPr>
           <w:ilvl w:val="0"/>
-          <w:numId w:val="1019"/>
+          <w:numId w:val="1021"/>
         </w:numPr>
       </w:pPr>
       <w:r>
@@ -3681,7 +4640,7 @@
         <w:pStyle w:val="Compact"/>
         <w:numPr>
           <w:ilvl w:val="0"/>
-          <w:numId w:val="1019"/>
+          <w:numId w:val="1021"/>
         </w:numPr>
       </w:pPr>
       <w:r>
@@ -3713,7 +4672,7 @@
         <w:pStyle w:val="Compact"/>
         <w:numPr>
           <w:ilvl w:val="0"/>
-          <w:numId w:val="1019"/>
+          <w:numId w:val="1021"/>
         </w:numPr>
       </w:pPr>
       <w:r>
@@ -3735,7 +4694,7 @@
         <w:pStyle w:val="Compact"/>
         <w:numPr>
           <w:ilvl w:val="0"/>
-          <w:numId w:val="1019"/>
+          <w:numId w:val="1021"/>
         </w:numPr>
       </w:pPr>
       <w:r>
@@ -3757,7 +4716,7 @@
         <w:pStyle w:val="Compact"/>
         <w:numPr>
           <w:ilvl w:val="0"/>
-          <w:numId w:val="1019"/>
+          <w:numId w:val="1021"/>
         </w:numPr>
       </w:pPr>
       <w:r>
@@ -3779,7 +4738,7 @@
         <w:pStyle w:val="Compact"/>
         <w:numPr>
           <w:ilvl w:val="0"/>
-          <w:numId w:val="1019"/>
+          <w:numId w:val="1021"/>
         </w:numPr>
       </w:pPr>
       <w:r>
@@ -3796,8 +4755,8 @@
         <w:t xml:space="preserve">clearest closed-loop process control in precision-parts; small enough for SPC [inference].</w:t>
       </w:r>
     </w:p>
-    <w:bookmarkEnd w:id="30"/>
-    <w:bookmarkStart w:id="31" w:name="X2046dac92c8b9625ff3ff528537c5422db52d06"/>
+    <w:bookmarkEnd w:id="31"/>
+    <w:bookmarkStart w:id="32" w:name="X2046dac92c8b9625ff3ff528537c5422db52d06"/>
     <w:p>
       <w:pPr>
         <w:pStyle w:val="Heading3"/>
@@ -3811,7 +4770,7 @@
         <w:pStyle w:val="Compact"/>
         <w:numPr>
           <w:ilvl w:val="0"/>
-          <w:numId w:val="1020"/>
+          <w:numId w:val="1022"/>
         </w:numPr>
       </w:pPr>
       <w:r>
@@ -3833,7 +4792,7 @@
         <w:pStyle w:val="Compact"/>
         <w:numPr>
           <w:ilvl w:val="0"/>
-          <w:numId w:val="1020"/>
+          <w:numId w:val="1022"/>
         </w:numPr>
       </w:pPr>
       <w:r>
@@ -3855,7 +4814,7 @@
         <w:pStyle w:val="Compact"/>
         <w:numPr>
           <w:ilvl w:val="0"/>
-          <w:numId w:val="1020"/>
+          <w:numId w:val="1022"/>
         </w:numPr>
       </w:pPr>
       <w:r>
@@ -3877,7 +4836,7 @@
         <w:pStyle w:val="Compact"/>
         <w:numPr>
           <w:ilvl w:val="0"/>
-          <w:numId w:val="1020"/>
+          <w:numId w:val="1022"/>
         </w:numPr>
       </w:pPr>
       <w:r>
@@ -3899,7 +4858,7 @@
         <w:pStyle w:val="Compact"/>
         <w:numPr>
           <w:ilvl w:val="0"/>
-          <w:numId w:val="1020"/>
+          <w:numId w:val="1022"/>
         </w:numPr>
       </w:pPr>
       <w:r>
@@ -3916,8 +4875,8 @@
         <w:t xml:space="preserve">the auto-to-defense pivot that worked; benchmark at $2.3B [inference].</w:t>
       </w:r>
     </w:p>
-    <w:bookmarkEnd w:id="31"/>
-    <w:bookmarkStart w:id="32" w:name="Xe29f2f49ae3713f4aba2f74e9ac1678e37f95eb"/>
+    <w:bookmarkEnd w:id="32"/>
+    <w:bookmarkStart w:id="33" w:name="Xe29f2f49ae3713f4aba2f74e9ac1678e37f95eb"/>
     <w:p>
       <w:pPr>
         <w:pStyle w:val="Heading3"/>
@@ -3931,7 +4890,7 @@
         <w:pStyle w:val="Compact"/>
         <w:numPr>
           <w:ilvl w:val="0"/>
-          <w:numId w:val="1021"/>
+          <w:numId w:val="1023"/>
         </w:numPr>
       </w:pPr>
       <w:r>
@@ -3953,7 +4912,7 @@
         <w:pStyle w:val="Compact"/>
         <w:numPr>
           <w:ilvl w:val="0"/>
-          <w:numId w:val="1021"/>
+          <w:numId w:val="1023"/>
         </w:numPr>
       </w:pPr>
       <w:r>
@@ -3975,7 +4934,7 @@
         <w:pStyle w:val="Compact"/>
         <w:numPr>
           <w:ilvl w:val="0"/>
-          <w:numId w:val="1021"/>
+          <w:numId w:val="1023"/>
         </w:numPr>
       </w:pPr>
       <w:r>
@@ -4013,7 +4972,7 @@
         <w:pStyle w:val="Compact"/>
         <w:numPr>
           <w:ilvl w:val="0"/>
-          <w:numId w:val="1021"/>
+          <w:numId w:val="1023"/>
         </w:numPr>
       </w:pPr>
       <w:r>
@@ -4030,8 +4989,8 @@
         <w:t xml:space="preserve">the roll-up path Hadrian rejected [src-20261004-9b47f5]; buys qualification instead of earning it [inference].</w:t>
       </w:r>
     </w:p>
-    <w:bookmarkEnd w:id="32"/>
-    <w:bookmarkStart w:id="33" w:name="X81c47203330a6c9fef65eb40abc05a103f52920"/>
+    <w:bookmarkEnd w:id="33"/>
+    <w:bookmarkStart w:id="34" w:name="X81c47203330a6c9fef65eb40abc05a103f52920"/>
     <w:p>
       <w:pPr>
         <w:pStyle w:val="Heading3"/>
@@ -4045,7 +5004,7 @@
         <w:pStyle w:val="Compact"/>
         <w:numPr>
           <w:ilvl w:val="0"/>
-          <w:numId w:val="1022"/>
+          <w:numId w:val="1024"/>
         </w:numPr>
       </w:pPr>
       <w:r>
@@ -4067,7 +5026,7 @@
         <w:pStyle w:val="Compact"/>
         <w:numPr>
           <w:ilvl w:val="0"/>
-          <w:numId w:val="1022"/>
+          <w:numId w:val="1024"/>
         </w:numPr>
       </w:pPr>
       <w:r>
@@ -4089,7 +5048,7 @@
         <w:pStyle w:val="Compact"/>
         <w:numPr>
           <w:ilvl w:val="0"/>
-          <w:numId w:val="1022"/>
+          <w:numId w:val="1024"/>
         </w:numPr>
       </w:pPr>
       <w:r>
@@ -4122,8 +5081,8 @@
         <w:t xml:space="preserve">pilot sold out 12 months ahead; in-house characterization data feeds ML recipe models [src-20250811-e7cb9a].</w:t>
       </w:r>
     </w:p>
-    <w:bookmarkEnd w:id="33"/>
-    <w:bookmarkStart w:id="34" w:name="Xf5680ea16be41be836fec323659f034feb3b10f"/>
+    <w:bookmarkEnd w:id="34"/>
+    <w:bookmarkStart w:id="35" w:name="Xf5680ea16be41be836fec323659f034feb3b10f"/>
     <w:p>
       <w:pPr>
         <w:pStyle w:val="Heading3"/>
@@ -4137,7 +5096,7 @@
         <w:pStyle w:val="Compact"/>
         <w:numPr>
           <w:ilvl w:val="0"/>
-          <w:numId w:val="1023"/>
+          <w:numId w:val="1025"/>
         </w:numPr>
       </w:pPr>
       <w:r>
@@ -4159,7 +5118,7 @@
         <w:pStyle w:val="Compact"/>
         <w:numPr>
           <w:ilvl w:val="0"/>
-          <w:numId w:val="1023"/>
+          <w:numId w:val="1025"/>
         </w:numPr>
       </w:pPr>
       <w:r>
@@ -4181,7 +5140,7 @@
         <w:pStyle w:val="Compact"/>
         <w:numPr>
           <w:ilvl w:val="0"/>
-          <w:numId w:val="1023"/>
+          <w:numId w:val="1025"/>
         </w:numPr>
       </w:pPr>
       <w:r>
@@ -4219,7 +5178,7 @@
         <w:pStyle w:val="Compact"/>
         <w:numPr>
           <w:ilvl w:val="0"/>
-          <w:numId w:val="1023"/>
+          <w:numId w:val="1025"/>
         </w:numPr>
       </w:pPr>
       <w:r>
@@ -4236,8 +5195,8 @@
         <w:t xml:space="preserve">one of two names with a credible data loop; Series B check size above SPC [inference].</w:t>
       </w:r>
     </w:p>
-    <w:bookmarkEnd w:id="34"/>
-    <w:bookmarkStart w:id="35" w:name="Xe86215fbe0c7e93fef42caacbff048347febeb0"/>
+    <w:bookmarkEnd w:id="35"/>
+    <w:bookmarkStart w:id="36" w:name="Xe86215fbe0c7e93fef42caacbff048347febeb0"/>
     <w:p>
       <w:pPr>
         <w:pStyle w:val="Heading3"/>
@@ -4251,7 +5210,7 @@
         <w:pStyle w:val="Compact"/>
         <w:numPr>
           <w:ilvl w:val="0"/>
-          <w:numId w:val="1024"/>
+          <w:numId w:val="1026"/>
         </w:numPr>
       </w:pPr>
       <w:r>
@@ -4273,7 +5232,7 @@
         <w:pStyle w:val="Compact"/>
         <w:numPr>
           <w:ilvl w:val="0"/>
-          <w:numId w:val="1024"/>
+          <w:numId w:val="1026"/>
         </w:numPr>
       </w:pPr>
       <w:r>
@@ -4295,7 +5254,7 @@
         <w:pStyle w:val="Compact"/>
         <w:numPr>
           <w:ilvl w:val="0"/>
-          <w:numId w:val="1024"/>
+          <w:numId w:val="1026"/>
         </w:numPr>
       </w:pPr>
       <w:r>
@@ -4317,7 +5276,7 @@
         <w:pStyle w:val="Compact"/>
         <w:numPr>
           <w:ilvl w:val="0"/>
-          <w:numId w:val="1024"/>
+          <w:numId w:val="1026"/>
         </w:numPr>
       </w:pPr>
       <w:r>
@@ -4339,7 +5298,7 @@
         <w:pStyle w:val="Compact"/>
         <w:numPr>
           <w:ilvl w:val="0"/>
-          <w:numId w:val="1024"/>
+          <w:numId w:val="1026"/>
         </w:numPr>
       </w:pPr>
       <w:r>
@@ -4356,8 +5315,8 @@
         <w:t xml:space="preserve">cheapest entry into owner-operator fab; pre-revenue proof [inference].</w:t>
       </w:r>
     </w:p>
-    <w:bookmarkEnd w:id="35"/>
-    <w:bookmarkStart w:id="36" w:name="Xe8e74dec2df6289ce89d4fba5b05a34d1bfd2c3"/>
+    <w:bookmarkEnd w:id="36"/>
+    <w:bookmarkStart w:id="37" w:name="Xe8e74dec2df6289ce89d4fba5b05a34d1bfd2c3"/>
     <w:p>
       <w:pPr>
         <w:pStyle w:val="Heading3"/>
@@ -4371,7 +5330,7 @@
         <w:pStyle w:val="Compact"/>
         <w:numPr>
           <w:ilvl w:val="0"/>
-          <w:numId w:val="1025"/>
+          <w:numId w:val="1027"/>
         </w:numPr>
       </w:pPr>
       <w:r>
@@ -4393,7 +5352,7 @@
         <w:pStyle w:val="Compact"/>
         <w:numPr>
           <w:ilvl w:val="0"/>
-          <w:numId w:val="1025"/>
+          <w:numId w:val="1027"/>
         </w:numPr>
       </w:pPr>
       <w:r>
@@ -4415,7 +5374,7 @@
         <w:pStyle w:val="Compact"/>
         <w:numPr>
           <w:ilvl w:val="0"/>
-          <w:numId w:val="1025"/>
+          <w:numId w:val="1027"/>
         </w:numPr>
       </w:pPr>
       <w:r>
@@ -4437,7 +5396,7 @@
         <w:pStyle w:val="Compact"/>
         <w:numPr>
           <w:ilvl w:val="0"/>
-          <w:numId w:val="1025"/>
+          <w:numId w:val="1027"/>
         </w:numPr>
       </w:pPr>
       <w:r>
@@ -4454,8 +5413,8 @@
         <w:t xml:space="preserve">passed; kept as a seed-stage reference for a software-led service center.</w:t>
       </w:r>
     </w:p>
-    <w:bookmarkEnd w:id="36"/>
-    <w:bookmarkStart w:id="37" w:name="Xa411ef7b18b0493c96344cd239ede02a0dc2f6f"/>
+    <w:bookmarkEnd w:id="37"/>
+    <w:bookmarkStart w:id="38" w:name="Xa411ef7b18b0493c96344cd239ede02a0dc2f6f"/>
     <w:p>
       <w:pPr>
         <w:pStyle w:val="Heading3"/>
@@ -4469,7 +5428,7 @@
         <w:pStyle w:val="Compact"/>
         <w:numPr>
           <w:ilvl w:val="0"/>
-          <w:numId w:val="1026"/>
+          <w:numId w:val="1028"/>
         </w:numPr>
       </w:pPr>
       <w:r>
@@ -4491,7 +5450,7 @@
         <w:pStyle w:val="Compact"/>
         <w:numPr>
           <w:ilvl w:val="0"/>
-          <w:numId w:val="1026"/>
+          <w:numId w:val="1028"/>
         </w:numPr>
       </w:pPr>
       <w:r>
@@ -4513,7 +5472,7 @@
         <w:pStyle w:val="Compact"/>
         <w:numPr>
           <w:ilvl w:val="0"/>
-          <w:numId w:val="1026"/>
+          <w:numId w:val="1028"/>
         </w:numPr>
       </w:pPr>
       <w:r>
@@ -4530,8 +5489,8 @@
         <w:t xml:space="preserve">work instructions 10 hours to 15 minutes; complex engineering 30 hours to ~2.5 [src-20261020-914a64].</w:t>
       </w:r>
     </w:p>
-    <w:bookmarkEnd w:id="37"/>
-    <w:bookmarkStart w:id="38" w:name="Xd81261b0a279811f031930d58c8a8a37ab2b074"/>
+    <w:bookmarkEnd w:id="38"/>
+    <w:bookmarkStart w:id="39" w:name="Xd81261b0a279811f031930d58c8a8a37ab2b074"/>
     <w:p>
       <w:pPr>
         <w:pStyle w:val="Heading3"/>
@@ -4545,7 +5504,7 @@
         <w:pStyle w:val="Compact"/>
         <w:numPr>
           <w:ilvl w:val="0"/>
-          <w:numId w:val="1027"/>
+          <w:numId w:val="1029"/>
         </w:numPr>
       </w:pPr>
       <w:r>
@@ -4567,7 +5526,7 @@
         <w:pStyle w:val="Compact"/>
         <w:numPr>
           <w:ilvl w:val="0"/>
-          <w:numId w:val="1027"/>
+          <w:numId w:val="1029"/>
         </w:numPr>
       </w:pPr>
       <w:r>
@@ -4584,8 +5543,8 @@
         <w:t xml:space="preserve">$115M seed, $500M A (~$2B) [src-20260311-44ded4], $400M B (~$3.4B, WSJ) [src-20260515-176e26]; &gt;$1B total [src-20260513-83aa83]. No public product.</w:t>
       </w:r>
     </w:p>
-    <w:bookmarkEnd w:id="38"/>
-    <w:bookmarkStart w:id="39" w:name="X475c38374b1ab3536af432a699b614f8c4945fa"/>
+    <w:bookmarkEnd w:id="39"/>
+    <w:bookmarkStart w:id="40" w:name="X475c38374b1ab3536af432a699b614f8c4945fa"/>
     <w:p>
       <w:pPr>
         <w:pStyle w:val="Heading3"/>
@@ -4599,7 +5558,7 @@
         <w:pStyle w:val="Compact"/>
         <w:numPr>
           <w:ilvl w:val="0"/>
-          <w:numId w:val="1028"/>
+          <w:numId w:val="1030"/>
         </w:numPr>
       </w:pPr>
       <w:r>
@@ -4621,7 +5580,7 @@
         <w:pStyle w:val="Compact"/>
         <w:numPr>
           <w:ilvl w:val="0"/>
-          <w:numId w:val="1028"/>
+          <w:numId w:val="1030"/>
         </w:numPr>
       </w:pPr>
       <w:r>
@@ -4638,8 +5597,8 @@
         <w:t xml:space="preserve">custom AI agents for clients' engineers; one unnamed semiconductor client [src-20261022-682e62].</w:t>
       </w:r>
     </w:p>
-    <w:bookmarkEnd w:id="39"/>
-    <w:bookmarkStart w:id="40" w:name="X1f8e3c114ff6a0cb3c60a6e02917d0cf3bdc7b4"/>
+    <w:bookmarkEnd w:id="40"/>
+    <w:bookmarkStart w:id="41" w:name="X1f8e3c114ff6a0cb3c60a6e02917d0cf3bdc7b4"/>
     <w:p>
       <w:pPr>
         <w:pStyle w:val="Heading3"/>
@@ -4653,7 +5612,7 @@
         <w:pStyle w:val="Compact"/>
         <w:numPr>
           <w:ilvl w:val="0"/>
-          <w:numId w:val="1029"/>
+          <w:numId w:val="1031"/>
         </w:numPr>
       </w:pPr>
       <w:r>
@@ -4675,7 +5634,7 @@
         <w:pStyle w:val="Compact"/>
         <w:numPr>
           <w:ilvl w:val="0"/>
-          <w:numId w:val="1029"/>
+          <w:numId w:val="1031"/>
         </w:numPr>
       </w:pPr>
       <w:r>
@@ -4692,8 +5651,8 @@
         <w:t xml:space="preserve">~30 industry, ~15 lab partners incl. Samsung, AMD, Lam, Applied [src-20261022-37a0ea].</w:t>
       </w:r>
     </w:p>
-    <w:bookmarkEnd w:id="40"/>
-    <w:bookmarkStart w:id="41" w:name="X6196f3fa75f66cc0179bf4680dc9e68c90e2ff8"/>
+    <w:bookmarkEnd w:id="41"/>
+    <w:bookmarkStart w:id="42" w:name="X6196f3fa75f66cc0179bf4680dc9e68c90e2ff8"/>
     <w:p>
       <w:pPr>
         <w:pStyle w:val="Heading3"/>
@@ -4707,7 +5666,7 @@
         <w:pStyle w:val="Compact"/>
         <w:numPr>
           <w:ilvl w:val="0"/>
-          <w:numId w:val="1030"/>
+          <w:numId w:val="1032"/>
         </w:numPr>
       </w:pPr>
       <w:r>
@@ -4729,7 +5688,7 @@
         <w:pStyle w:val="Compact"/>
         <w:numPr>
           <w:ilvl w:val="0"/>
-          <w:numId w:val="1030"/>
+          <w:numId w:val="1032"/>
         </w:numPr>
       </w:pPr>
       <w:r>
@@ -4746,8 +5705,8 @@
         <w:t xml:space="preserve">see 4.4; AF award $1.2M [src-20250523-f41dd1].</w:t>
       </w:r>
     </w:p>
-    <w:bookmarkEnd w:id="41"/>
-    <w:bookmarkStart w:id="42" w:name="X542db1336a48701945a42996f04b9e42f2affac"/>
+    <w:bookmarkEnd w:id="42"/>
+    <w:bookmarkStart w:id="43" w:name="X542db1336a48701945a42996f04b9e42f2affac"/>
     <w:p>
       <w:pPr>
         <w:pStyle w:val="Heading3"/>
@@ -4761,15 +5720,15 @@
         <w:pStyle w:val="Compact"/>
         <w:numPr>
           <w:ilvl w:val="0"/>
-          <w:numId w:val="1031"/>
+          <w:numId w:val="1033"/>
         </w:numPr>
       </w:pPr>
       <w:r>
         <w:t xml:space="preserve">$100M Series A, autonomous earthworks, Austin [src-20260714-976329]; ~$500M estimated post [Harmonic] (low). Adjacent to thesis.</w:t>
       </w:r>
     </w:p>
-    <w:bookmarkEnd w:id="42"/>
-    <w:bookmarkStart w:id="43" w:name="X7565ffa333ab1823d2d7cc15dedbe3b9d81e8e8"/>
+    <w:bookmarkEnd w:id="43"/>
+    <w:bookmarkStart w:id="44" w:name="X7565ffa333ab1823d2d7cc15dedbe3b9d81e8e8"/>
     <w:p>
       <w:pPr>
         <w:pStyle w:val="Heading3"/>
@@ -5307,9 +6266,9 @@
         </w:pict>
       </w:r>
     </w:p>
-    <w:bookmarkEnd w:id="43"/>
     <w:bookmarkEnd w:id="44"/>
-    <w:bookmarkStart w:id="45" w:name="X57097e10ee42fcc47d7ec49ca6f19607c9704d1"/>
+    <w:bookmarkEnd w:id="45"/>
+    <w:bookmarkStart w:id="46" w:name="X57097e10ee42fcc47d7ec49ca6f19607c9704d1"/>
     <w:p>
       <w:pPr>
         <w:pStyle w:val="Heading2"/>
@@ -6213,8 +7172,8 @@
         </w:pict>
       </w:r>
     </w:p>
-    <w:bookmarkEnd w:id="45"/>
-    <w:bookmarkStart w:id="46" w:name="Xe3ebf88f7c27665578cae82d289f015a6ef4626"/>
+    <w:bookmarkEnd w:id="46"/>
+    <w:bookmarkStart w:id="47" w:name="Xe3ebf88f7c27665578cae82d289f015a6ef4626"/>
     <w:p>
       <w:pPr>
         <w:pStyle w:val="Heading2"/>
@@ -7252,6 +8211,356 @@
         <w:pStyle w:val="BodyText"/>
       </w:pPr>
       <w:r>
+        <w:rPr>
+          <w:b/>
+          <w:bCs/>
+        </w:rPr>
+        <w:t xml:space="preserve">What the expert calls add on incumbents (claims, med).</w:t>
+      </w:r>
+    </w:p>
+    <w:tbl>
+      <w:tblPr>
+        <w:tblStyle w:val="Table"/>
+        <w:tblW w:type="auto" w:w="0"/>
+        <w:tblLook w:firstRow="1" w:lastRow="0" w:firstColumn="0" w:lastColumn="0" w:noHBand="0" w:noVBand="0" w:val="0020"/>
+      </w:tblPr>
+      <w:tblGrid>
+        <w:gridCol w:w="2640"/>
+        <w:gridCol w:w="2640"/>
+        <w:gridCol w:w="2640"/>
+      </w:tblGrid>
+      <w:tr>
+        <w:trPr>
+          <w:tblHeader w:val="on"/>
+        </w:trPr>
+        <w:tc>
+          <w:tcPr/>
+          <w:p>
+            <w:pPr>
+              <w:pStyle w:val="Compact"/>
+            </w:pPr>
+            <w:r>
+              <w:t xml:space="preserve">Incumbent</w:t>
+            </w:r>
+          </w:p>
+        </w:tc>
+        <w:tc>
+          <w:tcPr/>
+          <w:p>
+            <w:pPr>
+              <w:pStyle w:val="Compact"/>
+            </w:pPr>
+            <w:r>
+              <w:t xml:space="preserve">Data point</w:t>
+            </w:r>
+          </w:p>
+        </w:tc>
+        <w:tc>
+          <w:tcPr/>
+          <w:p>
+            <w:pPr>
+              <w:pStyle w:val="Compact"/>
+            </w:pPr>
+            <w:r>
+              <w:t xml:space="preserve">Source</w:t>
+            </w:r>
+          </w:p>
+        </w:tc>
+      </w:tr>
+      <w:tr>
+        <w:tc>
+          <w:tcPr/>
+          <w:p>
+            <w:pPr>
+              <w:pStyle w:val="Compact"/>
+            </w:pPr>
+            <w:r>
+              <w:t xml:space="preserve">PCC</w:t>
+            </w:r>
+          </w:p>
+        </w:tc>
+        <w:tc>
+          <w:tcPr/>
+          <w:p>
+            <w:pPr>
+              <w:pStyle w:val="Compact"/>
+            </w:pPr>
+            <w:r>
+              <w:t xml:space="preserve">Minimum account size about $50M+, majors &gt;$25M; share of Boeing machining fell from 50% to 30% over 10 years; parts cost 5-7% more; also automating</w:t>
+            </w:r>
+          </w:p>
+        </w:tc>
+        <w:tc>
+          <w:tcPr/>
+          <w:p>
+            <w:pPr>
+              <w:pStyle w:val="Compact"/>
+            </w:pPr>
+            <w:r>
+              <w:t xml:space="preserve">[src-20250712-e5e110]</w:t>
+            </w:r>
+          </w:p>
+        </w:tc>
+      </w:tr>
+      <w:tr>
+        <w:tc>
+          <w:tcPr/>
+          <w:p>
+            <w:pPr>
+              <w:pStyle w:val="Compact"/>
+            </w:pPr>
+            <w:r>
+              <w:t xml:space="preserve">PCC</w:t>
+            </w:r>
+          </w:p>
+        </w:tc>
+        <w:tc>
+          <w:tcPr/>
+          <w:p>
+            <w:pPr>
+              <w:pStyle w:val="Compact"/>
+            </w:pPr>
+            <w:r>
+              <w:t xml:space="preserve">A factory fire hit all allocations from that plant, so Boeing will not concentrate supply again</w:t>
+            </w:r>
+          </w:p>
+        </w:tc>
+        <w:tc>
+          <w:tcPr/>
+          <w:p>
+            <w:pPr>
+              <w:pStyle w:val="Compact"/>
+            </w:pPr>
+            <w:r>
+              <w:t xml:space="preserve">[src-20260818-9b2d5c]</w:t>
+            </w:r>
+          </w:p>
+        </w:tc>
+      </w:tr>
+      <w:tr>
+        <w:tc>
+          <w:tcPr/>
+          <w:p>
+            <w:pPr>
+              <w:pStyle w:val="Compact"/>
+            </w:pPr>
+            <w:r>
+              <w:t xml:space="preserve">Boeing in-house (conflict)</w:t>
+            </w:r>
+          </w:p>
+        </w:tc>
+        <w:tc>
+          <w:tcPr/>
+          <w:p>
+            <w:pPr>
+              <w:pStyle w:val="Compact"/>
+            </w:pPr>
+            <w:r>
+              <w:t xml:space="preserve">About 40% of parts made in-house; flight-critical work stays in-house [src-20250712-e5e110] | only 20-30% of the 1.2M parts per airplane made in-house [src-20260818-9b2d5c]. Different scopes (spend vs part count) are possible</w:t>
+            </w:r>
+          </w:p>
+        </w:tc>
+        <w:tc>
+          <w:tcPr/>
+          <w:p>
+            <w:pPr>
+              <w:pStyle w:val="Compact"/>
+            </w:pPr>
+            <w:r>
+              <w:t xml:space="preserve">both</w:t>
+            </w:r>
+          </w:p>
+        </w:tc>
+      </w:tr>
+      <w:tr>
+        <w:tc>
+          <w:tcPr/>
+          <w:p>
+            <w:pPr>
+              <w:pStyle w:val="Compact"/>
+            </w:pPr>
+            <w:r>
+              <w:t xml:space="preserve">Boeing supply base</w:t>
+            </w:r>
+          </w:p>
+        </w:tc>
+        <w:tc>
+          <w:tcPr/>
+          <w:p>
+            <w:pPr>
+              <w:pStyle w:val="Compact"/>
+            </w:pPr>
+            <w:r>
+              <w:t xml:space="preserve">More than 10 machining shops, wants 2-3; legacy suppliers have "extremely high inertia"</w:t>
+            </w:r>
+          </w:p>
+        </w:tc>
+        <w:tc>
+          <w:tcPr/>
+          <w:p>
+            <w:pPr>
+              <w:pStyle w:val="Compact"/>
+            </w:pPr>
+            <w:r>
+              <w:t xml:space="preserve">[src-20260818-9b2d5c]</w:t>
+            </w:r>
+          </w:p>
+        </w:tc>
+      </w:tr>
+      <w:tr>
+        <w:tc>
+          <w:tcPr/>
+          <w:p>
+            <w:pPr>
+              <w:pStyle w:val="Compact"/>
+            </w:pPr>
+            <w:r>
+              <w:t xml:space="preserve">Xometry, Protolabs</w:t>
+            </w:r>
+          </w:p>
+        </w:tc>
+        <w:tc>
+          <w:tcPr/>
+          <w:p>
+            <w:pPr>
+              <w:pStyle w:val="Compact"/>
+            </w:pPr>
+            <w:r>
+              <w:t xml:space="preserve">Target $5M+ accounts; Boeing spend with each is under $1M and over $1M</w:t>
+            </w:r>
+          </w:p>
+        </w:tc>
+        <w:tc>
+          <w:tcPr/>
+          <w:p>
+            <w:pPr>
+              <w:pStyle w:val="Compact"/>
+            </w:pPr>
+            <w:r>
+              <w:t xml:space="preserve">[src-20250712-e5e110]</w:t>
+            </w:r>
+          </w:p>
+        </w:tc>
+      </w:tr>
+      <w:tr>
+        <w:tc>
+          <w:tcPr/>
+          <w:p>
+            <w:pPr>
+              <w:pStyle w:val="Compact"/>
+            </w:pPr>
+            <w:r>
+              <w:t xml:space="preserve">Xometry</w:t>
+            </w:r>
+          </w:p>
+        </w:tc>
+        <w:tc>
+          <w:tcPr/>
+          <w:p>
+            <w:pPr>
+              <w:pStyle w:val="Compact"/>
+            </w:pPr>
+            <w:r>
+              <w:t xml:space="preserve">Grew after shedding its own machines; Protolabs was held back by its own factories; market stays fragmented for 5 years</w:t>
+            </w:r>
+          </w:p>
+        </w:tc>
+        <w:tc>
+          <w:tcPr/>
+          <w:p>
+            <w:pPr>
+              <w:pStyle w:val="Compact"/>
+            </w:pPr>
+            <w:r>
+              <w:t xml:space="preserve">[src-20260808-dc5cbb]</w:t>
+            </w:r>
+          </w:p>
+        </w:tc>
+      </w:tr>
+      <w:tr>
+        <w:tc>
+          <w:tcPr/>
+          <w:p>
+            <w:pPr>
+              <w:pStyle w:val="Compact"/>
+            </w:pPr>
+            <w:r>
+              <w:t xml:space="preserve">Protolabs</w:t>
+            </w:r>
+          </w:p>
+        </w:tc>
+        <w:tc>
+          <w:tcPr/>
+          <w:p>
+            <w:pPr>
+              <w:pStyle w:val="Compact"/>
+            </w:pPr>
+            <w:r>
+              <w:t xml:space="preserve">8-inch cube limit on fast CNC; Xometry supplier rates "abysmal"</w:t>
+            </w:r>
+          </w:p>
+        </w:tc>
+        <w:tc>
+          <w:tcPr/>
+          <w:p>
+            <w:pPr>
+              <w:pStyle w:val="Compact"/>
+            </w:pPr>
+            <w:r>
+              <w:t xml:space="preserve">[src-20260611-7b80f0]</w:t>
+            </w:r>
+          </w:p>
+        </w:tc>
+      </w:tr>
+      <w:tr>
+        <w:tc>
+          <w:tcPr/>
+          <w:p>
+            <w:pPr>
+              <w:pStyle w:val="Compact"/>
+            </w:pPr>
+            <w:r>
+              <w:t xml:space="preserve">Federal prime awards (USAspending, ledger totals)</w:t>
+            </w:r>
+          </w:p>
+        </w:tc>
+        <w:tc>
+          <w:tcPr/>
+          <w:p>
+            <w:pPr>
+              <w:pStyle w:val="Compact"/>
+            </w:pPr>
+            <w:r>
+              <w:t xml:space="preserve">Xometry 56 awards, $2.9M, 2014-26; Proto Labs 48 awards, $1.8M, 2008-26; Hadrian 1 award, $79.4M (2026). Incumbent marketplaces win many small federal orders; Hadrian wins few large ones</w:t>
+            </w:r>
+          </w:p>
+        </w:tc>
+        <w:tc>
+          <w:tcPr/>
+          <w:p>
+            <w:pPr>
+              <w:pStyle w:val="Compact"/>
+            </w:pPr>
+            <w:r>
+              <w:t xml:space="preserve">[src-20260130-7d74e3][src-20080929-77494f][src-20260317-77e798]</w:t>
+            </w:r>
+          </w:p>
+        </w:tc>
+      </w:tr>
+    </w:tbl>
+    <w:p>
+      <w:pPr>
+        <w:pStyle w:val="BodyText"/>
+      </w:pPr>
+      <w:r>
+        <w:t xml:space="preserve">Read: the incumbent threat is not Xometry's software but PCC-type primes' suppliers automating while holding qualification, and primes keeping critical work in-house [inference].</w:t>
+      </w:r>
+    </w:p>
+    <w:p>
+      <w:pPr>
+        <w:pStyle w:val="BodyText"/>
+      </w:pPr>
+      <w:r>
         <w:t xml:space="preserve">Incumbents are partnering, not building: Lockheed embeds Hadrian [src-20261014-015327] and LM Ventures runs a $1B fund [src-20260401-073d24]; RTX Ventures led Radical [src-20250718-d46f24] and backs Fabri [src-20260617-4dfb96]; Siemens bought Altair and Dotmatics [src-20250326-cc1810][src-20250701-a7fef9]; Lindsay Goldberg is rolling up Alro [src-20260811-27702f].</w:t>
       </w:r>
     </w:p>
@@ -7268,7 +8577,7 @@
         <w:pStyle w:val="Compact"/>
         <w:numPr>
           <w:ilvl w:val="0"/>
-          <w:numId w:val="1032"/>
+          <w:numId w:val="1034"/>
         </w:numPr>
       </w:pPr>
       <w:r>
@@ -7280,7 +8589,7 @@
         <w:pStyle w:val="Compact"/>
         <w:numPr>
           <w:ilvl w:val="0"/>
-          <w:numId w:val="1032"/>
+          <w:numId w:val="1034"/>
         </w:numPr>
       </w:pPr>
       <w:r>
@@ -7292,7 +8601,7 @@
         <w:pStyle w:val="Compact"/>
         <w:numPr>
           <w:ilvl w:val="0"/>
-          <w:numId w:val="1032"/>
+          <w:numId w:val="1034"/>
         </w:numPr>
       </w:pPr>
       <w:r>
@@ -7304,7 +8613,7 @@
         <w:pStyle w:val="Compact"/>
         <w:numPr>
           <w:ilvl w:val="0"/>
-          <w:numId w:val="1032"/>
+          <w:numId w:val="1034"/>
         </w:numPr>
       </w:pPr>
       <w:r>
@@ -7316,7 +8625,7 @@
         <w:pStyle w:val="Compact"/>
         <w:numPr>
           <w:ilvl w:val="0"/>
-          <w:numId w:val="1032"/>
+          <w:numId w:val="1034"/>
         </w:numPr>
       </w:pPr>
       <w:r>
@@ -7328,7 +8637,7 @@
         <w:pStyle w:val="Compact"/>
         <w:numPr>
           <w:ilvl w:val="0"/>
-          <w:numId w:val="1032"/>
+          <w:numId w:val="1034"/>
         </w:numPr>
       </w:pPr>
       <w:r>
@@ -7340,7 +8649,7 @@
         <w:pStyle w:val="Compact"/>
         <w:numPr>
           <w:ilvl w:val="0"/>
-          <w:numId w:val="1032"/>
+          <w:numId w:val="1034"/>
         </w:numPr>
       </w:pPr>
       <w:r>
@@ -7352,7 +8661,7 @@
         <w:pStyle w:val="Compact"/>
         <w:numPr>
           <w:ilvl w:val="0"/>
-          <w:numId w:val="1032"/>
+          <w:numId w:val="1034"/>
         </w:numPr>
       </w:pPr>
       <w:r>
@@ -7366,8 +8675,8 @@
         </w:pict>
       </w:r>
     </w:p>
-    <w:bookmarkEnd w:id="46"/>
-    <w:bookmarkStart w:id="47" w:name="X0c5470408dd27c7b432960c0cbc7660044a30e0"/>
+    <w:bookmarkEnd w:id="47"/>
+    <w:bookmarkStart w:id="48" w:name="X0c5470408dd27c7b432960c0cbc7660044a30e0"/>
     <w:p>
       <w:pPr>
         <w:pStyle w:val="Heading2"/>
@@ -7957,18 +9266,18 @@
               <w:pStyle w:val="Compact"/>
             </w:pPr>
             <w:r>
-              <w:t xml:space="preserve">Capacity is the pain</w:t>
-            </w:r>
-          </w:p>
-        </w:tc>
-        <w:tc>
-          <w:tcPr/>
-          <w:p>
-            <w:pPr>
-              <w:pStyle w:val="Compact"/>
-            </w:pPr>
-            <w:r>
-              <w:t xml:space="preserve">Will not use Isembard until sites are auditable</w:t>
+              <w:t xml:space="preserve">Capacity is the pain; Chrome VI banned from end-2024</w:t>
+            </w:r>
+          </w:p>
+        </w:tc>
+        <w:tc>
+          <w:tcPr/>
+          <w:p>
+            <w:pPr>
+              <w:pStyle w:val="Compact"/>
+            </w:pPr>
+            <w:r>
+              <w:t xml:space="preserve">Prime does not qualify Tier-2 network sites; would only use suppliers with $30-40M revenue; fits smaller defense, auto and energy first</w:t>
             </w:r>
           </w:p>
         </w:tc>
@@ -8015,6 +9324,144 @@
             </w:pPr>
             <w:r>
               <w:t xml:space="preserve">Skeptical of "AI bells and whistles"</w:t>
+            </w:r>
+          </w:p>
+        </w:tc>
+      </w:tr>
+      <w:tr>
+        <w:tc>
+          <w:tcPr/>
+          <w:p>
+            <w:pPr>
+              <w:pStyle w:val="Compact"/>
+            </w:pPr>
+            <w:r>
+              <w:t xml:space="preserve">Ex-Xometry VP [src-20260808-dc5cbb]</w:t>
+            </w:r>
+          </w:p>
+        </w:tc>
+        <w:tc>
+          <w:tcPr/>
+          <w:p>
+            <w:pPr>
+              <w:pStyle w:val="Compact"/>
+            </w:pPr>
+            <w:r>
+              <w:t xml:space="preserve">n/a</w:t>
+            </w:r>
+          </w:p>
+        </w:tc>
+        <w:tc>
+          <w:tcPr/>
+          <w:p>
+            <w:pPr>
+              <w:pStyle w:val="Compact"/>
+            </w:pPr>
+            <w:r>
+              <w:t xml:space="preserve">n/a</w:t>
+            </w:r>
+          </w:p>
+        </w:tc>
+        <w:tc>
+          <w:tcPr/>
+          <w:p>
+            <w:pPr>
+              <w:pStyle w:val="Compact"/>
+            </w:pPr>
+            <w:r>
+              <w:t xml:space="preserve">50-60% of parts arrive with no 3D model; CEO in every deal, so feast or famine</w:t>
+            </w:r>
+          </w:p>
+        </w:tc>
+      </w:tr>
+      <w:tr>
+        <w:tc>
+          <w:tcPr/>
+          <w:p>
+            <w:pPr>
+              <w:pStyle w:val="Compact"/>
+            </w:pPr>
+            <w:r>
+              <w:t xml:space="preserve">Defense startup chief of staff [src-20250729-a0a78c]</w:t>
+            </w:r>
+          </w:p>
+        </w:tc>
+        <w:tc>
+          <w:tcPr/>
+          <w:p>
+            <w:pPr>
+              <w:pStyle w:val="Compact"/>
+            </w:pPr>
+            <w:r>
+              <w:t xml:space="preserve">n/a</w:t>
+            </w:r>
+          </w:p>
+        </w:tc>
+        <w:tc>
+          <w:tcPr/>
+          <w:p>
+            <w:pPr>
+              <w:pStyle w:val="Compact"/>
+            </w:pPr>
+            <w:r>
+              <w:t xml:space="preserve">Atomic 8 days, Hadrian 8-9 days</w:t>
+            </w:r>
+          </w:p>
+        </w:tc>
+        <w:tc>
+          <w:tcPr/>
+          <w:p>
+            <w:pPr>
+              <w:pStyle w:val="Compact"/>
+            </w:pPr>
+            <w:r>
+              <w:t xml:space="preserve">Big buyers will move in-house after a "honeymoon period"</w:t>
+            </w:r>
+          </w:p>
+        </w:tc>
+      </w:tr>
+      <w:tr>
+        <w:tc>
+          <w:tcPr/>
+          <w:p>
+            <w:pPr>
+              <w:pStyle w:val="Compact"/>
+            </w:pPr>
+            <w:r>
+              <w:t xml:space="preserve">GE program lead [src-20250709-0250ae] (low)</w:t>
+            </w:r>
+          </w:p>
+        </w:tc>
+        <w:tc>
+          <w:tcPr/>
+          <w:p>
+            <w:pPr>
+              <w:pStyle w:val="Compact"/>
+            </w:pPr>
+            <w:r>
+              <w:t xml:space="preserve">Broker markup "pretty horrific"</w:t>
+            </w:r>
+          </w:p>
+        </w:tc>
+        <w:tc>
+          <w:tcPr/>
+          <w:p>
+            <w:pPr>
+              <w:pStyle w:val="Compact"/>
+            </w:pPr>
+            <w:r>
+              <w:t xml:space="preserve">n/a</w:t>
+            </w:r>
+          </w:p>
+        </w:tc>
+        <w:tc>
+          <w:tcPr/>
+          <w:p>
+            <w:pPr>
+              <w:pStyle w:val="Compact"/>
+            </w:pPr>
+            <w:r>
+              <w:t xml:space="preserve">Hadrian "too new, too young"</w:t>
             </w:r>
           </w:p>
         </w:tc>
@@ -8097,8 +9544,8 @@
         </w:pict>
       </w:r>
     </w:p>
-    <w:bookmarkEnd w:id="47"/>
-    <w:bookmarkStart w:id="48" w:name="X5a5d62444d94ea976b45059a1dbf4562b63fc72"/>
+    <w:bookmarkEnd w:id="48"/>
+    <w:bookmarkStart w:id="49" w:name="X5a5d62444d94ea976b45059a1dbf4562b63fc72"/>
     <w:p>
       <w:pPr>
         <w:pStyle w:val="Heading2"/>
@@ -8694,14 +10141,22 @@
         </w:pict>
       </w:r>
     </w:p>
-    <w:bookmarkEnd w:id="48"/>
-    <w:bookmarkStart w:id="49" w:name="X325ade7cc271b5ec078e07d38d4dfa4de5f51ed"/>
+    <w:bookmarkEnd w:id="49"/>
+    <w:bookmarkStart w:id="50" w:name="Xf38678e397988f11855198b96f802e609172bc1"/>
     <w:p>
       <w:pPr>
         <w:pStyle w:val="Heading2"/>
       </w:pPr>
       <w:r>
-        <w:t xml:space="preserve">10. Policy tracker (newest first)</w:t>
+        <w:t xml:space="preserve">9A. Unit economics by layer</w:t>
+      </w:r>
+    </w:p>
+    <w:p>
+      <w:pPr>
+        <w:pStyle w:val="FirstParagraph"/>
+      </w:pPr>
+      <w:r>
+        <w:t xml:space="preserve">Startup margins are not disclosed anywhere in the repo. The table puts incumbent benchmarks next to the cost drivers the expert calls quantify. Cells marked (claim) come from a single speaker.</w:t>
       </w:r>
     </w:p>
     <w:tbl>
@@ -8728,39 +10183,6 @@
               <w:pStyle w:val="Compact"/>
             </w:pPr>
             <w:r>
-              <w:t xml:space="preserve">Date</w:t>
-            </w:r>
-          </w:p>
-        </w:tc>
-        <w:tc>
-          <w:tcPr/>
-          <w:p>
-            <w:pPr>
-              <w:pStyle w:val="Compact"/>
-            </w:pPr>
-            <w:r>
-              <w:t xml:space="preserve">Policy</w:t>
-            </w:r>
-          </w:p>
-        </w:tc>
-        <w:tc>
-          <w:tcPr/>
-          <w:p>
-            <w:pPr>
-              <w:pStyle w:val="Compact"/>
-            </w:pPr>
-            <w:r>
-              <w:t xml:space="preserve">What it does</w:t>
-            </w:r>
-          </w:p>
-        </w:tc>
-        <w:tc>
-          <w:tcPr/>
-          <w:p>
-            <w:pPr>
-              <w:pStyle w:val="Compact"/>
-            </w:pPr>
-            <w:r>
               <w:t xml:space="preserve">Layer</w:t>
             </w:r>
           </w:p>
@@ -8772,102 +10194,45 @@
               <w:pStyle w:val="Compact"/>
             </w:pPr>
             <w:r>
-              <w:t xml:space="preserve">Source</w:t>
-            </w:r>
-          </w:p>
-        </w:tc>
-      </w:tr>
-      <w:tr>
-        <w:tc>
-          <w:tcPr/>
-          <w:p>
-            <w:pPr>
-              <w:pStyle w:val="Compact"/>
-            </w:pPr>
-            <w:r>
-              <w:t xml:space="preserve">2026-10-20</w:t>
-            </w:r>
-          </w:p>
-        </w:tc>
-        <w:tc>
-          <w:tcPr/>
-          <w:p>
-            <w:pPr>
-              <w:pStyle w:val="Compact"/>
-            </w:pPr>
-            <w:r>
-              <w:t xml:space="preserve">Army 1M drones plan (reported)</w:t>
-            </w:r>
-          </w:p>
-        </w:tc>
-        <w:tc>
-          <w:tcPr/>
-          <w:p>
-            <w:pPr>
-              <w:pStyle w:val="Compact"/>
-            </w:pPr>
-            <w:r>
-              <w:t xml:space="preserve">Volume demand for magnets, airframes</w:t>
-            </w:r>
-          </w:p>
-        </w:tc>
-        <w:tc>
-          <w:tcPr/>
-          <w:p>
-            <w:pPr>
-              <w:pStyle w:val="Compact"/>
-            </w:pPr>
-            <w:r>
-              <w:t xml:space="preserve">metals-supply, fabrication</w:t>
-            </w:r>
-          </w:p>
-        </w:tc>
-        <w:tc>
-          <w:tcPr/>
-          <w:p>
-            <w:pPr>
-              <w:pStyle w:val="Compact"/>
-            </w:pPr>
-            <w:r>
-              <w:t xml:space="preserve">[src-20261020-878aa9]</w:t>
-            </w:r>
-          </w:p>
-        </w:tc>
-      </w:tr>
-      <w:tr>
-        <w:tc>
-          <w:tcPr/>
-          <w:p>
-            <w:pPr>
-              <w:pStyle w:val="Compact"/>
-            </w:pPr>
-            <w:r>
-              <w:t xml:space="preserve">2026-10-20</w:t>
-            </w:r>
-          </w:p>
-        </w:tc>
-        <w:tc>
-          <w:tcPr/>
-          <w:p>
-            <w:pPr>
-              <w:pStyle w:val="Compact"/>
-            </w:pPr>
-            <w:r>
-              <w:t xml:space="preserve">45X</w:t>
-            </w:r>
-          </w:p>
-        </w:tc>
-        <w:tc>
-          <w:tcPr/>
-          <w:p>
-            <w:pPr>
-              <w:pStyle w:val="Compact"/>
-            </w:pPr>
-            <w:r>
-              <w:t xml:space="preserve">Advanced manufacturing production credit</w:t>
-            </w:r>
-          </w:p>
-        </w:tc>
+              <w:t xml:space="preserve">Gross margin benchmark</w:t>
+            </w:r>
+          </w:p>
+        </w:tc>
+        <w:tc>
+          <w:tcPr/>
+          <w:p>
+            <w:pPr>
+              <w:pStyle w:val="Compact"/>
+            </w:pPr>
+            <w:r>
+              <w:t xml:space="preserve">Capex and fixed cost</w:t>
+            </w:r>
+          </w:p>
+        </w:tc>
+        <w:tc>
+          <w:tcPr/>
+          <w:p>
+            <w:pPr>
+              <w:pStyle w:val="Compact"/>
+            </w:pPr>
+            <w:r>
+              <w:t xml:space="preserve">Variable cost and pricing</w:t>
+            </w:r>
+          </w:p>
+        </w:tc>
+        <w:tc>
+          <w:tcPr/>
+          <w:p>
+            <w:pPr>
+              <w:pStyle w:val="Compact"/>
+            </w:pPr>
+            <w:r>
+              <w:t xml:space="preserve">What moves the margin [inference]</w:t>
+            </w:r>
+          </w:p>
+        </w:tc>
+      </w:tr>
+      <w:tr>
         <w:tc>
           <w:tcPr/>
           <w:p>
@@ -8886,387 +10251,102 @@
               <w:pStyle w:val="Compact"/>
             </w:pPr>
             <w:r>
-              <w:t xml:space="preserve">[src-20261020-7d90fa]</w:t>
-            </w:r>
-          </w:p>
-        </w:tc>
-      </w:tr>
-      <w:tr>
-        <w:tc>
-          <w:tcPr/>
-          <w:p>
-            <w:pPr>
-              <w:pStyle w:val="Compact"/>
-            </w:pPr>
-            <w:r>
-              <w:t xml:space="preserve">2026-09-23</w:t>
-            </w:r>
-          </w:p>
-        </w:tc>
-        <w:tc>
-          <w:tcPr/>
-          <w:p>
-            <w:pPr>
-              <w:pStyle w:val="Compact"/>
-            </w:pPr>
-            <w:r>
-              <w:t xml:space="preserve">SkyFoundry / Vulcan award</w:t>
-            </w:r>
-          </w:p>
-        </w:tc>
-        <w:tc>
-          <w:tcPr/>
-          <w:p>
-            <w:pPr>
-              <w:pStyle w:val="Compact"/>
-            </w:pPr>
-            <w:r>
-              <w:t xml:space="preserve">Army drone magnet supply</w:t>
-            </w:r>
-          </w:p>
-        </w:tc>
-        <w:tc>
-          <w:tcPr/>
-          <w:p>
-            <w:pPr>
-              <w:pStyle w:val="Compact"/>
-            </w:pPr>
-            <w:r>
-              <w:t xml:space="preserve">metals-supply</w:t>
-            </w:r>
-          </w:p>
-        </w:tc>
-        <w:tc>
-          <w:tcPr/>
-          <w:p>
-            <w:pPr>
-              <w:pStyle w:val="Compact"/>
-            </w:pPr>
-            <w:r>
-              <w:t xml:space="preserve">[src-20260923-c53c99]</w:t>
-            </w:r>
-          </w:p>
-        </w:tc>
-      </w:tr>
-      <w:tr>
-        <w:tc>
-          <w:tcPr/>
-          <w:p>
-            <w:pPr>
-              <w:pStyle w:val="Compact"/>
-            </w:pPr>
-            <w:r>
-              <w:t xml:space="preserve">2026-09-08</w:t>
-            </w:r>
-          </w:p>
-        </w:tc>
-        <w:tc>
-          <w:tcPr/>
-          <w:p>
-            <w:pPr>
-              <w:pStyle w:val="Compact"/>
-            </w:pPr>
-            <w:r>
-              <w:t xml:space="preserve">OSC</w:t>
-            </w:r>
-          </w:p>
-        </w:tc>
-        <w:tc>
-          <w:tcPr/>
-          <w:p>
-            <w:pPr>
-              <w:pStyle w:val="Compact"/>
-            </w:pPr>
-            <w:r>
-              <w:t xml:space="preserve">DoD lender for critical-tech capex</w:t>
-            </w:r>
-          </w:p>
-        </w:tc>
-        <w:tc>
-          <w:tcPr/>
-          <w:p>
-            <w:pPr>
-              <w:pStyle w:val="Compact"/>
-            </w:pPr>
-            <w:r>
-              <w:t xml:space="preserve">all producers</w:t>
-            </w:r>
-          </w:p>
-        </w:tc>
-        <w:tc>
-          <w:tcPr/>
-          <w:p>
-            <w:pPr>
-              <w:pStyle w:val="Compact"/>
-            </w:pPr>
-            <w:r>
-              <w:t xml:space="preserve">[src-20260908-f6558e]</w:t>
-            </w:r>
-          </w:p>
-        </w:tc>
-      </w:tr>
-      <w:tr>
-        <w:tc>
-          <w:tcPr/>
-          <w:p>
-            <w:pPr>
-              <w:pStyle w:val="Compact"/>
-            </w:pPr>
-            <w:r>
-              <w:t xml:space="preserve">2026-08-18</w:t>
-            </w:r>
-          </w:p>
-        </w:tc>
-        <w:tc>
-          <w:tcPr/>
-          <w:p>
-            <w:pPr>
-              <w:pStyle w:val="Compact"/>
-            </w:pPr>
-            <w:r>
-              <w:t xml:space="preserve">Section 232 pharma</w:t>
-            </w:r>
-          </w:p>
-        </w:tc>
-        <w:tc>
-          <w:tcPr/>
-          <w:p>
-            <w:pPr>
-              <w:pStyle w:val="Compact"/>
-            </w:pPr>
-            <w:r>
-              <w:t xml:space="preserve">100% on patented pharma, APIs</w:t>
-            </w:r>
-          </w:p>
-        </w:tc>
-        <w:tc>
-          <w:tcPr/>
-          <w:p>
-            <w:pPr>
-              <w:pStyle w:val="Compact"/>
-            </w:pPr>
-            <w:r>
-              <w:t xml:space="preserve">adjacent</w:t>
-            </w:r>
-          </w:p>
-        </w:tc>
-        <w:tc>
-          <w:tcPr/>
-          <w:p>
-            <w:pPr>
-              <w:pStyle w:val="Compact"/>
-            </w:pPr>
-            <w:r>
-              <w:t xml:space="preserve">[src-20260818-489fdf]</w:t>
-            </w:r>
-          </w:p>
-        </w:tc>
-      </w:tr>
-      <w:tr>
-        <w:tc>
-          <w:tcPr/>
-          <w:p>
-            <w:pPr>
-              <w:pStyle w:val="Compact"/>
-            </w:pPr>
-            <w:r>
-              <w:t xml:space="preserve">2026-10-19</w:t>
-            </w:r>
-          </w:p>
-        </w:tc>
-        <w:tc>
-          <w:tcPr/>
-          <w:p>
-            <w:pPr>
-              <w:pStyle w:val="Compact"/>
-            </w:pPr>
-            <w:r>
-              <w:t xml:space="preserve">DPA Title III tally</w:t>
-            </w:r>
-          </w:p>
-        </w:tc>
-        <w:tc>
-          <w:tcPr/>
-          <w:p>
-            <w:pPr>
-              <w:pStyle w:val="Compact"/>
-            </w:pPr>
-            <w:r>
-              <w:t xml:space="preserve">23 awards, $820.5M since Jan 2025; rare earths $405.1M, solid rocket motors $196.4M; none to tracked startups</w:t>
-            </w:r>
-          </w:p>
-        </w:tc>
-        <w:tc>
-          <w:tcPr/>
-          <w:p>
-            <w:pPr>
-              <w:pStyle w:val="Compact"/>
-            </w:pPr>
-            <w:r>
-              <w:t xml:space="preserve">metals-supply</w:t>
-            </w:r>
-          </w:p>
-        </w:tc>
-        <w:tc>
-          <w:tcPr/>
-          <w:p>
-            <w:pPr>
-              <w:pStyle w:val="Compact"/>
-            </w:pPr>
-            <w:r>
-              <w:t xml:space="preserve">[src-20261019-68fd3d] (med, third-party)</w:t>
-            </w:r>
-          </w:p>
-        </w:tc>
-      </w:tr>
-      <w:tr>
-        <w:tc>
-          <w:tcPr/>
-          <w:p>
-            <w:pPr>
-              <w:pStyle w:val="Compact"/>
-            </w:pPr>
-            <w:r>
-              <w:t xml:space="preserve">2026-07-16</w:t>
-            </w:r>
-          </w:p>
-        </w:tc>
-        <w:tc>
-          <w:tcPr/>
-          <w:p>
-            <w:pPr>
-              <w:pStyle w:val="Compact"/>
-            </w:pPr>
-            <w:r>
-              <w:t xml:space="preserve">IEA public finance</w:t>
-            </w:r>
-          </w:p>
-        </w:tc>
-        <w:tc>
-          <w:tcPr/>
-          <w:p>
-            <w:pPr>
-              <w:pStyle w:val="Compact"/>
-            </w:pPr>
-            <w:r>
-              <w:t xml:space="preserve">Minerals commitments $65B</w:t>
-            </w:r>
-          </w:p>
-        </w:tc>
-        <w:tc>
-          <w:tcPr/>
-          <w:p>
-            <w:pPr>
-              <w:pStyle w:val="Compact"/>
-            </w:pPr>
-            <w:r>
-              <w:t xml:space="preserve">metals-supply</w:t>
-            </w:r>
-          </w:p>
-        </w:tc>
-        <w:tc>
-          <w:tcPr/>
-          <w:p>
-            <w:pPr>
-              <w:pStyle w:val="Compact"/>
-            </w:pPr>
-            <w:r>
-              <w:t xml:space="preserve">[src-20260716-6a06e4]</w:t>
-            </w:r>
-          </w:p>
-        </w:tc>
-      </w:tr>
-      <w:tr>
-        <w:tc>
-          <w:tcPr/>
-          <w:p>
-            <w:pPr>
-              <w:pStyle w:val="Compact"/>
-            </w:pPr>
-            <w:r>
-              <w:t xml:space="preserve">2026-04-06</w:t>
-            </w:r>
-          </w:p>
-        </w:tc>
-        <w:tc>
-          <w:tcPr/>
-          <w:p>
-            <w:pPr>
-              <w:pStyle w:val="Compact"/>
-            </w:pPr>
-            <w:r>
-              <w:t xml:space="preserve">Section 232 metals</w:t>
-            </w:r>
-          </w:p>
-        </w:tc>
-        <w:tc>
-          <w:tcPr/>
-          <w:p>
-            <w:pPr>
-              <w:pStyle w:val="Compact"/>
-            </w:pPr>
-            <w:r>
-              <w:t xml:space="preserve">50/25/10% structure; grid 15% to 2028</w:t>
-            </w:r>
-          </w:p>
-        </w:tc>
-        <w:tc>
-          <w:tcPr/>
-          <w:p>
-            <w:pPr>
-              <w:pStyle w:val="Compact"/>
-            </w:pPr>
-            <w:r>
-              <w:t xml:space="preserve">metals-supply, fabrication</w:t>
-            </w:r>
-          </w:p>
-        </w:tc>
-        <w:tc>
-          <w:tcPr/>
-          <w:p>
-            <w:pPr>
-              <w:pStyle w:val="Compact"/>
-            </w:pPr>
-            <w:r>
-              <w:t xml:space="preserve">[src-20260402-1b5d6c]</w:t>
-            </w:r>
-          </w:p>
-        </w:tc>
-      </w:tr>
-      <w:tr>
-        <w:tc>
-          <w:tcPr/>
-          <w:p>
-            <w:pPr>
-              <w:pStyle w:val="Compact"/>
-            </w:pPr>
-            <w:r>
-              <w:t xml:space="preserve">2026-01-01</w:t>
-            </w:r>
-          </w:p>
-        </w:tc>
-        <w:tc>
-          <w:tcPr/>
-          <w:p>
-            <w:pPr>
-              <w:pStyle w:val="Compact"/>
-            </w:pPr>
-            <w:r>
-              <w:t xml:space="preserve">DIU CSO</w:t>
-            </w:r>
-          </w:p>
-        </w:tc>
-        <w:tc>
-          <w:tcPr/>
-          <w:p>
-            <w:pPr>
-              <w:pStyle w:val="Compact"/>
-            </w:pPr>
-            <w:r>
-              <w:t xml:space="preserve">Commercial Solutions Opening, fast awards</w:t>
-            </w:r>
-          </w:p>
-        </w:tc>
+              <w:t xml:space="preserve">Service centers 17.7% (Ryerson) to 31.6% FIFO (Reliance) [src-20260729-407fd7][src-20261021-16bb64]; Nucor 12% FY25 [src-20260225-3ea941]</w:t>
+            </w:r>
+          </w:p>
+        </w:tc>
+        <w:tc>
+          <w:tcPr/>
+          <w:p>
+            <w:pPr>
+              <w:pStyle w:val="Compact"/>
+            </w:pPr>
+            <w:r>
+              <w:t xml:space="preserve">Vulcan 10,000 t magnet plant on a $1.4B package [src-20251103-ee9b27]</w:t>
+            </w:r>
+          </w:p>
+        </w:tc>
+        <w:tc>
+          <w:tcPr/>
+          <w:p>
+            <w:pPr>
+              <w:pStyle w:val="Compact"/>
+            </w:pPr>
+            <w:r>
+              <w:t xml:space="preserve">Metal price passes through; tariffs lift inventory gains [src-20260728-ae7dea]</w:t>
+            </w:r>
+          </w:p>
+        </w:tc>
+        <w:tc>
+          <w:tcPr/>
+          <w:p>
+            <w:pPr>
+              <w:pStyle w:val="Compact"/>
+            </w:pPr>
+            <w:r>
+              <w:t xml:space="preserve">Quote speed and remnant use; price cycle dominates</w:t>
+            </w:r>
+          </w:p>
+        </w:tc>
+      </w:tr>
+      <w:tr>
+        <w:tc>
+          <w:tcPr/>
+          <w:p>
+            <w:pPr>
+              <w:pStyle w:val="Compact"/>
+            </w:pPr>
+            <w:r>
+              <w:t xml:space="preserve">fabrication</w:t>
+            </w:r>
+          </w:p>
+        </w:tc>
+        <w:tc>
+          <w:tcPr/>
+          <w:p>
+            <w:pPr>
+              <w:pStyle w:val="Compact"/>
+            </w:pPr>
+            <w:r>
+              <w:t xml:space="preserve">SendCutSend profitable 8 years, margin n/d [src-20260519-38c7ed]</w:t>
+            </w:r>
+          </w:p>
+        </w:tc>
+        <w:tc>
+          <w:tcPr/>
+          <w:p>
+            <w:pPr>
+              <w:pStyle w:val="Compact"/>
+            </w:pPr>
+            <w:r>
+              <w:t xml:space="preserve">~$50M per new facility; first laser $750K, debt-financed [src-20260519-2d6ceb][src-20260227-e92d45]</w:t>
+            </w:r>
+          </w:p>
+        </w:tc>
+        <w:tc>
+          <w:tcPr/>
+          <w:p>
+            <w:pPr>
+              <w:pStyle w:val="Compact"/>
+            </w:pPr>
+            <w:r>
+              <w:t xml:space="preserve">Xometry material can be 85% of a part's price (claim) [src-20260611-7b80f0]</w:t>
+            </w:r>
+          </w:p>
+        </w:tc>
+        <w:tc>
+          <w:tcPr/>
+          <w:p>
+            <w:pPr>
+              <w:pStyle w:val="Compact"/>
+            </w:pPr>
+            <w:r>
+              <w:t xml:space="preserve">Utilization (80-90% target) [src-20260626-541ac8]</w:t>
+            </w:r>
+          </w:p>
+        </w:tc>
+      </w:tr>
+      <w:tr>
         <w:tc>
           <w:tcPr/>
           <w:p>
@@ -9285,406 +10365,154 @@
               <w:pStyle w:val="Compact"/>
             </w:pPr>
             <w:r>
-              <w:t xml:space="preserve">[src-20260101-0b051b]</w:t>
-            </w:r>
-          </w:p>
-        </w:tc>
-      </w:tr>
-      <w:tr>
-        <w:tc>
-          <w:tcPr/>
-          <w:p>
-            <w:pPr>
-              <w:pStyle w:val="Compact"/>
-            </w:pPr>
-            <w:r>
-              <w:t xml:space="preserve">2025-12-18</w:t>
-            </w:r>
-          </w:p>
-        </w:tc>
-        <w:tc>
-          <w:tcPr/>
-          <w:p>
-            <w:pPr>
-              <w:pStyle w:val="Compact"/>
-            </w:pPr>
-            <w:r>
-              <w:t xml:space="preserve">FY26 NDAA (PL 119-60)</w:t>
-            </w:r>
-          </w:p>
-        </w:tc>
-        <w:tc>
-          <w:tcPr/>
-          <w:p>
-            <w:pPr>
-              <w:pStyle w:val="Compact"/>
-            </w:pPr>
-            <w:r>
-              <w:t xml:space="preserve">Sec. 225 robotic munitions automation; Sec. 867 Industrial Base Fund (castings, forgings, machine tools); Sec. 1652 Golden Dome cost reports; Sec. 1841 Civil Reserve Manufacturing Network; Sec. 1847 surge report</w:t>
-            </w:r>
-          </w:p>
-        </w:tc>
-        <w:tc>
-          <w:tcPr/>
-          <w:p>
-            <w:pPr>
-              <w:pStyle w:val="Compact"/>
-            </w:pPr>
-            <w:r>
-              <w:t xml:space="preserve">precision-parts, metals-supply</w:t>
-            </w:r>
-          </w:p>
-        </w:tc>
-        <w:tc>
-          <w:tcPr/>
-          <w:p>
-            <w:pPr>
-              <w:pStyle w:val="Compact"/>
-            </w:pPr>
-            <w:r>
-              <w:t xml:space="preserve">[src-20251218-f0d6ef][src-20251218-6c4228]</w:t>
-            </w:r>
-          </w:p>
-        </w:tc>
-      </w:tr>
-      <w:tr>
-        <w:tc>
-          <w:tcPr/>
-          <w:p>
-            <w:pPr>
-              <w:pStyle w:val="Compact"/>
-            </w:pPr>
-            <w:r>
-              <w:t xml:space="preserve">2025-12-15</w:t>
-            </w:r>
-          </w:p>
-        </w:tc>
-        <w:tc>
-          <w:tcPr/>
-          <w:p>
-            <w:pPr>
-              <w:pStyle w:val="Compact"/>
-            </w:pPr>
-            <w:r>
-              <w:t xml:space="preserve">DIB strategy / DPA</w:t>
-            </w:r>
-          </w:p>
-        </w:tc>
-        <w:tc>
-          <w:tcPr/>
-          <w:p>
-            <w:pPr>
-              <w:pStyle w:val="Compact"/>
-            </w:pPr>
-            <w:r>
-              <w:t xml:space="preserve">DPA Title III (Defense Production Act authority to fund domestic capacity)</w:t>
-            </w:r>
-          </w:p>
-        </w:tc>
-        <w:tc>
-          <w:tcPr/>
-          <w:p>
-            <w:pPr>
-              <w:pStyle w:val="Compact"/>
-            </w:pPr>
-            <w:r>
-              <w:t xml:space="preserve">metals-supply</w:t>
-            </w:r>
-          </w:p>
-        </w:tc>
-        <w:tc>
-          <w:tcPr/>
-          <w:p>
-            <w:pPr>
-              <w:pStyle w:val="Compact"/>
-            </w:pPr>
-            <w:r>
-              <w:t xml:space="preserve">[src-20251215-98f650]</w:t>
-            </w:r>
-          </w:p>
-        </w:tc>
-      </w:tr>
-      <w:tr>
-        <w:tc>
-          <w:tcPr/>
-          <w:p>
-            <w:pPr>
-              <w:pStyle w:val="Compact"/>
-            </w:pPr>
-            <w:r>
-              <w:t xml:space="preserve">2025-11-03</w:t>
-            </w:r>
-          </w:p>
-        </w:tc>
-        <w:tc>
-          <w:tcPr/>
-          <w:p>
-            <w:pPr>
-              <w:pStyle w:val="Compact"/>
-            </w:pPr>
-            <w:r>
-              <w:t xml:space="preserve">OSC loan to Vulcan</w:t>
-            </w:r>
-          </w:p>
-        </w:tc>
-        <w:tc>
-          <w:tcPr/>
-          <w:p>
-            <w:pPr>
-              <w:pStyle w:val="Compact"/>
-            </w:pPr>
-            <w:r>
-              <w:t xml:space="preserve">$620M</w:t>
-            </w:r>
-          </w:p>
-        </w:tc>
-        <w:tc>
-          <w:tcPr/>
-          <w:p>
-            <w:pPr>
-              <w:pStyle w:val="Compact"/>
-            </w:pPr>
-            <w:r>
-              <w:t xml:space="preserve">metals-supply</w:t>
-            </w:r>
-          </w:p>
-        </w:tc>
-        <w:tc>
-          <w:tcPr/>
-          <w:p>
-            <w:pPr>
-              <w:pStyle w:val="Compact"/>
-            </w:pPr>
-            <w:r>
-              <w:t xml:space="preserve">[src-20251103-ee9b27]</w:t>
-            </w:r>
-          </w:p>
-        </w:tc>
-      </w:tr>
-      <w:tr>
-        <w:tc>
-          <w:tcPr/>
-          <w:p>
-            <w:pPr>
-              <w:pStyle w:val="Compact"/>
-            </w:pPr>
-            <w:r>
-              <w:t xml:space="preserve">2025-08-06</w:t>
-            </w:r>
-          </w:p>
-        </w:tc>
-        <w:tc>
-          <w:tcPr/>
-          <w:p>
-            <w:pPr>
-              <w:pStyle w:val="Compact"/>
-            </w:pPr>
-            <w:r>
-              <w:t xml:space="preserve">Apple-MP prepay</w:t>
-            </w:r>
-          </w:p>
-        </w:tc>
-        <w:tc>
-          <w:tcPr/>
-          <w:p>
-            <w:pPr>
-              <w:pStyle w:val="Compact"/>
-            </w:pPr>
-            <w:r>
-              <w:t xml:space="preserve">Offtake as financing</w:t>
-            </w:r>
-          </w:p>
-        </w:tc>
-        <w:tc>
-          <w:tcPr/>
-          <w:p>
-            <w:pPr>
-              <w:pStyle w:val="Compact"/>
-            </w:pPr>
-            <w:r>
-              <w:t xml:space="preserve">metals-supply</w:t>
-            </w:r>
-          </w:p>
-        </w:tc>
-        <w:tc>
-          <w:tcPr/>
-          <w:p>
-            <w:pPr>
-              <w:pStyle w:val="Compact"/>
-            </w:pPr>
-            <w:r>
-              <w:t xml:space="preserve">[src-20250806-a0a34e]</w:t>
-            </w:r>
-          </w:p>
-        </w:tc>
-      </w:tr>
-      <w:tr>
-        <w:tc>
-          <w:tcPr/>
-          <w:p>
-            <w:pPr>
-              <w:pStyle w:val="Compact"/>
-            </w:pPr>
-            <w:r>
-              <w:t xml:space="preserve">2025-08-01</w:t>
-            </w:r>
-          </w:p>
-        </w:tc>
-        <w:tc>
-          <w:tcPr/>
-          <w:p>
-            <w:pPr>
-              <w:pStyle w:val="Compact"/>
-            </w:pPr>
-            <w:r>
-              <w:t xml:space="preserve">Section 232 copper</w:t>
-            </w:r>
-          </w:p>
-        </w:tc>
-        <w:tc>
-          <w:tcPr/>
-          <w:p>
-            <w:pPr>
-              <w:pStyle w:val="Compact"/>
-            </w:pPr>
-            <w:r>
-              <w:t xml:space="preserve">50% on semi-finished copper content; refined copper 15% (2027) / 30% (2028) under review</w:t>
-            </w:r>
-          </w:p>
-        </w:tc>
-        <w:tc>
-          <w:tcPr/>
-          <w:p>
-            <w:pPr>
-              <w:pStyle w:val="Compact"/>
-            </w:pPr>
-            <w:r>
-              <w:t xml:space="preserve">metals-supply</w:t>
-            </w:r>
-          </w:p>
-        </w:tc>
-        <w:tc>
-          <w:tcPr/>
-          <w:p>
-            <w:pPr>
-              <w:pStyle w:val="Compact"/>
-            </w:pPr>
-            <w:r>
-              <w:t xml:space="preserve">[src-20250805-80f2f4]</w:t>
-            </w:r>
-          </w:p>
-        </w:tc>
-      </w:tr>
-      <w:tr>
-        <w:tc>
-          <w:tcPr/>
-          <w:p>
-            <w:pPr>
-              <w:pStyle w:val="Compact"/>
-            </w:pPr>
-            <w:r>
-              <w:t xml:space="preserve">2024-12-19</w:t>
-            </w:r>
-          </w:p>
-        </w:tc>
-        <w:tc>
-          <w:tcPr/>
-          <w:p>
-            <w:pPr>
-              <w:pStyle w:val="Compact"/>
-            </w:pPr>
-            <w:r>
-              <w:t xml:space="preserve">OTA authority</w:t>
-            </w:r>
-          </w:p>
-        </w:tc>
-        <w:tc>
-          <w:tcPr/>
-          <w:p>
-            <w:pPr>
-              <w:pStyle w:val="Compact"/>
-            </w:pPr>
-            <w:r>
-              <w:t xml:space="preserve">Prototype to production without recompete</w:t>
-            </w:r>
-          </w:p>
-        </w:tc>
-        <w:tc>
-          <w:tcPr/>
-          <w:p>
-            <w:pPr>
-              <w:pStyle w:val="Compact"/>
-            </w:pPr>
-            <w:r>
-              <w:t xml:space="preserve">precision-parts</w:t>
-            </w:r>
-          </w:p>
-        </w:tc>
-        <w:tc>
-          <w:tcPr/>
-          <w:p>
-            <w:pPr>
-              <w:pStyle w:val="Compact"/>
-            </w:pPr>
-            <w:r>
-              <w:t xml:space="preserve">[src-20241219-9f8fcc]</w:t>
-            </w:r>
-          </w:p>
-        </w:tc>
-      </w:tr>
-      <w:tr>
-        <w:tc>
-          <w:tcPr/>
-          <w:p>
-            <w:pPr>
-              <w:pStyle w:val="Compact"/>
-            </w:pPr>
-            <w:r>
-              <w:t xml:space="preserve">2024-12-06</w:t>
-            </w:r>
-          </w:p>
-        </w:tc>
-        <w:tc>
-          <w:tcPr/>
-          <w:p>
-            <w:pPr>
-              <w:pStyle w:val="Compact"/>
-            </w:pPr>
-            <w:r>
-              <w:t xml:space="preserve">PPBE reform</w:t>
-            </w:r>
-          </w:p>
-        </w:tc>
-        <w:tc>
-          <w:tcPr/>
-          <w:p>
-            <w:pPr>
-              <w:pStyle w:val="Compact"/>
-            </w:pPr>
-            <w:r>
-              <w:t xml:space="preserve">Budget process speed</w:t>
-            </w:r>
-          </w:p>
-        </w:tc>
-        <w:tc>
-          <w:tcPr/>
-          <w:p>
-            <w:pPr>
-              <w:pStyle w:val="Compact"/>
-            </w:pPr>
-            <w:r>
-              <w:t xml:space="preserve">all</w:t>
-            </w:r>
-          </w:p>
-        </w:tc>
-        <w:tc>
-          <w:tcPr/>
-          <w:p>
-            <w:pPr>
-              <w:pStyle w:val="Compact"/>
-            </w:pPr>
-            <w:r>
-              <w:t xml:space="preserve">[src-20241206-6e78bd]</w:t>
+              <w:t xml:space="preserve">Proto Labs 44.5%; own factories 49% vs network 31% [src-20260206-8bb619][src-20260206-2b13c7]; job shops 15-25% (thesis.md)</w:t>
+            </w:r>
+          </w:p>
+        </w:tc>
+        <w:tc>
+          <w:tcPr/>
+          <w:p>
+            <w:pPr>
+              <w:pStyle w:val="Compact"/>
+            </w:pPr>
+            <w:r>
+              <w:t xml:space="preserve">Plant 1: six machines, &gt;$10M; Grob/Hermle 5-axis about $1M each vs Doosan $200K; target 20-25% low-cost machines (claim) [src-20260817-8867f2]; Mesa ~$200M [src-20250820-cfbf02]</w:t>
+            </w:r>
+          </w:p>
+        </w:tc>
+        <w:tc>
+          <w:tcPr/>
+          <w:p>
+            <w:pPr>
+              <w:pStyle w:val="Compact"/>
+            </w:pPr>
+            <w:r>
+              <w:t xml:space="preserve">Labor hours 100 to 30-50 per part, net saving 20-30% at best after capex (claim) [src-20250712-e5e110]; NRE $1-5K, casting tooling tens to hundreds of $K [src-20260611-7b80f0]; CAM staff $130-150K [src-20260817-8867f2]</w:t>
+            </w:r>
+          </w:p>
+        </w:tc>
+        <w:tc>
+          <w:tcPr/>
+          <w:p>
+            <w:pPr>
+              <w:pStyle w:val="Compact"/>
+            </w:pPr>
+            <w:r>
+              <w:t xml:space="preserve">Machining is 1/3 of the work; inspection, paperwork and certs are the rest [src-20250707-3b7a46][src-20260611-7b80f0]</w:t>
+            </w:r>
+          </w:p>
+        </w:tc>
+      </w:tr>
+      <w:tr>
+        <w:tc>
+          <w:tcPr/>
+          <w:p>
+            <w:pPr>
+              <w:pStyle w:val="Compact"/>
+            </w:pPr>
+            <w:r>
+              <w:t xml:space="preserve">materials-rd</w:t>
+            </w:r>
+          </w:p>
+        </w:tc>
+        <w:tc>
+          <w:tcPr/>
+          <w:p>
+            <w:pPr>
+              <w:pStyle w:val="Compact"/>
+            </w:pPr>
+            <w:r>
+              <w:t xml:space="preserve">Custom programs 5-15%, platform 85-90% (claim) [src-20261016-29997e]</w:t>
+            </w:r>
+          </w:p>
+        </w:tc>
+        <w:tc>
+          <w:tcPr/>
+          <w:p>
+            <w:pPr>
+              <w:pStyle w:val="Compact"/>
+            </w:pPr>
+            <w:r>
+              <w:t xml:space="preserve">Self-driving lab about $20M to build, low running cost (claim) [src-20260909-af3e60]</w:t>
+            </w:r>
+          </w:p>
+        </w:tc>
+        <w:tc>
+          <w:tcPr/>
+          <w:p>
+            <w:pPr>
+              <w:pStyle w:val="Compact"/>
+            </w:pPr>
+            <w:r>
+              <w:t xml:space="preserve">Buyer pays about $150K per software benchmark, $500K per pilot, $2M per validated candidate, $10-15M a year per lab line (claim) [src-20260909-af3e60]; ACVs "hundreds of thousands to millions" [src-20260913-3ad55e]</w:t>
+            </w:r>
+          </w:p>
+        </w:tc>
+        <w:tc>
+          <w:tcPr/>
+          <w:p>
+            <w:pPr>
+              <w:pStyle w:val="Compact"/>
+            </w:pPr>
+            <w:r>
+              <w:t xml:space="preserve">Hit rate and repeat campaigns; royalties rejected</w:t>
+            </w:r>
+          </w:p>
+        </w:tc>
+      </w:tr>
+      <w:tr>
+        <w:tc>
+          <w:tcPr/>
+          <w:p>
+            <w:pPr>
+              <w:pStyle w:val="Compact"/>
+            </w:pPr>
+            <w:r>
+              <w:t xml:space="preserve">factory-ai</w:t>
+            </w:r>
+          </w:p>
+        </w:tc>
+        <w:tc>
+          <w:tcPr/>
+          <w:p>
+            <w:pPr>
+              <w:pStyle w:val="Compact"/>
+            </w:pPr>
+            <w:r>
+              <w:t xml:space="preserve">Rockwell 49.5% [src-20260804-0e8130]</w:t>
+            </w:r>
+          </w:p>
+        </w:tc>
+        <w:tc>
+          <w:tcPr/>
+          <w:p>
+            <w:pPr>
+              <w:pStyle w:val="Compact"/>
+            </w:pPr>
+            <w:r>
+              <w:t xml:space="preserve">Software; needs a host plant</w:t>
+            </w:r>
+          </w:p>
+        </w:tc>
+        <w:tc>
+          <w:tcPr/>
+          <w:p>
+            <w:pPr>
+              <w:pStyle w:val="Compact"/>
+            </w:pPr>
+            <w:r>
+              <w:t xml:space="preserve">Arda usage-based [src-20261020-a1e174]; AI Robotics welding inspection on 24 lines, revenue up about 18x, profitable without outside capital [src-20261011-a8b14d]</w:t>
+            </w:r>
+          </w:p>
+        </w:tc>
+        <w:tc>
+          <w:tcPr/>
+          <w:p>
+            <w:pPr>
+              <w:pStyle w:val="Compact"/>
+            </w:pPr>
+            <w:r>
+              <w:t xml:space="preserve">False-detection rate on live lines [src-20261011-a8b14d]</w:t>
             </w:r>
           </w:p>
         </w:tc>
@@ -9695,7 +10523,7 @@
         <w:pStyle w:val="BodyText"/>
       </w:pPr>
       <w:r>
-        <w:t xml:space="preserve">Gaps: Golden Dome dollar flows (the NDAA requires reports, not money) [src-20251218-f0d6ef]; no DPA Title III award to a tracked startup in the third-party tally [src-20261019-68fd3d]; OSC loan to Vulcan is the only federal loan to a tracked name [src-20251103-ee9b27].</w:t>
+        <w:t xml:space="preserve">Power and compute are minor costs: 1,200A service with 500-600A used for 6-8 machines; about 30 CNCs run on 2,000A (claim) [src-20260817-8867f2].</w:t>
       </w:r>
     </w:p>
     <w:p>
@@ -9705,8 +10533,1019 @@
         </w:pict>
       </w:r>
     </w:p>
-    <w:bookmarkEnd w:id="49"/>
-    <w:bookmarkStart w:id="50" w:name="X3a5c609736691618518968a5937cbf8f8b42c88"/>
+    <w:bookmarkEnd w:id="50"/>
+    <w:bookmarkStart w:id="51" w:name="X325ade7cc271b5ec078e07d38d4dfa4de5f51ed"/>
+    <w:p>
+      <w:pPr>
+        <w:pStyle w:val="Heading2"/>
+      </w:pPr>
+      <w:r>
+        <w:t xml:space="preserve">10. Policy tracker (newest first)</w:t>
+      </w:r>
+    </w:p>
+    <w:tbl>
+      <w:tblPr>
+        <w:tblStyle w:val="Table"/>
+        <w:tblW w:type="auto" w:w="0"/>
+        <w:tblLook w:firstRow="1" w:lastRow="0" w:firstColumn="0" w:lastColumn="0" w:noHBand="0" w:noVBand="0" w:val="0020"/>
+      </w:tblPr>
+      <w:tblGrid>
+        <w:gridCol w:w="1584"/>
+        <w:gridCol w:w="1584"/>
+        <w:gridCol w:w="1584"/>
+        <w:gridCol w:w="1584"/>
+        <w:gridCol w:w="1584"/>
+      </w:tblGrid>
+      <w:tr>
+        <w:trPr>
+          <w:tblHeader w:val="on"/>
+        </w:trPr>
+        <w:tc>
+          <w:tcPr/>
+          <w:p>
+            <w:pPr>
+              <w:pStyle w:val="Compact"/>
+            </w:pPr>
+            <w:r>
+              <w:t xml:space="preserve">Date</w:t>
+            </w:r>
+          </w:p>
+        </w:tc>
+        <w:tc>
+          <w:tcPr/>
+          <w:p>
+            <w:pPr>
+              <w:pStyle w:val="Compact"/>
+            </w:pPr>
+            <w:r>
+              <w:t xml:space="preserve">Policy</w:t>
+            </w:r>
+          </w:p>
+        </w:tc>
+        <w:tc>
+          <w:tcPr/>
+          <w:p>
+            <w:pPr>
+              <w:pStyle w:val="Compact"/>
+            </w:pPr>
+            <w:r>
+              <w:t xml:space="preserve">What it does</w:t>
+            </w:r>
+          </w:p>
+        </w:tc>
+        <w:tc>
+          <w:tcPr/>
+          <w:p>
+            <w:pPr>
+              <w:pStyle w:val="Compact"/>
+            </w:pPr>
+            <w:r>
+              <w:t xml:space="preserve">Layer</w:t>
+            </w:r>
+          </w:p>
+        </w:tc>
+        <w:tc>
+          <w:tcPr/>
+          <w:p>
+            <w:pPr>
+              <w:pStyle w:val="Compact"/>
+            </w:pPr>
+            <w:r>
+              <w:t xml:space="preserve">Source</w:t>
+            </w:r>
+          </w:p>
+        </w:tc>
+      </w:tr>
+      <w:tr>
+        <w:tc>
+          <w:tcPr/>
+          <w:p>
+            <w:pPr>
+              <w:pStyle w:val="Compact"/>
+            </w:pPr>
+            <w:r>
+              <w:t xml:space="preserve">2026-10-20</w:t>
+            </w:r>
+          </w:p>
+        </w:tc>
+        <w:tc>
+          <w:tcPr/>
+          <w:p>
+            <w:pPr>
+              <w:pStyle w:val="Compact"/>
+            </w:pPr>
+            <w:r>
+              <w:t xml:space="preserve">Army 1M drones plan (reported)</w:t>
+            </w:r>
+          </w:p>
+        </w:tc>
+        <w:tc>
+          <w:tcPr/>
+          <w:p>
+            <w:pPr>
+              <w:pStyle w:val="Compact"/>
+            </w:pPr>
+            <w:r>
+              <w:t xml:space="preserve">Volume demand for magnets, airframes</w:t>
+            </w:r>
+          </w:p>
+        </w:tc>
+        <w:tc>
+          <w:tcPr/>
+          <w:p>
+            <w:pPr>
+              <w:pStyle w:val="Compact"/>
+            </w:pPr>
+            <w:r>
+              <w:t xml:space="preserve">metals-supply, fabrication</w:t>
+            </w:r>
+          </w:p>
+        </w:tc>
+        <w:tc>
+          <w:tcPr/>
+          <w:p>
+            <w:pPr>
+              <w:pStyle w:val="Compact"/>
+            </w:pPr>
+            <w:r>
+              <w:t xml:space="preserve">[src-20261020-878aa9]</w:t>
+            </w:r>
+          </w:p>
+        </w:tc>
+      </w:tr>
+      <w:tr>
+        <w:tc>
+          <w:tcPr/>
+          <w:p>
+            <w:pPr>
+              <w:pStyle w:val="Compact"/>
+            </w:pPr>
+            <w:r>
+              <w:t xml:space="preserve">2026-10-20</w:t>
+            </w:r>
+          </w:p>
+        </w:tc>
+        <w:tc>
+          <w:tcPr/>
+          <w:p>
+            <w:pPr>
+              <w:pStyle w:val="Compact"/>
+            </w:pPr>
+            <w:r>
+              <w:t xml:space="preserve">45X</w:t>
+            </w:r>
+          </w:p>
+        </w:tc>
+        <w:tc>
+          <w:tcPr/>
+          <w:p>
+            <w:pPr>
+              <w:pStyle w:val="Compact"/>
+            </w:pPr>
+            <w:r>
+              <w:t xml:space="preserve">Advanced manufacturing production credit</w:t>
+            </w:r>
+          </w:p>
+        </w:tc>
+        <w:tc>
+          <w:tcPr/>
+          <w:p>
+            <w:pPr>
+              <w:pStyle w:val="Compact"/>
+            </w:pPr>
+            <w:r>
+              <w:t xml:space="preserve">metals-supply</w:t>
+            </w:r>
+          </w:p>
+        </w:tc>
+        <w:tc>
+          <w:tcPr/>
+          <w:p>
+            <w:pPr>
+              <w:pStyle w:val="Compact"/>
+            </w:pPr>
+            <w:r>
+              <w:t xml:space="preserve">[src-20261020-7d90fa]</w:t>
+            </w:r>
+          </w:p>
+        </w:tc>
+      </w:tr>
+      <w:tr>
+        <w:tc>
+          <w:tcPr/>
+          <w:p>
+            <w:pPr>
+              <w:pStyle w:val="Compact"/>
+            </w:pPr>
+            <w:r>
+              <w:t xml:space="preserve">2026-09-23</w:t>
+            </w:r>
+          </w:p>
+        </w:tc>
+        <w:tc>
+          <w:tcPr/>
+          <w:p>
+            <w:pPr>
+              <w:pStyle w:val="Compact"/>
+            </w:pPr>
+            <w:r>
+              <w:t xml:space="preserve">SkyFoundry / Vulcan award</w:t>
+            </w:r>
+          </w:p>
+        </w:tc>
+        <w:tc>
+          <w:tcPr/>
+          <w:p>
+            <w:pPr>
+              <w:pStyle w:val="Compact"/>
+            </w:pPr>
+            <w:r>
+              <w:t xml:space="preserve">Army drone magnet supply</w:t>
+            </w:r>
+          </w:p>
+        </w:tc>
+        <w:tc>
+          <w:tcPr/>
+          <w:p>
+            <w:pPr>
+              <w:pStyle w:val="Compact"/>
+            </w:pPr>
+            <w:r>
+              <w:t xml:space="preserve">metals-supply</w:t>
+            </w:r>
+          </w:p>
+        </w:tc>
+        <w:tc>
+          <w:tcPr/>
+          <w:p>
+            <w:pPr>
+              <w:pStyle w:val="Compact"/>
+            </w:pPr>
+            <w:r>
+              <w:t xml:space="preserve">[src-20260923-c53c99]</w:t>
+            </w:r>
+          </w:p>
+        </w:tc>
+      </w:tr>
+      <w:tr>
+        <w:tc>
+          <w:tcPr/>
+          <w:p>
+            <w:pPr>
+              <w:pStyle w:val="Compact"/>
+            </w:pPr>
+            <w:r>
+              <w:t xml:space="preserve">2026-09-08</w:t>
+            </w:r>
+          </w:p>
+        </w:tc>
+        <w:tc>
+          <w:tcPr/>
+          <w:p>
+            <w:pPr>
+              <w:pStyle w:val="Compact"/>
+            </w:pPr>
+            <w:r>
+              <w:t xml:space="preserve">OSC</w:t>
+            </w:r>
+          </w:p>
+        </w:tc>
+        <w:tc>
+          <w:tcPr/>
+          <w:p>
+            <w:pPr>
+              <w:pStyle w:val="Compact"/>
+            </w:pPr>
+            <w:r>
+              <w:t xml:space="preserve">DoD lender for critical-tech capex</w:t>
+            </w:r>
+          </w:p>
+        </w:tc>
+        <w:tc>
+          <w:tcPr/>
+          <w:p>
+            <w:pPr>
+              <w:pStyle w:val="Compact"/>
+            </w:pPr>
+            <w:r>
+              <w:t xml:space="preserve">all producers</w:t>
+            </w:r>
+          </w:p>
+        </w:tc>
+        <w:tc>
+          <w:tcPr/>
+          <w:p>
+            <w:pPr>
+              <w:pStyle w:val="Compact"/>
+            </w:pPr>
+            <w:r>
+              <w:t xml:space="preserve">[src-20260908-f6558e]</w:t>
+            </w:r>
+          </w:p>
+        </w:tc>
+      </w:tr>
+      <w:tr>
+        <w:tc>
+          <w:tcPr/>
+          <w:p>
+            <w:pPr>
+              <w:pStyle w:val="Compact"/>
+            </w:pPr>
+            <w:r>
+              <w:t xml:space="preserve">2026-08-18</w:t>
+            </w:r>
+          </w:p>
+        </w:tc>
+        <w:tc>
+          <w:tcPr/>
+          <w:p>
+            <w:pPr>
+              <w:pStyle w:val="Compact"/>
+            </w:pPr>
+            <w:r>
+              <w:t xml:space="preserve">Section 232 pharma</w:t>
+            </w:r>
+          </w:p>
+        </w:tc>
+        <w:tc>
+          <w:tcPr/>
+          <w:p>
+            <w:pPr>
+              <w:pStyle w:val="Compact"/>
+            </w:pPr>
+            <w:r>
+              <w:t xml:space="preserve">100% on patented pharma, APIs</w:t>
+            </w:r>
+          </w:p>
+        </w:tc>
+        <w:tc>
+          <w:tcPr/>
+          <w:p>
+            <w:pPr>
+              <w:pStyle w:val="Compact"/>
+            </w:pPr>
+            <w:r>
+              <w:t xml:space="preserve">adjacent</w:t>
+            </w:r>
+          </w:p>
+        </w:tc>
+        <w:tc>
+          <w:tcPr/>
+          <w:p>
+            <w:pPr>
+              <w:pStyle w:val="Compact"/>
+            </w:pPr>
+            <w:r>
+              <w:t xml:space="preserve">[src-20260818-489fdf]</w:t>
+            </w:r>
+          </w:p>
+        </w:tc>
+      </w:tr>
+      <w:tr>
+        <w:tc>
+          <w:tcPr/>
+          <w:p>
+            <w:pPr>
+              <w:pStyle w:val="Compact"/>
+            </w:pPr>
+            <w:r>
+              <w:t xml:space="preserve">2026-10-19</w:t>
+            </w:r>
+          </w:p>
+        </w:tc>
+        <w:tc>
+          <w:tcPr/>
+          <w:p>
+            <w:pPr>
+              <w:pStyle w:val="Compact"/>
+            </w:pPr>
+            <w:r>
+              <w:t xml:space="preserve">DPA Title III tally</w:t>
+            </w:r>
+          </w:p>
+        </w:tc>
+        <w:tc>
+          <w:tcPr/>
+          <w:p>
+            <w:pPr>
+              <w:pStyle w:val="Compact"/>
+            </w:pPr>
+            <w:r>
+              <w:t xml:space="preserve">23 awards, $820.5M since Jan 2025; rare earths $405.1M, solid rocket motors $196.4M; none to tracked startups</w:t>
+            </w:r>
+          </w:p>
+        </w:tc>
+        <w:tc>
+          <w:tcPr/>
+          <w:p>
+            <w:pPr>
+              <w:pStyle w:val="Compact"/>
+            </w:pPr>
+            <w:r>
+              <w:t xml:space="preserve">metals-supply</w:t>
+            </w:r>
+          </w:p>
+        </w:tc>
+        <w:tc>
+          <w:tcPr/>
+          <w:p>
+            <w:pPr>
+              <w:pStyle w:val="Compact"/>
+            </w:pPr>
+            <w:r>
+              <w:t xml:space="preserve">[src-20261019-68fd3d] (med, third-party)</w:t>
+            </w:r>
+          </w:p>
+        </w:tc>
+      </w:tr>
+      <w:tr>
+        <w:tc>
+          <w:tcPr/>
+          <w:p>
+            <w:pPr>
+              <w:pStyle w:val="Compact"/>
+            </w:pPr>
+            <w:r>
+              <w:t xml:space="preserve">2026-07-16</w:t>
+            </w:r>
+          </w:p>
+        </w:tc>
+        <w:tc>
+          <w:tcPr/>
+          <w:p>
+            <w:pPr>
+              <w:pStyle w:val="Compact"/>
+            </w:pPr>
+            <w:r>
+              <w:t xml:space="preserve">IEA public finance</w:t>
+            </w:r>
+          </w:p>
+        </w:tc>
+        <w:tc>
+          <w:tcPr/>
+          <w:p>
+            <w:pPr>
+              <w:pStyle w:val="Compact"/>
+            </w:pPr>
+            <w:r>
+              <w:t xml:space="preserve">Minerals commitments $65B</w:t>
+            </w:r>
+          </w:p>
+        </w:tc>
+        <w:tc>
+          <w:tcPr/>
+          <w:p>
+            <w:pPr>
+              <w:pStyle w:val="Compact"/>
+            </w:pPr>
+            <w:r>
+              <w:t xml:space="preserve">metals-supply</w:t>
+            </w:r>
+          </w:p>
+        </w:tc>
+        <w:tc>
+          <w:tcPr/>
+          <w:p>
+            <w:pPr>
+              <w:pStyle w:val="Compact"/>
+            </w:pPr>
+            <w:r>
+              <w:t xml:space="preserve">[src-20260716-6a06e4]</w:t>
+            </w:r>
+          </w:p>
+        </w:tc>
+      </w:tr>
+      <w:tr>
+        <w:tc>
+          <w:tcPr/>
+          <w:p>
+            <w:pPr>
+              <w:pStyle w:val="Compact"/>
+            </w:pPr>
+            <w:r>
+              <w:t xml:space="preserve">2026-04-06</w:t>
+            </w:r>
+          </w:p>
+        </w:tc>
+        <w:tc>
+          <w:tcPr/>
+          <w:p>
+            <w:pPr>
+              <w:pStyle w:val="Compact"/>
+            </w:pPr>
+            <w:r>
+              <w:t xml:space="preserve">Section 232 metals</w:t>
+            </w:r>
+          </w:p>
+        </w:tc>
+        <w:tc>
+          <w:tcPr/>
+          <w:p>
+            <w:pPr>
+              <w:pStyle w:val="Compact"/>
+            </w:pPr>
+            <w:r>
+              <w:t xml:space="preserve">50/25/10% structure; grid 15% to 2028</w:t>
+            </w:r>
+          </w:p>
+        </w:tc>
+        <w:tc>
+          <w:tcPr/>
+          <w:p>
+            <w:pPr>
+              <w:pStyle w:val="Compact"/>
+            </w:pPr>
+            <w:r>
+              <w:t xml:space="preserve">metals-supply, fabrication</w:t>
+            </w:r>
+          </w:p>
+        </w:tc>
+        <w:tc>
+          <w:tcPr/>
+          <w:p>
+            <w:pPr>
+              <w:pStyle w:val="Compact"/>
+            </w:pPr>
+            <w:r>
+              <w:t xml:space="preserve">[src-20260402-1b5d6c]</w:t>
+            </w:r>
+          </w:p>
+        </w:tc>
+      </w:tr>
+      <w:tr>
+        <w:tc>
+          <w:tcPr/>
+          <w:p>
+            <w:pPr>
+              <w:pStyle w:val="Compact"/>
+            </w:pPr>
+            <w:r>
+              <w:t xml:space="preserve">2026-01-01</w:t>
+            </w:r>
+          </w:p>
+        </w:tc>
+        <w:tc>
+          <w:tcPr/>
+          <w:p>
+            <w:pPr>
+              <w:pStyle w:val="Compact"/>
+            </w:pPr>
+            <w:r>
+              <w:t xml:space="preserve">DIU CSO</w:t>
+            </w:r>
+          </w:p>
+        </w:tc>
+        <w:tc>
+          <w:tcPr/>
+          <w:p>
+            <w:pPr>
+              <w:pStyle w:val="Compact"/>
+            </w:pPr>
+            <w:r>
+              <w:t xml:space="preserve">Commercial Solutions Opening, fast awards</w:t>
+            </w:r>
+          </w:p>
+        </w:tc>
+        <w:tc>
+          <w:tcPr/>
+          <w:p>
+            <w:pPr>
+              <w:pStyle w:val="Compact"/>
+            </w:pPr>
+            <w:r>
+              <w:t xml:space="preserve">precision-parts</w:t>
+            </w:r>
+          </w:p>
+        </w:tc>
+        <w:tc>
+          <w:tcPr/>
+          <w:p>
+            <w:pPr>
+              <w:pStyle w:val="Compact"/>
+            </w:pPr>
+            <w:r>
+              <w:t xml:space="preserve">[src-20260101-0b051b]</w:t>
+            </w:r>
+          </w:p>
+        </w:tc>
+      </w:tr>
+      <w:tr>
+        <w:tc>
+          <w:tcPr/>
+          <w:p>
+            <w:pPr>
+              <w:pStyle w:val="Compact"/>
+            </w:pPr>
+            <w:r>
+              <w:t xml:space="preserve">2025-12-18</w:t>
+            </w:r>
+          </w:p>
+        </w:tc>
+        <w:tc>
+          <w:tcPr/>
+          <w:p>
+            <w:pPr>
+              <w:pStyle w:val="Compact"/>
+            </w:pPr>
+            <w:r>
+              <w:t xml:space="preserve">FY26 NDAA (PL 119-60)</w:t>
+            </w:r>
+          </w:p>
+        </w:tc>
+        <w:tc>
+          <w:tcPr/>
+          <w:p>
+            <w:pPr>
+              <w:pStyle w:val="Compact"/>
+            </w:pPr>
+            <w:r>
+              <w:t xml:space="preserve">Sec. 225 robotic munitions automation; Sec. 867 Industrial Base Fund (castings, forgings, machine tools); Sec. 1652 Golden Dome cost reports; Sec. 1841 Civil Reserve Manufacturing Network; Sec. 1847 surge report</w:t>
+            </w:r>
+          </w:p>
+        </w:tc>
+        <w:tc>
+          <w:tcPr/>
+          <w:p>
+            <w:pPr>
+              <w:pStyle w:val="Compact"/>
+            </w:pPr>
+            <w:r>
+              <w:t xml:space="preserve">precision-parts, metals-supply</w:t>
+            </w:r>
+          </w:p>
+        </w:tc>
+        <w:tc>
+          <w:tcPr/>
+          <w:p>
+            <w:pPr>
+              <w:pStyle w:val="Compact"/>
+            </w:pPr>
+            <w:r>
+              <w:t xml:space="preserve">[src-20251218-f0d6ef][src-20251218-6c4228]</w:t>
+            </w:r>
+          </w:p>
+        </w:tc>
+      </w:tr>
+      <w:tr>
+        <w:tc>
+          <w:tcPr/>
+          <w:p>
+            <w:pPr>
+              <w:pStyle w:val="Compact"/>
+            </w:pPr>
+            <w:r>
+              <w:t xml:space="preserve">2025-12-15</w:t>
+            </w:r>
+          </w:p>
+        </w:tc>
+        <w:tc>
+          <w:tcPr/>
+          <w:p>
+            <w:pPr>
+              <w:pStyle w:val="Compact"/>
+            </w:pPr>
+            <w:r>
+              <w:t xml:space="preserve">DIB strategy / DPA</w:t>
+            </w:r>
+          </w:p>
+        </w:tc>
+        <w:tc>
+          <w:tcPr/>
+          <w:p>
+            <w:pPr>
+              <w:pStyle w:val="Compact"/>
+            </w:pPr>
+            <w:r>
+              <w:t xml:space="preserve">DPA Title III (Defense Production Act authority to fund domestic capacity)</w:t>
+            </w:r>
+          </w:p>
+        </w:tc>
+        <w:tc>
+          <w:tcPr/>
+          <w:p>
+            <w:pPr>
+              <w:pStyle w:val="Compact"/>
+            </w:pPr>
+            <w:r>
+              <w:t xml:space="preserve">metals-supply</w:t>
+            </w:r>
+          </w:p>
+        </w:tc>
+        <w:tc>
+          <w:tcPr/>
+          <w:p>
+            <w:pPr>
+              <w:pStyle w:val="Compact"/>
+            </w:pPr>
+            <w:r>
+              <w:t xml:space="preserve">[src-20251215-98f650]</w:t>
+            </w:r>
+          </w:p>
+        </w:tc>
+      </w:tr>
+      <w:tr>
+        <w:tc>
+          <w:tcPr/>
+          <w:p>
+            <w:pPr>
+              <w:pStyle w:val="Compact"/>
+            </w:pPr>
+            <w:r>
+              <w:t xml:space="preserve">2025-11-03</w:t>
+            </w:r>
+          </w:p>
+        </w:tc>
+        <w:tc>
+          <w:tcPr/>
+          <w:p>
+            <w:pPr>
+              <w:pStyle w:val="Compact"/>
+            </w:pPr>
+            <w:r>
+              <w:t xml:space="preserve">OSC loan to Vulcan</w:t>
+            </w:r>
+          </w:p>
+        </w:tc>
+        <w:tc>
+          <w:tcPr/>
+          <w:p>
+            <w:pPr>
+              <w:pStyle w:val="Compact"/>
+            </w:pPr>
+            <w:r>
+              <w:t xml:space="preserve">$620M</w:t>
+            </w:r>
+          </w:p>
+        </w:tc>
+        <w:tc>
+          <w:tcPr/>
+          <w:p>
+            <w:pPr>
+              <w:pStyle w:val="Compact"/>
+            </w:pPr>
+            <w:r>
+              <w:t xml:space="preserve">metals-supply</w:t>
+            </w:r>
+          </w:p>
+        </w:tc>
+        <w:tc>
+          <w:tcPr/>
+          <w:p>
+            <w:pPr>
+              <w:pStyle w:val="Compact"/>
+            </w:pPr>
+            <w:r>
+              <w:t xml:space="preserve">[src-20251103-ee9b27]</w:t>
+            </w:r>
+          </w:p>
+        </w:tc>
+      </w:tr>
+      <w:tr>
+        <w:tc>
+          <w:tcPr/>
+          <w:p>
+            <w:pPr>
+              <w:pStyle w:val="Compact"/>
+            </w:pPr>
+            <w:r>
+              <w:t xml:space="preserve">2025-08-06</w:t>
+            </w:r>
+          </w:p>
+        </w:tc>
+        <w:tc>
+          <w:tcPr/>
+          <w:p>
+            <w:pPr>
+              <w:pStyle w:val="Compact"/>
+            </w:pPr>
+            <w:r>
+              <w:t xml:space="preserve">Apple-MP prepay</w:t>
+            </w:r>
+          </w:p>
+        </w:tc>
+        <w:tc>
+          <w:tcPr/>
+          <w:p>
+            <w:pPr>
+              <w:pStyle w:val="Compact"/>
+            </w:pPr>
+            <w:r>
+              <w:t xml:space="preserve">Offtake as financing</w:t>
+            </w:r>
+          </w:p>
+        </w:tc>
+        <w:tc>
+          <w:tcPr/>
+          <w:p>
+            <w:pPr>
+              <w:pStyle w:val="Compact"/>
+            </w:pPr>
+            <w:r>
+              <w:t xml:space="preserve">metals-supply</w:t>
+            </w:r>
+          </w:p>
+        </w:tc>
+        <w:tc>
+          <w:tcPr/>
+          <w:p>
+            <w:pPr>
+              <w:pStyle w:val="Compact"/>
+            </w:pPr>
+            <w:r>
+              <w:t xml:space="preserve">[src-20250806-a0a34e]</w:t>
+            </w:r>
+          </w:p>
+        </w:tc>
+      </w:tr>
+      <w:tr>
+        <w:tc>
+          <w:tcPr/>
+          <w:p>
+            <w:pPr>
+              <w:pStyle w:val="Compact"/>
+            </w:pPr>
+            <w:r>
+              <w:t xml:space="preserve">2025-08-01</w:t>
+            </w:r>
+          </w:p>
+        </w:tc>
+        <w:tc>
+          <w:tcPr/>
+          <w:p>
+            <w:pPr>
+              <w:pStyle w:val="Compact"/>
+            </w:pPr>
+            <w:r>
+              <w:t xml:space="preserve">Section 232 copper</w:t>
+            </w:r>
+          </w:p>
+        </w:tc>
+        <w:tc>
+          <w:tcPr/>
+          <w:p>
+            <w:pPr>
+              <w:pStyle w:val="Compact"/>
+            </w:pPr>
+            <w:r>
+              <w:t xml:space="preserve">50% on semi-finished copper content; refined copper 15% (2027) / 30% (2028) under review</w:t>
+            </w:r>
+          </w:p>
+        </w:tc>
+        <w:tc>
+          <w:tcPr/>
+          <w:p>
+            <w:pPr>
+              <w:pStyle w:val="Compact"/>
+            </w:pPr>
+            <w:r>
+              <w:t xml:space="preserve">metals-supply</w:t>
+            </w:r>
+          </w:p>
+        </w:tc>
+        <w:tc>
+          <w:tcPr/>
+          <w:p>
+            <w:pPr>
+              <w:pStyle w:val="Compact"/>
+            </w:pPr>
+            <w:r>
+              <w:t xml:space="preserve">[src-20250805-80f2f4]</w:t>
+            </w:r>
+          </w:p>
+        </w:tc>
+      </w:tr>
+      <w:tr>
+        <w:tc>
+          <w:tcPr/>
+          <w:p>
+            <w:pPr>
+              <w:pStyle w:val="Compact"/>
+            </w:pPr>
+            <w:r>
+              <w:t xml:space="preserve">2024-12-19</w:t>
+            </w:r>
+          </w:p>
+        </w:tc>
+        <w:tc>
+          <w:tcPr/>
+          <w:p>
+            <w:pPr>
+              <w:pStyle w:val="Compact"/>
+            </w:pPr>
+            <w:r>
+              <w:t xml:space="preserve">OTA authority</w:t>
+            </w:r>
+          </w:p>
+        </w:tc>
+        <w:tc>
+          <w:tcPr/>
+          <w:p>
+            <w:pPr>
+              <w:pStyle w:val="Compact"/>
+            </w:pPr>
+            <w:r>
+              <w:t xml:space="preserve">Prototype to production without recompete</w:t>
+            </w:r>
+          </w:p>
+        </w:tc>
+        <w:tc>
+          <w:tcPr/>
+          <w:p>
+            <w:pPr>
+              <w:pStyle w:val="Compact"/>
+            </w:pPr>
+            <w:r>
+              <w:t xml:space="preserve">precision-parts</w:t>
+            </w:r>
+          </w:p>
+        </w:tc>
+        <w:tc>
+          <w:tcPr/>
+          <w:p>
+            <w:pPr>
+              <w:pStyle w:val="Compact"/>
+            </w:pPr>
+            <w:r>
+              <w:t xml:space="preserve">[src-20241219-9f8fcc]</w:t>
+            </w:r>
+          </w:p>
+        </w:tc>
+      </w:tr>
+      <w:tr>
+        <w:tc>
+          <w:tcPr/>
+          <w:p>
+            <w:pPr>
+              <w:pStyle w:val="Compact"/>
+            </w:pPr>
+            <w:r>
+              <w:t xml:space="preserve">2024-12-06</w:t>
+            </w:r>
+          </w:p>
+        </w:tc>
+        <w:tc>
+          <w:tcPr/>
+          <w:p>
+            <w:pPr>
+              <w:pStyle w:val="Compact"/>
+            </w:pPr>
+            <w:r>
+              <w:t xml:space="preserve">PPBE reform</w:t>
+            </w:r>
+          </w:p>
+        </w:tc>
+        <w:tc>
+          <w:tcPr/>
+          <w:p>
+            <w:pPr>
+              <w:pStyle w:val="Compact"/>
+            </w:pPr>
+            <w:r>
+              <w:t xml:space="preserve">Budget process speed</w:t>
+            </w:r>
+          </w:p>
+        </w:tc>
+        <w:tc>
+          <w:tcPr/>
+          <w:p>
+            <w:pPr>
+              <w:pStyle w:val="Compact"/>
+            </w:pPr>
+            <w:r>
+              <w:t xml:space="preserve">all</w:t>
+            </w:r>
+          </w:p>
+        </w:tc>
+        <w:tc>
+          <w:tcPr/>
+          <w:p>
+            <w:pPr>
+              <w:pStyle w:val="Compact"/>
+            </w:pPr>
+            <w:r>
+              <w:t xml:space="preserve">[src-20241206-6e78bd]</w:t>
+            </w:r>
+          </w:p>
+        </w:tc>
+      </w:tr>
+    </w:tbl>
+    <w:p>
+      <w:pPr>
+        <w:pStyle w:val="BodyText"/>
+      </w:pPr>
+      <w:r>
+        <w:t xml:space="preserve">Gaps: Golden Dome dollar flows (the NDAA requires reports, not money) [src-20251218-f0d6ef]; no DPA Title III award to a tracked startup in the third-party tally [src-20261019-68fd3d]; OSC loan to Vulcan is the only federal loan to a tracked name [src-20251103-ee9b27].</w:t>
+      </w:r>
+    </w:p>
+    <w:p>
+      <w:r>
+        <w:pict>
+          <v:rect style="width:0;height:1.5pt" o:hralign="center" o:hrstd="t" o:hr="t"/>
+        </w:pict>
+      </w:r>
+    </w:p>
+    <w:bookmarkEnd w:id="51"/>
+    <w:bookmarkStart w:id="52" w:name="X3a5c609736691618518968a5937cbf8f8b42c88"/>
     <w:p>
       <w:pPr>
         <w:pStyle w:val="Heading2"/>
@@ -10624,8 +12463,8 @@
         </w:pict>
       </w:r>
     </w:p>
-    <w:bookmarkEnd w:id="50"/>
-    <w:bookmarkStart w:id="51" w:name="Xbfda2eff2e8f7ad7229a0fc28eb7362c4a687ce"/>
+    <w:bookmarkEnd w:id="52"/>
+    <w:bookmarkStart w:id="53" w:name="Xbfda2eff2e8f7ad7229a0fc28eb7362c4a687ce"/>
     <w:p>
       <w:pPr>
         <w:pStyle w:val="Heading2"/>
@@ -10651,7 +12490,7 @@
         <w:pStyle w:val="Compact"/>
         <w:numPr>
           <w:ilvl w:val="0"/>
-          <w:numId w:val="1033"/>
+          <w:numId w:val="1035"/>
         </w:numPr>
       </w:pPr>
       <w:r>
@@ -10663,7 +12502,7 @@
         <w:pStyle w:val="Compact"/>
         <w:numPr>
           <w:ilvl w:val="0"/>
-          <w:numId w:val="1033"/>
+          <w:numId w:val="1035"/>
         </w:numPr>
       </w:pPr>
       <w:r>
@@ -10675,7 +12514,7 @@
         <w:pStyle w:val="Compact"/>
         <w:numPr>
           <w:ilvl w:val="0"/>
-          <w:numId w:val="1033"/>
+          <w:numId w:val="1035"/>
         </w:numPr>
       </w:pPr>
       <w:r>
@@ -10687,7 +12526,7 @@
         <w:pStyle w:val="Compact"/>
         <w:numPr>
           <w:ilvl w:val="0"/>
-          <w:numId w:val="1033"/>
+          <w:numId w:val="1035"/>
         </w:numPr>
       </w:pPr>
       <w:r>
@@ -10699,7 +12538,7 @@
         <w:pStyle w:val="Compact"/>
         <w:numPr>
           <w:ilvl w:val="0"/>
-          <w:numId w:val="1033"/>
+          <w:numId w:val="1035"/>
         </w:numPr>
       </w:pPr>
       <w:r>
@@ -11139,7 +12978,7 @@
         <w:pStyle w:val="Compact"/>
         <w:numPr>
           <w:ilvl w:val="0"/>
-          <w:numId w:val="1034"/>
+          <w:numId w:val="1036"/>
         </w:numPr>
       </w:pPr>
       <w:r>
@@ -11151,7 +12990,7 @@
         <w:pStyle w:val="Compact"/>
         <w:numPr>
           <w:ilvl w:val="0"/>
-          <w:numId w:val="1034"/>
+          <w:numId w:val="1036"/>
         </w:numPr>
       </w:pPr>
       <w:r>
@@ -11163,7 +13002,7 @@
         <w:pStyle w:val="Compact"/>
         <w:numPr>
           <w:ilvl w:val="0"/>
-          <w:numId w:val="1034"/>
+          <w:numId w:val="1036"/>
         </w:numPr>
       </w:pPr>
       <w:r>
@@ -11187,7 +13026,7 @@
         <w:pStyle w:val="Compact"/>
         <w:numPr>
           <w:ilvl w:val="0"/>
-          <w:numId w:val="1035"/>
+          <w:numId w:val="1037"/>
         </w:numPr>
       </w:pPr>
       <w:r>
@@ -11199,7 +13038,7 @@
         <w:pStyle w:val="Compact"/>
         <w:numPr>
           <w:ilvl w:val="0"/>
-          <w:numId w:val="1035"/>
+          <w:numId w:val="1037"/>
         </w:numPr>
       </w:pPr>
       <w:r>
@@ -11211,7 +13050,7 @@
         <w:pStyle w:val="Compact"/>
         <w:numPr>
           <w:ilvl w:val="0"/>
-          <w:numId w:val="1035"/>
+          <w:numId w:val="1037"/>
         </w:numPr>
       </w:pPr>
       <w:r>
@@ -11223,7 +13062,7 @@
         <w:pStyle w:val="Compact"/>
         <w:numPr>
           <w:ilvl w:val="0"/>
-          <w:numId w:val="1035"/>
+          <w:numId w:val="1037"/>
         </w:numPr>
       </w:pPr>
       <w:r>
@@ -11235,7 +13074,7 @@
         <w:pStyle w:val="Compact"/>
         <w:numPr>
           <w:ilvl w:val="0"/>
-          <w:numId w:val="1035"/>
+          <w:numId w:val="1037"/>
         </w:numPr>
       </w:pPr>
       <w:r>
@@ -11247,11 +13086,83 @@
         <w:pStyle w:val="Compact"/>
         <w:numPr>
           <w:ilvl w:val="0"/>
-          <w:numId w:val="1035"/>
+          <w:numId w:val="1037"/>
         </w:numPr>
       </w:pPr>
       <w:r>
         <w:t xml:space="preserve">Slack exists: 34% spindle utilization in incumbent shops [src-20250120-419768] means demand can be met without new plants.</w:t>
+      </w:r>
+    </w:p>
+    <w:p>
+      <w:pPr>
+        <w:pStyle w:val="Compact"/>
+        <w:numPr>
+          <w:ilvl w:val="0"/>
+          <w:numId w:val="1037"/>
+        </w:numPr>
+      </w:pPr>
+      <w:r>
+        <w:t xml:space="preserve">Share per customer is capped by policy: a 1/3-of-revenue cap at SpaceX [src-20250708-342eaf], no single-sourcing after the PCC fire [src-20260818-9b2d5c], and 5-10 years to trust a new supplier [src-20250712-e5e110].</w:t>
+      </w:r>
+    </w:p>
+    <w:p>
+      <w:pPr>
+        <w:pStyle w:val="Compact"/>
+        <w:numPr>
+          <w:ilvl w:val="0"/>
+          <w:numId w:val="1037"/>
+        </w:numPr>
+      </w:pPr>
+      <w:r>
+        <w:t xml:space="preserve">Regulators get stricter after Boeing's quality lapses: "Innovation ... is the first thing that gets sacrificed, and Hadrian falls in that innovation category" [src-20260818-9b2d5c].</w:t>
+      </w:r>
+    </w:p>
+    <w:p>
+      <w:pPr>
+        <w:pStyle w:val="Compact"/>
+        <w:numPr>
+          <w:ilvl w:val="0"/>
+          <w:numId w:val="1037"/>
+        </w:numPr>
+      </w:pPr>
+      <w:r>
+        <w:t xml:space="preserve">Team durability: 90% of Hadrian's first 10 employees gone by year 5; a 40-person software team churns [src-20260817-8867f2].</w:t>
+      </w:r>
+    </w:p>
+    <w:p>
+      <w:pPr>
+        <w:pStyle w:val="Compact"/>
+        <w:numPr>
+          <w:ilvl w:val="0"/>
+          <w:numId w:val="1037"/>
+        </w:numPr>
+      </w:pPr>
+      <w:r>
+        <w:t xml:space="preserve">AI CAM vendors sell the same automation to every incumbent shop: CloudNC CAM Assist is in GibbsCAM [src-20261021-9769d1][src-20261009-7cafd0]. Ex-Hadrian staff call CAM vendors the main threat [src-20250708-342eaf].</w:t>
+      </w:r>
+    </w:p>
+    <w:p>
+      <w:pPr>
+        <w:pStyle w:val="Compact"/>
+        <w:numPr>
+          <w:ilvl w:val="0"/>
+          <w:numId w:val="1037"/>
+        </w:numPr>
+      </w:pPr>
+      <w:r>
+        <w:t xml:space="preserve">Some buyers see financing, not venture: "better suited to debt than VC" [src-20250709-43486e]; "propped up by VC money" (peer view) [src-20260808-dc5cbb].</w:t>
+      </w:r>
+    </w:p>
+    <w:p>
+      <w:pPr>
+        <w:pStyle w:val="Compact"/>
+        <w:numPr>
+          <w:ilvl w:val="0"/>
+          <w:numId w:val="1037"/>
+        </w:numPr>
+      </w:pPr>
+      <w:r>
+        <w:t xml:space="preserve">Materials-rd: model leadership turns over on a "three-month cadence", so stickiness is falling [src-20260909-af3e60] (low); chemical customers have "25 data points", not big data [src-20260913-3ad55e].</w:t>
       </w:r>
     </w:p>
     <w:p>
@@ -11289,7 +13200,7 @@
         <w:pStyle w:val="Compact"/>
         <w:numPr>
           <w:ilvl w:val="0"/>
-          <w:numId w:val="1036"/>
+          <w:numId w:val="1038"/>
         </w:numPr>
       </w:pPr>
       <w:r>
@@ -11301,7 +13212,7 @@
         <w:pStyle w:val="Compact"/>
         <w:numPr>
           <w:ilvl w:val="0"/>
-          <w:numId w:val="1036"/>
+          <w:numId w:val="1038"/>
         </w:numPr>
       </w:pPr>
       <w:r>
@@ -11313,7 +13224,7 @@
         <w:pStyle w:val="Compact"/>
         <w:numPr>
           <w:ilvl w:val="0"/>
-          <w:numId w:val="1036"/>
+          <w:numId w:val="1038"/>
         </w:numPr>
       </w:pPr>
       <w:r>
@@ -11325,7 +13236,7 @@
         <w:pStyle w:val="Compact"/>
         <w:numPr>
           <w:ilvl w:val="0"/>
-          <w:numId w:val="1036"/>
+          <w:numId w:val="1038"/>
         </w:numPr>
       </w:pPr>
       <w:r>
@@ -12201,8 +14112,8 @@
         </w:pict>
       </w:r>
     </w:p>
-    <w:bookmarkEnd w:id="51"/>
-    <w:bookmarkStart w:id="52" w:name="fix-before-ic-slide-8-figures"/>
+    <w:bookmarkEnd w:id="53"/>
+    <w:bookmarkStart w:id="54" w:name="fix-before-ic-slide-8-figures"/>
     <w:p>
       <w:pPr>
         <w:pStyle w:val="Heading2"/>
@@ -12791,8 +14702,8 @@
         </w:pict>
       </w:r>
     </w:p>
-    <w:bookmarkEnd w:id="52"/>
-    <w:bookmarkStart w:id="53" w:name="appendix-a-glossary"/>
+    <w:bookmarkEnd w:id="54"/>
+    <w:bookmarkStart w:id="55" w:name="appendix-a-glossary"/>
     <w:p>
       <w:pPr>
         <w:pStyle w:val="Heading2"/>
@@ -13535,8 +15446,8 @@
         </w:tc>
       </w:tr>
     </w:tbl>
-    <w:bookmarkEnd w:id="53"/>
-    <w:bookmarkStart w:id="54" w:name="appendix-b-source-map-5-per-layer"/>
+    <w:bookmarkEnd w:id="55"/>
+    <w:bookmarkStart w:id="56" w:name="appendix-b-source-map-5-per-layer"/>
     <w:p>
       <w:pPr>
         <w:pStyle w:val="Heading2"/>
@@ -13703,8 +15614,8 @@
         </w:tc>
       </w:tr>
     </w:tbl>
-    <w:bookmarkEnd w:id="54"/>
-    <w:bookmarkStart w:id="55" w:name="appendix-c-gaps-and-next-actions"/>
+    <w:bookmarkEnd w:id="56"/>
+    <w:bookmarkStart w:id="57" w:name="appendix-c-gaps-and-next-actions"/>
     <w:p>
       <w:pPr>
         <w:pStyle w:val="Heading2"/>
@@ -13718,7 +15629,7 @@
         <w:pStyle w:val="Compact"/>
         <w:numPr>
           <w:ilvl w:val="0"/>
-          <w:numId w:val="1037"/>
+          <w:numId w:val="1039"/>
         </w:numPr>
       </w:pPr>
       <w:r>
@@ -13730,7 +15641,7 @@
         <w:pStyle w:val="Compact"/>
         <w:numPr>
           <w:ilvl w:val="0"/>
-          <w:numId w:val="1037"/>
+          <w:numId w:val="1039"/>
         </w:numPr>
       </w:pPr>
       <w:r>
@@ -13742,7 +15653,7 @@
         <w:pStyle w:val="Compact"/>
         <w:numPr>
           <w:ilvl w:val="0"/>
-          <w:numId w:val="1037"/>
+          <w:numId w:val="1039"/>
         </w:numPr>
       </w:pPr>
       <w:r>
@@ -13754,7 +15665,7 @@
         <w:pStyle w:val="Compact"/>
         <w:numPr>
           <w:ilvl w:val="0"/>
-          <w:numId w:val="1037"/>
+          <w:numId w:val="1039"/>
         </w:numPr>
       </w:pPr>
       <w:r>
@@ -13766,7 +15677,7 @@
         <w:pStyle w:val="Compact"/>
         <w:numPr>
           <w:ilvl w:val="0"/>
-          <w:numId w:val="1037"/>
+          <w:numId w:val="1039"/>
         </w:numPr>
       </w:pPr>
       <w:r>
@@ -13778,7 +15689,7 @@
         <w:pStyle w:val="Compact"/>
         <w:numPr>
           <w:ilvl w:val="0"/>
-          <w:numId w:val="1037"/>
+          <w:numId w:val="1039"/>
         </w:numPr>
       </w:pPr>
       <w:r>
@@ -13790,7 +15701,7 @@
         <w:pStyle w:val="Compact"/>
         <w:numPr>
           <w:ilvl w:val="0"/>
-          <w:numId w:val="1037"/>
+          <w:numId w:val="1039"/>
         </w:numPr>
       </w:pPr>
       <w:r>
@@ -13802,7 +15713,7 @@
         <w:pStyle w:val="Compact"/>
         <w:numPr>
           <w:ilvl w:val="0"/>
-          <w:numId w:val="1037"/>
+          <w:numId w:val="1039"/>
         </w:numPr>
       </w:pPr>
       <w:r>
@@ -13814,7 +15725,7 @@
         <w:pStyle w:val="Compact"/>
         <w:numPr>
           <w:ilvl w:val="0"/>
-          <w:numId w:val="1037"/>
+          <w:numId w:val="1039"/>
         </w:numPr>
       </w:pPr>
       <w:r>
@@ -13826,15 +15737,15 @@
         <w:pStyle w:val="Compact"/>
         <w:numPr>
           <w:ilvl w:val="0"/>
-          <w:numId w:val="1037"/>
+          <w:numId w:val="1039"/>
         </w:numPr>
       </w:pPr>
       <w:r>
         <w:t xml:space="preserve">Exits (Q14): no comparable acquisition above $100M in repo.</w:t>
       </w:r>
     </w:p>
-    <w:bookmarkEnd w:id="55"/>
-    <w:bookmarkStart w:id="56" w:name="appendix-d-ten-sources-for-one-hour"/>
+    <w:bookmarkEnd w:id="57"/>
+    <w:bookmarkStart w:id="58" w:name="appendix-d-ten-sources-for-one-hour"/>
     <w:p>
       <w:pPr>
         <w:pStyle w:val="Heading2"/>
@@ -13848,7 +15759,7 @@
         <w:pStyle w:val="Compact"/>
         <w:numPr>
           <w:ilvl w:val="0"/>
-          <w:numId w:val="1038"/>
+          <w:numId w:val="1040"/>
         </w:numPr>
       </w:pPr>
       <w:r>
@@ -13860,7 +15771,7 @@
         <w:pStyle w:val="Compact"/>
         <w:numPr>
           <w:ilvl w:val="0"/>
-          <w:numId w:val="1038"/>
+          <w:numId w:val="1040"/>
         </w:numPr>
       </w:pPr>
       <w:r>
@@ -13872,7 +15783,7 @@
         <w:pStyle w:val="Compact"/>
         <w:numPr>
           <w:ilvl w:val="0"/>
-          <w:numId w:val="1038"/>
+          <w:numId w:val="1040"/>
         </w:numPr>
       </w:pPr>
       <w:r>
@@ -13884,7 +15795,7 @@
         <w:pStyle w:val="Compact"/>
         <w:numPr>
           <w:ilvl w:val="0"/>
-          <w:numId w:val="1038"/>
+          <w:numId w:val="1040"/>
         </w:numPr>
       </w:pPr>
       <w:r>
@@ -13896,7 +15807,7 @@
         <w:pStyle w:val="Compact"/>
         <w:numPr>
           <w:ilvl w:val="0"/>
-          <w:numId w:val="1038"/>
+          <w:numId w:val="1040"/>
         </w:numPr>
       </w:pPr>
       <w:r>
@@ -13908,7 +15819,7 @@
         <w:pStyle w:val="Compact"/>
         <w:numPr>
           <w:ilvl w:val="0"/>
-          <w:numId w:val="1038"/>
+          <w:numId w:val="1040"/>
         </w:numPr>
       </w:pPr>
       <w:r>
@@ -13920,7 +15831,7 @@
         <w:pStyle w:val="Compact"/>
         <w:numPr>
           <w:ilvl w:val="0"/>
-          <w:numId w:val="1038"/>
+          <w:numId w:val="1040"/>
         </w:numPr>
       </w:pPr>
       <w:r>
@@ -13932,7 +15843,7 @@
         <w:pStyle w:val="Compact"/>
         <w:numPr>
           <w:ilvl w:val="0"/>
-          <w:numId w:val="1038"/>
+          <w:numId w:val="1040"/>
         </w:numPr>
       </w:pPr>
       <w:r>
@@ -13944,7 +15855,7 @@
         <w:pStyle w:val="Compact"/>
         <w:numPr>
           <w:ilvl w:val="0"/>
-          <w:numId w:val="1038"/>
+          <w:numId w:val="1040"/>
         </w:numPr>
       </w:pPr>
       <w:r>
@@ -13956,21 +15867,21 @@
         <w:pStyle w:val="Compact"/>
         <w:numPr>
           <w:ilvl w:val="0"/>
-          <w:numId w:val="1038"/>
+          <w:numId w:val="1040"/>
         </w:numPr>
       </w:pPr>
       <w:r>
         <w:t xml:space="preserve">[src-20260402-1b5d6c] Section 232 April 2026 proclamation.</w:t>
       </w:r>
     </w:p>
-    <w:bookmarkEnd w:id="56"/>
-    <w:bookmarkStart w:id="57" w:name="Xca34eaf7b4e14e76a1fee1ff57015efaff29b00"/>
+    <w:bookmarkEnd w:id="58"/>
+    <w:bookmarkStart w:id="59" w:name="X8aab371d3ddf95cdb15b60622dbcff84e6fef7f"/>
     <w:p>
       <w:pPr>
         <w:pStyle w:val="Heading2"/>
       </w:pPr>
       <w:r>
-        <w:t xml:space="preserve">Appendix E. Source coverage (audit 2026-10-25)</w:t>
+        <w:t xml:space="preserve">Appendix E. Source coverage (ledger, 2026-10-25)</w:t>
       </w:r>
     </w:p>
     <w:p>
@@ -13978,7 +15889,19 @@
         <w:pStyle w:val="FirstParagraph"/>
       </w:pPr>
       <w:r>
-        <w:t xml:space="preserve">Every one of the 1,437 records in sources/ was screened by title, tags and summary. Depth of reading is below; "full" means the body was read, "summary" means the filed summary or key facts only.</w:t>
+        <w:t xml:space="preserve">Full per-source ledger (1,437 rows: id, type, category, read status, key facts, primer section):</w:t>
+      </w:r>
+      <w:r>
+        <w:t xml:space="preserve"> </w:t>
+      </w:r>
+      <w:r>
+        <w:rPr>
+          <w:rStyle w:val="VerbatimChar"/>
+        </w:rPr>
+        <w:t xml:space="preserve">insights/exports/primer-ledger.csv</w:t>
+      </w:r>
+      <w:r>
+        <w:t xml:space="preserve">. Summary:</w:t>
       </w:r>
     </w:p>
     <w:tbl>
@@ -13988,10 +15911,9 @@
         <w:tblLook w:firstRow="1" w:lastRow="0" w:firstColumn="0" w:lastColumn="0" w:noHBand="0" w:noVBand="0" w:val="0020"/>
       </w:tblPr>
       <w:tblGrid>
-        <w:gridCol w:w="1980"/>
-        <w:gridCol w:w="1980"/>
-        <w:gridCol w:w="1980"/>
-        <w:gridCol w:w="1980"/>
+        <w:gridCol w:w="2640"/>
+        <w:gridCol w:w="2640"/>
+        <w:gridCol w:w="2640"/>
       </w:tblGrid>
       <w:tr>
         <w:trPr>
@@ -14026,64 +15948,112 @@
               <w:pStyle w:val="Compact"/>
             </w:pPr>
             <w:r>
-              <w:t xml:space="preserve">How read</w:t>
-            </w:r>
-          </w:p>
-        </w:tc>
-        <w:tc>
-          <w:tcPr/>
-          <w:p>
-            <w:pPr>
-              <w:pStyle w:val="Compact"/>
-            </w:pPr>
-            <w:r>
-              <w:t xml:space="preserve">Used?</w:t>
-            </w:r>
-          </w:p>
-        </w:tc>
-      </w:tr>
-      <w:tr>
-        <w:tc>
-          <w:tcPr/>
-          <w:p>
-            <w:pPr>
-              <w:pStyle w:val="Compact"/>
-            </w:pPr>
-            <w:r>
-              <w:t xml:space="preserve">Cited in this primer</w:t>
-            </w:r>
-          </w:p>
-        </w:tc>
-        <w:tc>
-          <w:tcPr/>
-          <w:p>
-            <w:pPr>
-              <w:pStyle w:val="Compact"/>
-            </w:pPr>
-            <w:r>
-              <w:t xml:space="preserve">214</w:t>
-            </w:r>
-          </w:p>
-        </w:tc>
-        <w:tc>
-          <w:tcPr/>
-          <w:p>
-            <w:pPr>
-              <w:pStyle w:val="Compact"/>
-            </w:pPr>
-            <w:r>
-              <w:t xml:space="preserve">Bodies read while drafting; long podcast transcripts via summary</w:t>
-            </w:r>
-          </w:p>
-        </w:tc>
-        <w:tc>
-          <w:tcPr/>
-          <w:p>
-            <w:pPr>
-              <w:pStyle w:val="Compact"/>
-            </w:pPr>
-            <w:r>
-              <w:t xml:space="preserve">yes</w:t>
+              <w:t xml:space="preserve">Read status</w:t>
+            </w:r>
+          </w:p>
+        </w:tc>
+      </w:tr>
+      <w:tr>
+        <w:tc>
+          <w:tcPr/>
+          <w:p>
+            <w:pPr>
+              <w:pStyle w:val="Compact"/>
+            </w:pPr>
+            <w:r>
+              <w:t xml:space="preserve">Expert calls read line by line</w:t>
+            </w:r>
+          </w:p>
+        </w:tc>
+        <w:tc>
+          <w:tcPr/>
+          <w:p>
+            <w:pPr>
+              <w:pStyle w:val="Compact"/>
+            </w:pPr>
+            <w:r>
+              <w:t xml:space="preserve">13</w:t>
+            </w:r>
+          </w:p>
+        </w:tc>
+        <w:tc>
+          <w:tcPr/>
+          <w:p>
+            <w:pPr>
+              <w:pStyle w:val="Compact"/>
+            </w:pPr>
+            <w:r>
+              <w:t xml:space="preserve">yes: every line read; notes kept in the ledger</w:t>
+            </w:r>
+          </w:p>
+        </w:tc>
+      </w:tr>
+      <w:tr>
+        <w:tc>
+          <w:tcPr/>
+          <w:p>
+            <w:pPr>
+              <w:pStyle w:val="Compact"/>
+            </w:pPr>
+            <w:r>
+              <w:t xml:space="preserve">Promoted from dup/noise after full read (CloudNC x2, AI Robotics)</w:t>
+            </w:r>
+          </w:p>
+        </w:tc>
+        <w:tc>
+          <w:tcPr/>
+          <w:p>
+            <w:pPr>
+              <w:pStyle w:val="Compact"/>
+            </w:pPr>
+            <w:r>
+              <w:t xml:space="preserve">3</w:t>
+            </w:r>
+          </w:p>
+        </w:tc>
+        <w:tc>
+          <w:tcPr/>
+          <w:p>
+            <w:pPr>
+              <w:pStyle w:val="Compact"/>
+            </w:pPr>
+            <w:r>
+              <w:t xml:space="preserve">yes; now cited</w:t>
+            </w:r>
+          </w:p>
+        </w:tc>
+      </w:tr>
+      <w:tr>
+        <w:tc>
+          <w:tcPr/>
+          <w:p>
+            <w:pPr>
+              <w:pStyle w:val="Compact"/>
+            </w:pPr>
+            <w:r>
+              <w:t xml:space="preserve">Other cited sources</w:t>
+            </w:r>
+          </w:p>
+        </w:tc>
+        <w:tc>
+          <w:tcPr/>
+          <w:p>
+            <w:pPr>
+              <w:pStyle w:val="Compact"/>
+            </w:pPr>
+            <w:r>
+              <w:t xml:space="preserve">207</w:t>
+            </w:r>
+          </w:p>
+        </w:tc>
+        <w:tc>
+          <w:tcPr/>
+          <w:p>
+            <w:pPr>
+              <w:pStyle w:val="Compact"/>
+            </w:pPr>
+            <w:r>
+              <w:t xml:space="preserve">partial: cited passages read in the body; long podcast transcripts read via summary plus keyword pass</w:t>
             </w:r>
           </w:p>
         </w:tc>
@@ -14107,134 +16077,101 @@
               <w:pStyle w:val="Compact"/>
             </w:pPr>
             <w:r>
-              <w:t xml:space="preserve">431</w:t>
-            </w:r>
-          </w:p>
-        </w:tc>
-        <w:tc>
-          <w:tcPr/>
-          <w:p>
-            <w:pPr>
-              <w:pStyle w:val="Compact"/>
-            </w:pPr>
-            <w:r>
-              <w:t xml:space="preserve">Summary for all; body passages for 13 expert calls (scanned for price, quality, risk), 14 filings, 131 items with no summary</w:t>
-            </w:r>
-          </w:p>
-        </w:tc>
-        <w:tc>
-          <w:tcPr/>
-          <w:p>
-            <w:pPr>
-              <w:pStyle w:val="Compact"/>
-            </w:pPr>
-            <w:r>
-              <w:t xml:space="preserve">material points folded in above</w:t>
-            </w:r>
-          </w:p>
-        </w:tc>
-      </w:tr>
-      <w:tr>
-        <w:tc>
-          <w:tcPr/>
-          <w:p>
-            <w:pPr>
-              <w:pStyle w:val="Compact"/>
-            </w:pPr>
-            <w:r>
-              <w:t xml:space="preserve">of which: no text captured (LinkedIn, TBPN)</w:t>
-            </w:r>
-          </w:p>
-        </w:tc>
-        <w:tc>
-          <w:tcPr/>
-          <w:p>
-            <w:pPr>
-              <w:pStyle w:val="Compact"/>
-            </w:pPr>
-            <w:r>
-              <w:t xml:space="preserve">9</w:t>
-            </w:r>
-          </w:p>
-        </w:tc>
-        <w:tc>
-          <w:tcPr/>
-          <w:p>
-            <w:pPr>
-              <w:pStyle w:val="Compact"/>
-            </w:pPr>
-            <w:r>
-              <w:t xml:space="preserve">not read; URL only</w:t>
-            </w:r>
-          </w:p>
-        </w:tc>
-        <w:tc>
-          <w:tcPr/>
-          <w:p>
-            <w:pPr>
-              <w:pStyle w:val="Compact"/>
-            </w:pPr>
-            <w:r>
-              <w:t xml:space="preserve">no</w:t>
-            </w:r>
-          </w:p>
-        </w:tc>
-      </w:tr>
-      <w:tr>
-        <w:tc>
-          <w:tcPr/>
-          <w:p>
-            <w:pPr>
-              <w:pStyle w:val="Compact"/>
-            </w:pPr>
-            <w:r>
-              <w:t xml:space="preserve">Federal-award stubs (Proto Labs, Xometry USAspending rows)</w:t>
-            </w:r>
-          </w:p>
-        </w:tc>
-        <w:tc>
-          <w:tcPr/>
-          <w:p>
-            <w:pPr>
-              <w:pStyle w:val="Compact"/>
-            </w:pPr>
-            <w:r>
-              <w:t xml:space="preserve">187</w:t>
-            </w:r>
-          </w:p>
-        </w:tc>
-        <w:tc>
-          <w:tcPr/>
-          <w:p>
-            <w:pPr>
-              <w:pStyle w:val="Compact"/>
-            </w:pPr>
-            <w:r>
-              <w:t xml:space="preserve">summary</w:t>
-            </w:r>
-          </w:p>
-        </w:tc>
-        <w:tc>
-          <w:tcPr/>
-          <w:p>
-            <w:pPr>
-              <w:pStyle w:val="Compact"/>
-            </w:pPr>
-            <w:r>
-              <w:t xml:space="preserve">no: aggregated in repeat-orders-evidence</w:t>
-            </w:r>
-          </w:p>
-        </w:tc>
-      </w:tr>
-      <w:tr>
-        <w:tc>
-          <w:tcPr/>
-          <w:p>
-            <w:pPr>
-              <w:pStyle w:val="Compact"/>
-            </w:pPr>
-            <w:r>
-              <w:t xml:space="preserve">Excluded companies (Lilly's list)</w:t>
+              <w:t xml:space="preserve">419</w:t>
+            </w:r>
+          </w:p>
+        </w:tc>
+        <w:tc>
+          <w:tcPr/>
+          <w:p>
+            <w:pPr>
+              <w:pStyle w:val="Compact"/>
+            </w:pPr>
+            <w:r>
+              <w:t xml:space="preserve">no: machine-read (keyword and number extraction on full body, plus summary). About 1.5M words, not read line by line</w:t>
+            </w:r>
+          </w:p>
+        </w:tc>
+      </w:tr>
+      <w:tr>
+        <w:tc>
+          <w:tcPr/>
+          <w:p>
+            <w:pPr>
+              <w:pStyle w:val="Compact"/>
+            </w:pPr>
+            <w:r>
+              <w:t xml:space="preserve">Form D and federal-award stubs</w:t>
+            </w:r>
+          </w:p>
+        </w:tc>
+        <w:tc>
+          <w:tcPr/>
+          <w:p>
+            <w:pPr>
+              <w:pStyle w:val="Compact"/>
+            </w:pPr>
+            <w:r>
+              <w:t xml:space="preserve">256</w:t>
+            </w:r>
+          </w:p>
+        </w:tc>
+        <w:tc>
+          <w:tcPr/>
+          <w:p>
+            <w:pPr>
+              <w:pStyle w:val="Compact"/>
+            </w:pPr>
+            <w:r>
+              <w:t xml:space="preserve">data row checked: 237 match a company in raising-now or repeat-orders; 19 are history rows for excluded or non-target companies</w:t>
+            </w:r>
+          </w:p>
+        </w:tc>
+      </w:tr>
+      <w:tr>
+        <w:tc>
+          <w:tcPr/>
+          <w:p>
+            <w:pPr>
+              <w:pStyle w:val="Compact"/>
+            </w:pPr>
+            <w:r>
+              <w:t xml:space="preserve">Noise / off-thesis / duplicates</w:t>
+            </w:r>
+          </w:p>
+        </w:tc>
+        <w:tc>
+          <w:tcPr/>
+          <w:p>
+            <w:pPr>
+              <w:pStyle w:val="Compact"/>
+            </w:pPr>
+            <w:r>
+              <w:t xml:space="preserve">343 / 115 / 71</w:t>
+            </w:r>
+          </w:p>
+        </w:tc>
+        <w:tc>
+          <w:tcPr/>
+          <w:p>
+            <w:pPr>
+              <w:pStyle w:val="Compact"/>
+            </w:pPr>
+            <w:r>
+              <w:t xml:space="preserve">no: full body keyword-scanned to confirm the category; 66 high-keyword items hand-checked, 4 promoted (1 to adjacent)</w:t>
+            </w:r>
+          </w:p>
+        </w:tc>
+      </w:tr>
+      <w:tr>
+        <w:tc>
+          <w:tcPr/>
+          <w:p>
+            <w:pPr>
+              <w:pStyle w:val="Compact"/>
+            </w:pPr>
+            <w:r>
+              <w:t xml:space="preserve">Of the rows above, no body text captured (LinkedIn, TBPN stubs, empty pages)</w:t>
             </w:r>
           </w:p>
         </w:tc>
@@ -14256,202 +16193,7 @@
               <w:pStyle w:val="Compact"/>
             </w:pPr>
             <w:r>
-              <w:t xml:space="preserve">title only</w:t>
-            </w:r>
-          </w:p>
-        </w:tc>
-        <w:tc>
-          <w:tcPr/>
-          <w:p>
-            <w:pPr>
-              <w:pStyle w:val="Compact"/>
-            </w:pPr>
-            <w:r>
-              <w:t xml:space="preserve">no, except Bright Machines as failure</w:t>
-            </w:r>
-          </w:p>
-        </w:tc>
-      </w:tr>
-      <w:tr>
-        <w:tc>
-          <w:tcPr/>
-          <w:p>
-            <w:pPr>
-              <w:pStyle w:val="Compact"/>
-            </w:pPr>
-            <w:r>
-              <w:t xml:space="preserve">Name-collision noise (e.g. "tar", "figure", "tulip", "deterrence", "rangeview" sweeps returning sports, crypto, obituaries)</w:t>
-            </w:r>
-          </w:p>
-        </w:tc>
-        <w:tc>
-          <w:tcPr/>
-          <w:p>
-            <w:pPr>
-              <w:pStyle w:val="Compact"/>
-            </w:pPr>
-            <w:r>
-              <w:t xml:space="preserve">344</w:t>
-            </w:r>
-          </w:p>
-        </w:tc>
-        <w:tc>
-          <w:tcPr/>
-          <w:p>
-            <w:pPr>
-              <w:pStyle w:val="Compact"/>
-            </w:pPr>
-            <w:r>
-              <w:t xml:space="preserve">title</w:t>
-            </w:r>
-          </w:p>
-        </w:tc>
-        <w:tc>
-          <w:tcPr/>
-          <w:p>
-            <w:pPr>
-              <w:pStyle w:val="Compact"/>
-            </w:pPr>
-            <w:r>
-              <w:t xml:space="preserve">no: off-thesis</w:t>
-            </w:r>
-          </w:p>
-        </w:tc>
-      </w:tr>
-      <w:tr>
-        <w:tc>
-          <w:tcPr/>
-          <w:p>
-            <w:pPr>
-              <w:pStyle w:val="Compact"/>
-            </w:pPr>
-            <w:r>
-              <w:t xml:space="preserve">Syndicated duplicates (Arda launch, L3Harris-Divergent, Mind/Doug Field, SendCutSend PA, Hadrian-Lockheed)</w:t>
-            </w:r>
-          </w:p>
-        </w:tc>
-        <w:tc>
-          <w:tcPr/>
-          <w:p>
-            <w:pPr>
-              <w:pStyle w:val="Compact"/>
-            </w:pPr>
-            <w:r>
-              <w:t xml:space="preserve">74</w:t>
-            </w:r>
-          </w:p>
-        </w:tc>
-        <w:tc>
-          <w:tcPr/>
-          <w:p>
-            <w:pPr>
-              <w:pStyle w:val="Compact"/>
-            </w:pPr>
-            <w:r>
-              <w:t xml:space="preserve">title, one copy read</w:t>
-            </w:r>
-          </w:p>
-        </w:tc>
-        <w:tc>
-          <w:tcPr/>
-          <w:p>
-            <w:pPr>
-              <w:pStyle w:val="Compact"/>
-            </w:pPr>
-            <w:r>
-              <w:t xml:space="preserve">no</w:t>
-            </w:r>
-          </w:p>
-        </w:tc>
-      </w:tr>
-      <w:tr>
-        <w:tc>
-          <w:tcPr/>
-          <w:p>
-            <w:pPr>
-              <w:pStyle w:val="Compact"/>
-            </w:pPr>
-            <w:r>
-              <w:t xml:space="preserve">Adjacent, not producers (biotech AI, Saronic, Hermeus, Boston Dynamics, safety vision, energy)</w:t>
-            </w:r>
-          </w:p>
-        </w:tc>
-        <w:tc>
-          <w:tcPr/>
-          <w:p>
-            <w:pPr>
-              <w:pStyle w:val="Compact"/>
-            </w:pPr>
-            <w:r>
-              <w:t xml:space="preserve">115</w:t>
-            </w:r>
-          </w:p>
-        </w:tc>
-        <w:tc>
-          <w:tcPr/>
-          <w:p>
-            <w:pPr>
-              <w:pStyle w:val="Compact"/>
-            </w:pPr>
-            <w:r>
-              <w:t xml:space="preserve">title and summary</w:t>
-            </w:r>
-          </w:p>
-        </w:tc>
-        <w:tc>
-          <w:tcPr/>
-          <w:p>
-            <w:pPr>
-              <w:pStyle w:val="Compact"/>
-            </w:pPr>
-            <w:r>
-              <w:t xml:space="preserve">no</w:t>
-            </w:r>
-          </w:p>
-        </w:tc>
-      </w:tr>
-      <w:tr>
-        <w:tc>
-          <w:tcPr/>
-          <w:p>
-            <w:pPr>
-              <w:pStyle w:val="Compact"/>
-            </w:pPr>
-            <w:r>
-              <w:t xml:space="preserve">Form D filings for SPVs and repeat entries</w:t>
-            </w:r>
-          </w:p>
-        </w:tc>
-        <w:tc>
-          <w:tcPr/>
-          <w:p>
-            <w:pPr>
-              <w:pStyle w:val="Compact"/>
-            </w:pPr>
-            <w:r>
-              <w:t xml:space="preserve">58</w:t>
-            </w:r>
-          </w:p>
-        </w:tc>
-        <w:tc>
-          <w:tcPr/>
-          <w:p>
-            <w:pPr>
-              <w:pStyle w:val="Compact"/>
-            </w:pPr>
-            <w:r>
-              <w:t xml:space="preserve">data row</w:t>
-            </w:r>
-          </w:p>
-        </w:tc>
-        <w:tc>
-          <w:tcPr/>
-          <w:p>
-            <w:pPr>
-              <w:pStyle w:val="Compact"/>
-            </w:pPr>
-            <w:r>
-              <w:t xml:space="preserve">no</w:t>
+              <w:t xml:space="preserve">no: nothing to read beyond the stub</w:t>
             </w:r>
           </w:p>
         </w:tc>
@@ -14462,11 +16204,11 @@
         <w:pStyle w:val="BodyText"/>
       </w:pPr>
       <w:r>
-        <w:t xml:space="preserve">Honest limits: the 13 newly used expert calls (on Hadrian, Isembard, CuspAI) were read by targeted passages, not line by line. 75 podcasts were read as summaries only. The repo sweep pulled in ~344 noise records; recommend deleting or retagging them.</w:t>
-      </w:r>
-    </w:p>
-    <w:bookmarkEnd w:id="57"/>
-    <w:bookmarkEnd w:id="58"/>
+        <w:t xml:space="preserve">Honest limits: about 2.2M on-thesis words exist; only the 13 expert calls (about 83K words) were read line by line. Not read line by line: 15 other on-thesis expert calls (12 cited, 3 uncited; passages and summaries used) and all 99 on-thesis podcasts (27 cited). 20 off-thesis or noise expert calls were checked for category only.</w:t>
+      </w:r>
+    </w:p>
+    <w:bookmarkEnd w:id="59"/>
+    <w:bookmarkEnd w:id="60"/>
     <w:sectPr>
       <w:footnotePr>
         <w:numRestart w:val="eachSect"/>
@@ -14772,7 +16514,34 @@
     <w:abstractNumId w:val="991"/>
   </w:num>
   <w:num w:numId="1002">
-    <w:abstractNumId w:val="991"/>
+    <w:abstractNumId w:val="99411"/>
+    <w:lvlOverride w:ilvl="0">
+      <w:startOverride w:val="1"/>
+    </w:lvlOverride>
+    <w:lvlOverride w:ilvl="1">
+      <w:startOverride w:val="1"/>
+    </w:lvlOverride>
+    <w:lvlOverride w:ilvl="2">
+      <w:startOverride w:val="1"/>
+    </w:lvlOverride>
+    <w:lvlOverride w:ilvl="3">
+      <w:startOverride w:val="1"/>
+    </w:lvlOverride>
+    <w:lvlOverride w:ilvl="4">
+      <w:startOverride w:val="1"/>
+    </w:lvlOverride>
+    <w:lvlOverride w:ilvl="5">
+      <w:startOverride w:val="1"/>
+    </w:lvlOverride>
+    <w:lvlOverride w:ilvl="6">
+      <w:startOverride w:val="1"/>
+    </w:lvlOverride>
+    <w:lvlOverride w:ilvl="7">
+      <w:startOverride w:val="1"/>
+    </w:lvlOverride>
+    <w:lvlOverride w:ilvl="8">
+      <w:startOverride w:val="1"/>
+    </w:lvlOverride>
   </w:num>
   <w:num w:numId="1003">
     <w:abstractNumId w:val="991"/>
@@ -14865,6 +16634,12 @@
     <w:abstractNumId w:val="991"/>
   </w:num>
   <w:num w:numId="1033">
+    <w:abstractNumId w:val="991"/>
+  </w:num>
+  <w:num w:numId="1034">
+    <w:abstractNumId w:val="991"/>
+  </w:num>
+  <w:num w:numId="1035">
     <w:abstractNumId w:val="99411"/>
     <w:lvlOverride w:ilvl="0">
       <w:startOverride w:val="1"/>
@@ -14894,7 +16669,7 @@
       <w:startOverride w:val="1"/>
     </w:lvlOverride>
   </w:num>
-  <w:num w:numId="1034">
+  <w:num w:numId="1036">
     <w:abstractNumId w:val="99411"/>
     <w:lvlOverride w:ilvl="0">
       <w:startOverride w:val="1"/>
@@ -14924,16 +16699,16 @@
       <w:startOverride w:val="1"/>
     </w:lvlOverride>
   </w:num>
-  <w:num w:numId="1035">
-    <w:abstractNumId w:val="991"/>
-  </w:num>
-  <w:num w:numId="1036">
-    <w:abstractNumId w:val="991"/>
-  </w:num>
   <w:num w:numId="1037">
     <w:abstractNumId w:val="991"/>
   </w:num>
   <w:num w:numId="1038">
+    <w:abstractNumId w:val="991"/>
+  </w:num>
+  <w:num w:numId="1039">
+    <w:abstractNumId w:val="991"/>
+  </w:num>
+  <w:num w:numId="1040">
     <w:abstractNumId w:val="99411"/>
     <w:lvlOverride w:ilvl="0">
       <w:startOverride w:val="1"/>

--- a/themes/ai-native-industrial-production/insights/exports/ANIP-primer-2026-10-25.docx
+++ b/themes/ai-native-industrial-production/insights/exports/ANIP-primer-2026-10-25.docx
@@ -176,7 +176,6 @@
     </w:p>
     <w:p>
       <w:pPr>
-        <w:pStyle w:val="Compact"/>
         <w:numPr>
           <w:ilvl w:val="0"/>
           <w:numId w:val="1002"/>
@@ -193,12 +192,11 @@
         <w:t xml:space="preserve"> </w:t>
       </w:r>
       <w:r>
-        <w:t xml:space="preserve">Only Raytheon reports Hadrian cheaper [src-20250708-2aa3ad]. Three Boeing voices say parity or more: "we have actually paid probably more" (Boeing Defense head of product) [src-20260818-9b2d5c]; Hadrian priced at "PCC or slightly more" (Boeing strategy/M&amp;A lead) [src-20250712-e5e110]. A Northrop GM: "Cost is secondary. Cost is driven usually by schedule" [src-20250707-3b7a46]. The premium buyers pay is for speed.</w:t>
-      </w:r>
-    </w:p>
-    <w:p>
-      <w:pPr>
-        <w:pStyle w:val="Compact"/>
+        <w:t xml:space="preserve">The only "cheaper" report (Raytheon, about 50% lower) came from RFQ quotes before any part was delivered, on a relationship brokered by RTX Ventures, a Hadrian investor [src-20250708-2aa3ad]. A Boeing customer says Xometry is cheapest and a 20-25% price gap means re-sourcing [src-20260802-ef6506]. Three Boeing voices say parity or more: "we have actually paid probably more" (Boeing Defense head of product) [src-20260818-9b2d5c]; Hadrian priced at "PCC or slightly more" (Boeing strategy/M&amp;A lead) [src-20250712-e5e110]. A Northrop GM: "Cost is secondary. Cost is driven usually by schedule" [src-20250707-3b7a46]. The premium buyers pay is for speed.</w:t>
+      </w:r>
+    </w:p>
+    <w:p>
+      <w:pPr>
         <w:numPr>
           <w:ilvl w:val="0"/>
           <w:numId w:val="1002"/>
@@ -220,7 +218,6 @@
     </w:p>
     <w:p>
       <w:pPr>
-        <w:pStyle w:val="Compact"/>
         <w:numPr>
           <w:ilvl w:val="0"/>
           <w:numId w:val="1002"/>
@@ -242,7 +239,6 @@
     </w:p>
     <w:p>
       <w:pPr>
-        <w:pStyle w:val="Compact"/>
         <w:numPr>
           <w:ilvl w:val="0"/>
           <w:numId w:val="1002"/>
@@ -264,7 +260,6 @@
     </w:p>
     <w:p>
       <w:pPr>
-        <w:pStyle w:val="Compact"/>
         <w:numPr>
           <w:ilvl w:val="0"/>
           <w:numId w:val="1002"/>
@@ -282,6 +277,48 @@
       </w:r>
       <w:r>
         <w:t xml:space="preserve">A former Moderna director says buyer budgets have not grown "crazily" in 5-6 years and that the gain is a "step one productivity boost" [src-20260909-af3e60] (low). An Albert Invent director says chemical majors reject royalty models ("The short answer is no") [src-20260913-3ad55e].</w:t>
+      </w:r>
+    </w:p>
+    <w:p>
+      <w:pPr>
+        <w:numPr>
+          <w:ilvl w:val="0"/>
+          <w:numId w:val="1002"/>
+        </w:numPr>
+      </w:pPr>
+      <w:r>
+        <w:rPr>
+          <w:b/>
+          <w:bCs/>
+        </w:rPr>
+        <w:t xml:space="preserve">OTA work hides the quality gap.</w:t>
+      </w:r>
+      <w:r>
+        <w:t xml:space="preserve"> </w:t>
+      </w:r>
+      <w:r>
+        <w:t xml:space="preserve">OTA contracts waive many mil-spec quality requirements; when programs move to standard production contracts, "there's a gap" in statistical lot inspection that Hadrian "is still maturing" on. At thousands of parts its cost curve "asymptotes at a higher level" than traditional shops, and schedule is "near equal" once full inspection is counted (Boeing executive director, customer spending "low single millions" a year, "a fraction of a percent" of outside spend) [src-20260908-ed94f0]. He thinks "low tens of millions" could replicate Hadrian; a Northrop customer engineer thinks it is hard to copy [src-20260802-36d46c].</w:t>
+      </w:r>
+    </w:p>
+    <w:p>
+      <w:pPr>
+        <w:numPr>
+          <w:ilvl w:val="0"/>
+          <w:numId w:val="1002"/>
+        </w:numPr>
+      </w:pPr>
+      <w:r>
+        <w:rPr>
+          <w:b/>
+          <w:bCs/>
+        </w:rPr>
+        <w:t xml:space="preserve">The only learning-over-time number.</w:t>
+      </w:r>
+      <w:r>
+        <w:t xml:space="preserve"> </w:t>
+      </w:r>
+      <w:r>
+        <w:t xml:space="preserve">Hadrian's first programming head: "within a couple of years, we saw a 50% cut" in order-to-first-article time; 70% 24-hour utilization is "very, very realistic"; pricing targets about 30% contribution margin; Opus "is replicable" and the moat is "financial power" plus a five-year head start [src-20261004-9b47f5].</w:t>
       </w:r>
     </w:p>
     <w:p>
@@ -6513,7 +6550,7 @@
               <w:pStyle w:val="Compact"/>
             </w:pPr>
             <w:r>
-              <w:t xml:space="preserve">30-40 day training [src-20260926-70087f]; 25-75% cycle-time cuts per ex-employee [src-20261004-9b47f5]</w:t>
+              <w:t xml:space="preserve">30-40 day training [src-20260926-70087f]; 25-75% cycle-time cuts at a studied shop; 50% cut in order-to-first-article within about two years [src-20261004-9b47f5]</w:t>
             </w:r>
           </w:p>
         </w:tc>
@@ -8795,7 +8832,7 @@
               <w:pStyle w:val="Compact"/>
             </w:pPr>
             <w:r>
-              <w:t xml:space="preserve">Hadrian ~50% lower</w:t>
+              <w:t xml:space="preserve">Hadrian ~50% lower on RFQ quotes; no parts received yet; introduced via RTX Ventures</w:t>
             </w:r>
           </w:p>
         </w:tc>
@@ -8817,7 +8854,7 @@
               <w:pStyle w:val="Compact"/>
             </w:pPr>
             <w:r>
-              <w:t xml:space="preserve">Suppliers at 80-90% utilization</w:t>
+              <w:t xml:space="preserve">Sweet spot $300-700 parts, no castings; suppliers at 80-90% utilization</w:t>
             </w:r>
           </w:p>
         </w:tc>
@@ -15972,18 +16009,18 @@
               <w:pStyle w:val="Compact"/>
             </w:pPr>
             <w:r>
-              <w:t xml:space="preserve">13</w:t>
-            </w:r>
-          </w:p>
-        </w:tc>
-        <w:tc>
-          <w:tcPr/>
-          <w:p>
-            <w:pPr>
-              <w:pStyle w:val="Compact"/>
-            </w:pPr>
-            <w:r>
-              <w:t xml:space="preserve">yes: every line read; notes kept in the ledger</w:t>
+              <w:t xml:space="preserve">18</w:t>
+            </w:r>
+          </w:p>
+        </w:tc>
+        <w:tc>
+          <w:tcPr/>
+          <w:p>
+            <w:pPr>
+              <w:pStyle w:val="Compact"/>
+            </w:pPr>
+            <w:r>
+              <w:t xml:space="preserve">yes: every line read (about 111K words); notes in the ledger</w:t>
             </w:r>
           </w:p>
         </w:tc>
@@ -16042,7 +16079,7 @@
               <w:pStyle w:val="Compact"/>
             </w:pPr>
             <w:r>
-              <w:t xml:space="preserve">207</w:t>
+              <w:t xml:space="preserve">202</w:t>
             </w:r>
           </w:p>
         </w:tc>
@@ -16204,7 +16241,7 @@
         <w:pStyle w:val="BodyText"/>
       </w:pPr>
       <w:r>
-        <w:t xml:space="preserve">Honest limits: about 2.2M on-thesis words exist; only the 13 expert calls (about 83K words) were read line by line. Not read line by line: 15 other on-thesis expert calls (12 cited, 3 uncited; passages and summaries used) and all 99 on-thesis podcasts (27 cited). 20 off-thesis or noise expert calls were checked for category only.</w:t>
+        <w:t xml:space="preserve">Honest limits: about 2.2M on-thesis words exist; about 113K (5%) were read line by line: 18 expert calls plus the 3 promoted items. Not read line by line: 10 other on-thesis expert calls (7 cited, 3 uncited; passages and summaries used) and all 99 on-thesis podcasts (27 cited). 20 off-thesis or noise expert calls were checked for category only.</w:t>
       </w:r>
     </w:p>
     <w:bookmarkEnd w:id="59"/>

--- a/themes/ai-native-industrial-production/insights/exports/ANIP-primer-2026-10-25.docx
+++ b/themes/ai-native-industrial-production/insights/exports/ANIP-primer-2026-10-25.docx
@@ -298,6 +298,27 @@
       </w:r>
       <w:r>
         <w:t xml:space="preserve">OTA contracts waive many mil-spec quality requirements; when programs move to standard production contracts, "there's a gap" in statistical lot inspection that Hadrian "is still maturing" on. At thousands of parts its cost curve "asymptotes at a higher level" than traditional shops, and schedule is "near equal" once full inspection is counted (Boeing executive director, customer spending "low single millions" a year, "a fraction of a percent" of outside spend) [src-20260908-ed94f0]. He thinks "low tens of millions" could replicate Hadrian; a Northrop customer engineer thinks it is hard to copy [src-20260802-36d46c].</w:t>
+      </w:r>
+    </w:p>
+    <w:p>
+      <w:pPr>
+        <w:numPr>
+          <w:ilvl w:val="0"/>
+          <w:numId w:val="1002"/>
+        </w:numPr>
+      </w:pPr>
+      <w:r>
+        <w:rPr>
+          <w:b/>
+          <w:bCs/>
+        </w:rPr>
+        <w:t xml:space="preserve">Distributed networks win on urgency, not cost.</w:t>
+      </w:r>
+      <w:r>
+        <w:t xml:space="preserve"> </w:t>
+      </w:r>
+      <w:r>
+        <w:t xml:space="preserve">An Isembard customer paid $2,300-3,000 for 4-5 simple parts in 2-3 days that would cost about GBP150-200 in China, and sends larger batches to Chinese shops [src-20260621-f96bbd]. An Airbus Defence supply-chain head sees such networks limited to prototypes and non-critical parts while primes consolidate to fewer tier-1s [src-20251106-dfddcb].</w:t>
       </w:r>
     </w:p>
     <w:p>
@@ -16009,18 +16030,18 @@
               <w:pStyle w:val="Compact"/>
             </w:pPr>
             <w:r>
-              <w:t xml:space="preserve">18</w:t>
-            </w:r>
-          </w:p>
-        </w:tc>
-        <w:tc>
-          <w:tcPr/>
-          <w:p>
-            <w:pPr>
-              <w:pStyle w:val="Compact"/>
-            </w:pPr>
-            <w:r>
-              <w:t xml:space="preserve">yes: every line read (about 111K words); notes in the ledger</w:t>
+              <w:t xml:space="preserve">20</w:t>
+            </w:r>
+          </w:p>
+        </w:tc>
+        <w:tc>
+          <w:tcPr/>
+          <w:p>
+            <w:pPr>
+              <w:pStyle w:val="Compact"/>
+            </w:pPr>
+            <w:r>
+              <w:t xml:space="preserve">yes: every line read (about 118K words); notes in the ledger</w:t>
             </w:r>
           </w:p>
         </w:tc>
@@ -16241,7 +16262,7 @@
         <w:pStyle w:val="BodyText"/>
       </w:pPr>
       <w:r>
-        <w:t xml:space="preserve">Honest limits: about 2.2M on-thesis words exist; about 113K (5%) were read line by line: 18 expert calls plus the 3 promoted items. Not read line by line: 10 other on-thesis expert calls (7 cited, 3 uncited; passages and summaries used) and all 99 on-thesis podcasts (27 cited). 20 off-thesis or noise expert calls were checked for category only.</w:t>
+        <w:t xml:space="preserve">Honest limits: about 2.2M on-thesis words exist; about 120K (5%) were read line by line: 20 expert calls plus the 3 promoted items. Not read line by line: 8 other on-thesis expert calls (5 cited, 3 uncited; passages and summaries used) and all 99 on-thesis podcasts (27 cited). 20 off-thesis or noise expert calls were checked for category only.</w:t>
       </w:r>
     </w:p>
     <w:bookmarkEnd w:id="59"/>
